--- a/app/multi_process/multi_process.docx
+++ b/app/multi_process/multi_process.docx
@@ -204,7 +204,7 @@
         <w:adjustRightInd w:val="0"/>
         <w:jc w:val="left"/>
         <w:rPr>
-          <w:rFonts w:asciiTheme="minorEastAsia" w:hAnsiTheme="minorEastAsia" w:cs="Georgia" w:hint="eastAsia"/>
+          <w:rFonts w:asciiTheme="minorEastAsia" w:hAnsiTheme="minorEastAsia" w:cs="Georgia"/>
           <w:color w:val="000000"/>
           <w:kern w:val="0"/>
           <w:sz w:val="24"/>
@@ -439,7 +439,7 @@
         <w:adjustRightInd w:val="0"/>
         <w:jc w:val="left"/>
         <w:rPr>
-          <w:rFonts w:asciiTheme="minorEastAsia" w:hAnsiTheme="minorEastAsia" w:cs="Georgia" w:hint="eastAsia"/>
+          <w:rFonts w:asciiTheme="minorEastAsia" w:hAnsiTheme="minorEastAsia" w:cs="Georgia"/>
           <w:color w:val="000000"/>
           <w:kern w:val="0"/>
           <w:sz w:val="24"/>
@@ -837,7 +837,7 @@
         <w:adjustRightInd w:val="0"/>
         <w:jc w:val="left"/>
         <w:rPr>
-          <w:rFonts w:asciiTheme="minorEastAsia" w:hAnsiTheme="minorEastAsia" w:cs="Georgia" w:hint="eastAsia"/>
+          <w:rFonts w:asciiTheme="minorEastAsia" w:hAnsiTheme="minorEastAsia" w:cs="Georgia"/>
           <w:color w:val="000000"/>
           <w:kern w:val="0"/>
           <w:sz w:val="24"/>
@@ -864,7 +864,6 @@
         <w:rPr>
           <w:color w:val="A14DA4"/>
         </w:rPr>
-        <w:lastRenderedPageBreak/>
         <w:t>2</w:t>
       </w:r>
       <w:r>
@@ -886,9 +885,6 @@
     <w:p>
       <w:pPr>
         <w:pStyle w:val="3"/>
-        <w:rPr>
-          <w:rFonts w:hint="eastAsia"/>
-        </w:rPr>
       </w:pPr>
       <w:r>
         <w:t>2.1</w:t>
@@ -922,11 +918,6 @@
       </w:r>
     </w:p>
     <w:p>
-      <w:pPr>
-        <w:rPr>
-          <w:rFonts w:hint="eastAsia"/>
-        </w:rPr>
-      </w:pPr>
       <w:r>
         <w:t>W</w:t>
       </w:r>
@@ -1154,6 +1145,7 @@
         <w:rPr>
           <w:rFonts w:hint="eastAsia"/>
         </w:rPr>
+        <w:lastRenderedPageBreak/>
         <w:t>2</w:t>
       </w:r>
       <w:r>
@@ -1226,7 +1218,6 @@
     </w:p>
     <w:p>
       <w:r>
-        <w:lastRenderedPageBreak/>
         <w:t>v</w:t>
       </w:r>
       <w:r>
@@ -1509,13 +1500,7 @@
     </w:p>
     <w:p/>
     <w:p/>
-    <w:p>
-      <w:pPr>
-        <w:rPr>
-          <w:rFonts w:hint="eastAsia"/>
-        </w:rPr>
-      </w:pPr>
-    </w:p>
+    <w:p/>
     <w:p>
       <w:pPr>
         <w:pStyle w:val="3"/>
@@ -1562,13 +1547,7 @@
         <w:t>程序的入口，也不是出口；</w:t>
       </w:r>
     </w:p>
-    <w:p>
-      <w:pPr>
-        <w:rPr>
-          <w:rFonts w:hint="eastAsia"/>
-        </w:rPr>
-      </w:pPr>
-    </w:p>
+    <w:p/>
     <w:p>
       <w:r>
         <w:t>m</w:t>
@@ -1592,19 +1571,8 @@
         <w:t>之前，执行了动态库的构造函数；</w:t>
       </w:r>
     </w:p>
-    <w:p>
-      <w:pPr>
-        <w:rPr>
-          <w:rFonts w:hint="eastAsia"/>
-        </w:rPr>
-      </w:pPr>
-    </w:p>
-    <w:p>
-      <w:pPr>
-        <w:rPr>
-          <w:rFonts w:hint="eastAsia"/>
-        </w:rPr>
-      </w:pPr>
+    <w:p/>
+    <w:p>
       <w:r>
         <w:t>main</w:t>
       </w:r>
@@ -1629,40 +1597,246 @@
         <w:rPr>
           <w:rFonts w:hint="eastAsia"/>
         </w:rPr>
+        <w:t>执行动态库</w:t>
+      </w:r>
+      <w:r>
+        <w:t>的析构函数</w:t>
+      </w:r>
+    </w:p>
+    <w:p>
+      <w:r>
+        <w:t>flush stdio</w:t>
+      </w:r>
+    </w:p>
+    <w:p>
+      <w:r>
+        <w:rPr>
+          <w:rFonts w:hint="eastAsia"/>
+        </w:rPr>
+        <w:t>atexit()</w:t>
+      </w:r>
+      <w:r>
+        <w:rPr>
+          <w:rFonts w:hint="eastAsia"/>
+        </w:rPr>
+        <w:t>注册</w:t>
+      </w:r>
+      <w:r>
+        <w:t>的钩子函数</w:t>
+      </w:r>
+      <w:r>
+        <w:rPr>
+          <w:rFonts w:hint="eastAsia"/>
+        </w:rPr>
+        <w:t>，</w:t>
+      </w:r>
+      <w:r>
+        <w:t>后注册的钩子函数先执行；</w:t>
+      </w:r>
+    </w:p>
+    <w:p/>
+    <w:p>
+      <w:r>
+        <w:t>__attribute__ ((constructor))</w:t>
+      </w:r>
+    </w:p>
+    <w:p>
+      <w:r>
+        <w:t>Xxx()</w:t>
+      </w:r>
+    </w:p>
+    <w:p>
+      <w:r>
+        <w:t>{</w:t>
+      </w:r>
+    </w:p>
+    <w:p>
+      <w:r>
+        <w:tab/>
+        <w:t>…</w:t>
+      </w:r>
+    </w:p>
+    <w:p>
+      <w:r>
+        <w:t>}</w:t>
+      </w:r>
+    </w:p>
+    <w:p>
+      <w:r>
+        <w:t>__attribute__ ((destructor))</w:t>
+      </w:r>
+    </w:p>
+    <w:p>
+      <w:r>
+        <w:t>Xxx()</w:t>
+      </w:r>
+    </w:p>
+    <w:p>
+      <w:r>
+        <w:t>{</w:t>
+      </w:r>
+    </w:p>
+    <w:p>
+      <w:r>
+        <w:tab/>
+        <w:t>…</w:t>
+      </w:r>
+    </w:p>
+    <w:p>
+      <w:r>
+        <w:t>}</w:t>
+      </w:r>
+    </w:p>
+    <w:p/>
+    <w:p>
+      <w:r>
+        <w:t>m</w:t>
+      </w:r>
+      <w:r>
+        <w:rPr>
+          <w:rFonts w:hint="eastAsia"/>
+        </w:rPr>
+        <w:t>ain</w:t>
+      </w:r>
+      <w:r>
+        <w:t>函数</w:t>
+      </w:r>
+      <w:r>
+        <w:rPr>
+          <w:rFonts w:hint="eastAsia"/>
+        </w:rPr>
+        <w:t>正常</w:t>
+      </w:r>
+      <w:r>
+        <w:t>退出方式有：</w:t>
+      </w:r>
+    </w:p>
+    <w:p>
+      <w:r>
+        <w:rPr>
+          <w:rFonts w:hint="eastAsia"/>
+        </w:rPr>
+        <w:t>(</w:t>
+      </w:r>
+      <w:r>
+        <w:t>1</w:t>
+      </w:r>
+      <w:r>
+        <w:rPr>
+          <w:rFonts w:hint="eastAsia"/>
+        </w:rPr>
+        <w:t>)</w:t>
+      </w:r>
+      <w:r>
+        <w:rPr>
+          <w:rFonts w:hint="eastAsia"/>
+        </w:rPr>
+        <w:t>正常</w:t>
+      </w:r>
+      <w:r>
+        <w:t>/</w:t>
+      </w:r>
+      <w:r>
+        <w:t>默认退出</w:t>
+      </w:r>
+      <w:r>
+        <w:rPr>
+          <w:rFonts w:hint="eastAsia"/>
+        </w:rPr>
+        <w:t xml:space="preserve">return 0;  </w:t>
+      </w:r>
+      <w:r>
+        <w:rPr>
+          <w:rFonts w:hint="eastAsia"/>
+        </w:rPr>
+        <w:t>会调用</w:t>
+      </w:r>
+      <w:r>
+        <w:t>库函数</w:t>
+      </w:r>
+      <w:r>
+        <w:rPr>
+          <w:rFonts w:hint="eastAsia"/>
+        </w:rPr>
+        <w:t>exit()</w:t>
+      </w:r>
+    </w:p>
+    <w:p>
+      <w:r>
+        <w:rPr>
+          <w:rFonts w:hint="eastAsia"/>
+        </w:rPr>
+        <w:t>(</w:t>
+      </w:r>
+      <w:r>
+        <w:t>2</w:t>
+      </w:r>
+      <w:r>
+        <w:rPr>
+          <w:rFonts w:hint="eastAsia"/>
+        </w:rPr>
+        <w:t>)</w:t>
+      </w:r>
+      <w:r>
+        <w:rPr>
+          <w:rFonts w:hint="eastAsia"/>
+        </w:rPr>
+        <w:t>调用库函数</w:t>
+      </w:r>
+      <w:r>
+        <w:rPr>
+          <w:rFonts w:hint="eastAsia"/>
+        </w:rPr>
+        <w:t>exit()</w:t>
+      </w:r>
+      <w:r>
+        <w:rPr>
+          <w:rFonts w:hint="eastAsia"/>
+        </w:rPr>
+        <w:t>退出；</w:t>
+      </w:r>
+    </w:p>
+    <w:p/>
+    <w:p>
+      <w:r>
+        <w:rPr>
+          <w:rFonts w:hint="eastAsia"/>
+        </w:rPr>
+        <w:t>库</w:t>
+      </w:r>
+      <w:r>
+        <w:t>函数</w:t>
+      </w:r>
+      <w:r>
+        <w:t>e</w:t>
+      </w:r>
+      <w:r>
+        <w:t>xit()</w:t>
+      </w:r>
+      <w:r>
+        <w:rPr>
+          <w:rFonts w:hint="eastAsia"/>
+        </w:rPr>
+        <w:t>会</w:t>
+      </w:r>
+      <w:r>
+        <w:rPr>
+          <w:rFonts w:hint="eastAsia"/>
+        </w:rPr>
         <w:t>执行</w:t>
       </w:r>
       <w:r>
         <w:rPr>
           <w:rFonts w:hint="eastAsia"/>
         </w:rPr>
-        <w:t>动态库</w:t>
-      </w:r>
-      <w:r>
-        <w:t>的析构函数</w:t>
-      </w:r>
-    </w:p>
-    <w:p>
-      <w:pPr>
-        <w:rPr>
-          <w:rFonts w:hint="eastAsia"/>
-        </w:rPr>
-      </w:pPr>
-      <w:r>
-        <w:t xml:space="preserve">flush </w:t>
-      </w:r>
-      <w:r>
-        <w:t>std</w:t>
-      </w:r>
-      <w:r>
-        <w:t>io</w:t>
-      </w:r>
-    </w:p>
-    <w:p>
-      <w:pPr>
-        <w:rPr>
-          <w:rFonts w:hint="eastAsia"/>
-        </w:rPr>
-      </w:pPr>
+        <w:t>flush</w:t>
+      </w:r>
+      <w:r>
+        <w:t xml:space="preserve"> io</w:t>
+      </w:r>
+      <w:r>
+        <w:t>调用</w:t>
+      </w:r>
       <w:r>
         <w:rPr>
           <w:rFonts w:hint="eastAsia"/>
@@ -1676,441 +1850,233 @@
         <w:t>注册</w:t>
       </w:r>
       <w:r>
-        <w:t>的钩子函数</w:t>
-      </w:r>
-      <w:r>
-        <w:rPr>
-          <w:rFonts w:hint="eastAsia"/>
+        <w:t>的</w:t>
+      </w:r>
+      <w:r>
+        <w:rPr>
+          <w:rFonts w:hint="eastAsia"/>
+        </w:rPr>
+        <w:t>钩子</w:t>
+      </w:r>
+      <w:r>
+        <w:t>函数，</w:t>
+      </w:r>
+      <w:r>
+        <w:rPr>
+          <w:rFonts w:hint="eastAsia"/>
+        </w:rPr>
+        <w:t>再</w:t>
+      </w:r>
+      <w:r>
+        <w:t>调用</w:t>
+      </w:r>
+      <w:r>
+        <w:rPr>
+          <w:rFonts w:hint="eastAsia"/>
+        </w:rPr>
+        <w:t>系统</w:t>
+      </w:r>
+      <w:r>
+        <w:t>调用</w:t>
+      </w:r>
+      <w:r>
+        <w:rPr>
+          <w:rFonts w:hint="eastAsia"/>
+        </w:rPr>
+        <w:t>_exit(</w:t>
+      </w:r>
+      <w:r>
+        <w:t>n</w:t>
+      </w:r>
+      <w:r>
+        <w:rPr>
+          <w:rFonts w:hint="eastAsia"/>
+        </w:rPr>
+        <w:t>)</w:t>
+      </w:r>
+      <w:r>
+        <w:rPr>
+          <w:rFonts w:hint="eastAsia"/>
+        </w:rPr>
+        <w:t xml:space="preserve"> </w:t>
+      </w:r>
+      <w:r>
+        <w:rPr>
+          <w:rFonts w:hint="eastAsia"/>
+        </w:rPr>
+        <w:t>退出</w:t>
+      </w:r>
+      <w:r>
+        <w:rPr>
+          <w:rFonts w:hint="eastAsia"/>
+        </w:rPr>
+        <w:t xml:space="preserve">, </w:t>
+      </w:r>
+      <w:r>
+        <w:t>(</w:t>
+      </w:r>
+      <w:r>
+        <w:rPr>
+          <w:rFonts w:hint="eastAsia"/>
+        </w:rPr>
+        <w:t>n</w:t>
+      </w:r>
+      <w:r>
+        <w:rPr>
+          <w:rFonts w:hint="eastAsia"/>
+        </w:rPr>
+        <w:t>为</w:t>
+      </w:r>
+      <w:r>
+        <w:t>return</w:t>
+      </w:r>
+      <w:r>
+        <w:rPr>
+          <w:rFonts w:hint="eastAsia"/>
+        </w:rPr>
+        <w:t>函数</w:t>
+      </w:r>
+      <w:r>
+        <w:t>返回的</w:t>
+      </w:r>
+      <w:r>
+        <w:t>退出码</w:t>
+      </w:r>
+      <w:r>
+        <w:t>)</w:t>
+      </w:r>
+      <w:r>
+        <w:t>；</w:t>
+      </w:r>
+    </w:p>
+    <w:p/>
+    <w:p>
+      <w:r>
+        <w:t>s</w:t>
+      </w:r>
+      <w:r>
+        <w:rPr>
+          <w:rFonts w:hint="eastAsia"/>
+        </w:rPr>
+        <w:t>trace ./a.out</w:t>
+      </w:r>
+    </w:p>
+    <w:p>
+      <w:r>
+        <w:t>e</w:t>
+      </w:r>
+      <w:r>
+        <w:t>xit_group(1):</w:t>
+      </w:r>
+      <w:r>
+        <w:rPr>
+          <w:rFonts w:hint="eastAsia"/>
+        </w:rPr>
+        <w:t>同</w:t>
+      </w:r>
+      <w:r>
+        <w:t>TGID</w:t>
+      </w:r>
+      <w:r>
+        <w:t>全部退出</w:t>
+      </w:r>
+    </w:p>
+    <w:p/>
+    <w:p>
+      <w:r>
+        <w:rPr>
+          <w:rFonts w:hint="eastAsia"/>
+          <w:color w:val="0070C0"/>
+        </w:rPr>
+        <w:t>进程</w:t>
+      </w:r>
+      <w:r>
+        <w:rPr>
+          <w:color w:val="0070C0"/>
+        </w:rPr>
+        <w:t>被</w:t>
+      </w:r>
+      <w:r>
+        <w:rPr>
+          <w:rFonts w:hint="eastAsia"/>
+          <w:color w:val="0070C0"/>
+        </w:rPr>
+        <w:t>信号</w:t>
+      </w:r>
+      <w:r>
+        <w:rPr>
+          <w:color w:val="0070C0"/>
+        </w:rPr>
+        <w:t>杀掉，</w:t>
+      </w:r>
+      <w:r>
+        <w:rPr>
+          <w:rFonts w:hint="eastAsia"/>
+          <w:color w:val="0070C0"/>
+        </w:rPr>
+        <w:t>会</w:t>
+      </w:r>
+      <w:r>
+        <w:rPr>
+          <w:color w:val="0070C0"/>
+        </w:rPr>
+        <w:t>调用</w:t>
+      </w:r>
+      <w:r>
+        <w:rPr>
+          <w:rFonts w:hint="eastAsia"/>
+          <w:color w:val="0070C0"/>
+        </w:rPr>
+        <w:t>_exit()</w:t>
+      </w:r>
+      <w:r>
+        <w:rPr>
+          <w:rFonts w:hint="eastAsia"/>
+          <w:color w:val="0070C0"/>
         </w:rPr>
         <w:t>，</w:t>
       </w:r>
       <w:r>
-        <w:t>后注册的钩子函数先执行；</w:t>
-      </w:r>
-    </w:p>
-    <w:p>
-      <w:pPr>
-        <w:rPr>
-          <w:rFonts w:hint="eastAsia"/>
-        </w:rPr>
-      </w:pPr>
-    </w:p>
-    <w:p>
-      <w:r>
-        <w:t>__attribute__ ((constructor))</w:t>
-      </w:r>
-    </w:p>
-    <w:p>
-      <w:r>
-        <w:t>Xxx()</w:t>
-      </w:r>
-    </w:p>
-    <w:p>
-      <w:r>
-        <w:t>{</w:t>
-      </w:r>
-    </w:p>
-    <w:p>
-      <w:r>
-        <w:tab/>
-        <w:t>…</w:t>
-      </w:r>
-    </w:p>
-    <w:p>
-      <w:r>
-        <w:t>}</w:t>
-      </w:r>
-    </w:p>
-    <w:p>
-      <w:r>
-        <w:t>__attribute__ ((destructor))</w:t>
-      </w:r>
-    </w:p>
-    <w:p>
-      <w:r>
-        <w:t>Xxx()</w:t>
-      </w:r>
-    </w:p>
-    <w:p>
-      <w:r>
-        <w:t>{</w:t>
-      </w:r>
-    </w:p>
-    <w:p>
-      <w:r>
-        <w:tab/>
-        <w:t>…</w:t>
-      </w:r>
-    </w:p>
-    <w:p>
-      <w:r>
-        <w:t>}</w:t>
-      </w:r>
-    </w:p>
-    <w:p/>
-    <w:p>
-      <w:r>
-        <w:t>m</w:t>
-      </w:r>
-      <w:r>
-        <w:rPr>
-          <w:rFonts w:hint="eastAsia"/>
-        </w:rPr>
-        <w:t>ain</w:t>
-      </w:r>
-      <w:r>
-        <w:t>函数</w:t>
-      </w:r>
-      <w:r>
-        <w:rPr>
-          <w:rFonts w:hint="eastAsia"/>
-        </w:rPr>
-        <w:t>正常</w:t>
-      </w:r>
-      <w:r>
-        <w:t>退出方式有：</w:t>
-      </w:r>
-    </w:p>
-    <w:p>
-      <w:r>
-        <w:rPr>
-          <w:rFonts w:hint="eastAsia"/>
-        </w:rPr>
-        <w:t>(</w:t>
-      </w:r>
-      <w:r>
-        <w:t>1</w:t>
-      </w:r>
-      <w:r>
-        <w:rPr>
-          <w:rFonts w:hint="eastAsia"/>
-        </w:rPr>
-        <w:t>)</w:t>
-      </w:r>
-      <w:r>
-        <w:rPr>
-          <w:rFonts w:hint="eastAsia"/>
-        </w:rPr>
-        <w:t>正常</w:t>
-      </w:r>
-      <w:r>
-        <w:t>/</w:t>
-      </w:r>
-      <w:r>
-        <w:t>默认退出</w:t>
-      </w:r>
-      <w:r>
-        <w:rPr>
-          <w:rFonts w:hint="eastAsia"/>
-        </w:rPr>
-        <w:t xml:space="preserve">return 0;  </w:t>
-      </w:r>
-      <w:r>
-        <w:rPr>
-          <w:rFonts w:hint="eastAsia"/>
-        </w:rPr>
-        <w:t>会调用</w:t>
-      </w:r>
-      <w:r>
-        <w:t>库函数</w:t>
-      </w:r>
-      <w:r>
-        <w:rPr>
-          <w:rFonts w:hint="eastAsia"/>
-        </w:rPr>
-        <w:t>exit()</w:t>
-      </w:r>
-    </w:p>
-    <w:p>
-      <w:r>
-        <w:rPr>
-          <w:rFonts w:hint="eastAsia"/>
-        </w:rPr>
-        <w:t>(</w:t>
-      </w:r>
-      <w:r>
-        <w:t>2</w:t>
-      </w:r>
-      <w:r>
-        <w:rPr>
-          <w:rFonts w:hint="eastAsia"/>
-        </w:rPr>
-        <w:t>)</w:t>
-      </w:r>
-      <w:r>
-        <w:rPr>
-          <w:rFonts w:hint="eastAsia"/>
-        </w:rPr>
-        <w:t>调用库函数</w:t>
-      </w:r>
-      <w:r>
-        <w:rPr>
-          <w:rFonts w:hint="eastAsia"/>
-        </w:rPr>
-        <w:t>exit()</w:t>
-      </w:r>
-      <w:r>
-        <w:rPr>
-          <w:rFonts w:hint="eastAsia"/>
-        </w:rPr>
-        <w:t>退出；</w:t>
-      </w:r>
-    </w:p>
-    <w:p/>
-    <w:p>
-      <w:r>
-        <w:rPr>
-          <w:rFonts w:hint="eastAsia"/>
-        </w:rPr>
-        <w:t>库</w:t>
-      </w:r>
-      <w:r>
-        <w:t>函数</w:t>
-      </w:r>
-      <w:r>
-        <w:t>e</w:t>
-      </w:r>
-      <w:r>
-        <w:t>xit()</w:t>
-      </w:r>
-      <w:r>
-        <w:rPr>
-          <w:rFonts w:hint="eastAsia"/>
-        </w:rPr>
-        <w:t>会</w:t>
-      </w:r>
-      <w:r>
-        <w:rPr>
-          <w:rFonts w:hint="eastAsia"/>
-        </w:rPr>
-        <w:t>执行</w:t>
-      </w:r>
-      <w:r>
-        <w:rPr>
-          <w:rFonts w:hint="eastAsia"/>
+        <w:rPr>
+          <w:color w:val="0070C0"/>
+        </w:rPr>
+        <w:t>不会调用钩子函数</w:t>
+      </w:r>
+      <w:r>
+        <w:rPr>
+          <w:rFonts w:hint="eastAsia"/>
+          <w:color w:val="0070C0"/>
+        </w:rPr>
+        <w:t>，</w:t>
+      </w:r>
+      <w:r>
+        <w:rPr>
+          <w:color w:val="0070C0"/>
+        </w:rPr>
+        <w:t>也不会执行</w:t>
+      </w:r>
+      <w:r>
+        <w:rPr>
+          <w:rFonts w:hint="eastAsia"/>
+          <w:color w:val="0070C0"/>
         </w:rPr>
         <w:t>flush</w:t>
       </w:r>
       <w:r>
-        <w:t xml:space="preserve"> io</w:t>
-      </w:r>
-      <w:r>
-        <w:t>调用</w:t>
-      </w:r>
-      <w:r>
-        <w:rPr>
-          <w:rFonts w:hint="eastAsia"/>
-        </w:rPr>
-        <w:t>atexit()</w:t>
-      </w:r>
-      <w:r>
-        <w:rPr>
-          <w:rFonts w:hint="eastAsia"/>
-        </w:rPr>
-        <w:t>注册</w:t>
-      </w:r>
-      <w:r>
-        <w:t>的</w:t>
-      </w:r>
-      <w:r>
-        <w:rPr>
-          <w:rFonts w:hint="eastAsia"/>
-        </w:rPr>
-        <w:t>钩子</w:t>
-      </w:r>
-      <w:r>
-        <w:t>函数，</w:t>
-      </w:r>
-      <w:r>
-        <w:rPr>
-          <w:rFonts w:hint="eastAsia"/>
-        </w:rPr>
-        <w:t>再</w:t>
-      </w:r>
-      <w:r>
-        <w:t>调用</w:t>
-      </w:r>
-      <w:r>
-        <w:rPr>
-          <w:rFonts w:hint="eastAsia"/>
-        </w:rPr>
-        <w:t>系统</w:t>
-      </w:r>
-      <w:r>
-        <w:t>调用</w:t>
-      </w:r>
-      <w:r>
-        <w:rPr>
-          <w:rFonts w:hint="eastAsia"/>
-        </w:rPr>
-        <w:t>_exit(</w:t>
-      </w:r>
-      <w:r>
-        <w:t>n</w:t>
-      </w:r>
-      <w:r>
-        <w:rPr>
-          <w:rFonts w:hint="eastAsia"/>
-        </w:rPr>
-        <w:t>)</w:t>
-      </w:r>
-      <w:r>
-        <w:rPr>
-          <w:rFonts w:hint="eastAsia"/>
-        </w:rPr>
-        <w:t xml:space="preserve"> </w:t>
-      </w:r>
-      <w:r>
-        <w:rPr>
-          <w:rFonts w:hint="eastAsia"/>
-        </w:rPr>
-        <w:t>退出</w:t>
-      </w:r>
-      <w:r>
-        <w:rPr>
-          <w:rFonts w:hint="eastAsia"/>
-        </w:rPr>
-        <w:t xml:space="preserve">, </w:t>
-      </w:r>
-      <w:r>
-        <w:t>(</w:t>
-      </w:r>
-      <w:r>
-        <w:rPr>
-          <w:rFonts w:hint="eastAsia"/>
-        </w:rPr>
-        <w:t>n</w:t>
-      </w:r>
-      <w:r>
-        <w:rPr>
-          <w:rFonts w:hint="eastAsia"/>
-        </w:rPr>
-        <w:t>为</w:t>
-      </w:r>
-      <w:r>
-        <w:t>return</w:t>
-      </w:r>
-      <w:r>
-        <w:rPr>
-          <w:rFonts w:hint="eastAsia"/>
-        </w:rPr>
-        <w:t>函数</w:t>
-      </w:r>
-      <w:r>
-        <w:t>返回的</w:t>
-      </w:r>
-      <w:r>
-        <w:t>退出码</w:t>
-      </w:r>
-      <w:r>
-        <w:t>)</w:t>
-      </w:r>
-      <w:r>
-        <w:t>；</w:t>
-      </w:r>
-    </w:p>
-    <w:p/>
-    <w:p>
-      <w:r>
-        <w:t>s</w:t>
-      </w:r>
-      <w:r>
-        <w:rPr>
-          <w:rFonts w:hint="eastAsia"/>
-        </w:rPr>
-        <w:t>trace ./a.out</w:t>
-      </w:r>
-    </w:p>
-    <w:p>
-      <w:r>
-        <w:t>e</w:t>
-      </w:r>
-      <w:r>
-        <w:t>xit_group(1):</w:t>
-      </w:r>
-      <w:r>
-        <w:rPr>
-          <w:rFonts w:hint="eastAsia"/>
-        </w:rPr>
-        <w:t>同</w:t>
-      </w:r>
-      <w:r>
-        <w:t>TGID</w:t>
-      </w:r>
-      <w:r>
-        <w:t>全部退出</w:t>
-      </w:r>
-    </w:p>
-    <w:p/>
-    <w:p>
-      <w:r>
-        <w:rPr>
-          <w:rFonts w:hint="eastAsia"/>
-        </w:rPr>
-        <w:t>进程</w:t>
-      </w:r>
-      <w:r>
-        <w:t>被</w:t>
-      </w:r>
-      <w:r>
-        <w:rPr>
-          <w:rFonts w:hint="eastAsia"/>
-        </w:rPr>
-        <w:t>信号</w:t>
-      </w:r>
-      <w:r>
-        <w:t>杀掉，</w:t>
-      </w:r>
-      <w:r>
-        <w:rPr>
-          <w:rFonts w:hint="eastAsia"/>
-        </w:rPr>
-        <w:t>会</w:t>
-      </w:r>
-      <w:r>
-        <w:t>调用</w:t>
-      </w:r>
-      <w:r>
-        <w:rPr>
-          <w:rFonts w:hint="eastAsia"/>
-        </w:rPr>
-        <w:t>_exit()</w:t>
-      </w:r>
-      <w:r>
-        <w:rPr>
-          <w:rFonts w:hint="eastAsia"/>
+        <w:rPr>
+          <w:rFonts w:hint="eastAsia"/>
+          <w:color w:val="0070C0"/>
         </w:rPr>
         <w:t>，</w:t>
       </w:r>
       <w:r>
-        <w:t>不会调用钩子函数</w:t>
-      </w:r>
-      <w:r>
-        <w:rPr>
-          <w:rFonts w:hint="eastAsia"/>
-        </w:rPr>
-        <w:t>，</w:t>
-      </w:r>
-      <w:r>
-        <w:t>也不会执行</w:t>
-      </w:r>
-      <w:r>
-        <w:rPr>
-          <w:rFonts w:hint="eastAsia"/>
-        </w:rPr>
-        <w:t>flush</w:t>
-      </w:r>
-      <w:r>
-        <w:rPr>
-          <w:rFonts w:hint="eastAsia"/>
-        </w:rPr>
-        <w:t>，</w:t>
-      </w:r>
-      <w:r>
-        <w:t>直接退出；</w:t>
-      </w:r>
-      <w:r>
-        <w:t>；</w:t>
+        <w:rPr>
+          <w:color w:val="0070C0"/>
+        </w:rPr>
+        <w:t>直接退出</w:t>
+      </w:r>
+      <w:r>
+        <w:t>；；</w:t>
       </w:r>
     </w:p>
     <w:p/>
@@ -2201,11 +2167,6 @@
       </w:r>
     </w:p>
     <w:p>
-      <w:pPr>
-        <w:rPr>
-          <w:rFonts w:hint="eastAsia"/>
-        </w:rPr>
-      </w:pPr>
       <w:r>
         <w:rPr>
           <w:noProof/>
@@ -2266,11 +2227,6 @@
       </w:r>
     </w:p>
     <w:p>
-      <w:pPr>
-        <w:rPr>
-          <w:rFonts w:hint="eastAsia"/>
-        </w:rPr>
-      </w:pPr>
       <w:r>
         <w:rPr>
           <w:noProof/>
@@ -2400,21 +2356,11 @@
       </w:r>
     </w:p>
     <w:p>
-      <w:pPr>
-        <w:rPr>
-          <w:rFonts w:hint="eastAsia"/>
-        </w:rPr>
-      </w:pPr>
       <w:r>
         <w:t>gcc -shared -fPIC lsan-helper.c -o lsan-helper.so -lpthread -ldl</w:t>
       </w:r>
     </w:p>
     <w:p>
-      <w:pPr>
-        <w:rPr>
-          <w:rFonts w:hint="eastAsia"/>
-        </w:rPr>
-      </w:pPr>
       <w:r>
         <w:rPr>
           <w:noProof/>
@@ -2470,11 +2416,6 @@
       </w:r>
     </w:p>
     <w:p>
-      <w:pPr>
-        <w:rPr>
-          <w:rFonts w:hint="eastAsia"/>
-        </w:rPr>
-      </w:pPr>
       <w:r>
         <w:t>#include &lt;sanitizer/lsan_interface.h&gt;</w:t>
       </w:r>
@@ -2486,11 +2427,6 @@
     </w:p>
     <w:p/>
     <w:p>
-      <w:pPr>
-        <w:rPr>
-          <w:rFonts w:hint="eastAsia"/>
-        </w:rPr>
-      </w:pPr>
       <w:r>
         <w:t>LD_PRELOAD</w:t>
       </w:r>
@@ -2519,13 +2455,7 @@
     <w:p/>
     <w:p/>
     <w:p/>
-    <w:p>
-      <w:pPr>
-        <w:rPr>
-          <w:rFonts w:hint="eastAsia"/>
-        </w:rPr>
-      </w:pPr>
-    </w:p>
+    <w:p/>
     <w:p>
       <w:pPr>
         <w:pStyle w:val="1"/>
@@ -2596,11 +2526,6 @@
       </w:r>
     </w:p>
     <w:p>
-      <w:pPr>
-        <w:rPr>
-          <w:rFonts w:hint="eastAsia"/>
-        </w:rPr>
-      </w:pPr>
       <w:r>
         <w:rPr>
           <w:rFonts w:hint="eastAsia"/>
@@ -2654,11 +2579,6 @@
       </w:r>
     </w:p>
     <w:p>
-      <w:pPr>
-        <w:rPr>
-          <w:rFonts w:hint="eastAsia"/>
-        </w:rPr>
-      </w:pPr>
       <w:r>
         <w:rPr>
           <w:noProof/>
@@ -2786,11 +2706,6 @@
     </w:p>
     <w:p/>
     <w:p>
-      <w:pPr>
-        <w:rPr>
-          <w:rFonts w:hint="eastAsia"/>
-        </w:rPr>
-      </w:pPr>
       <w:r>
         <w:rPr>
           <w:rFonts w:hint="eastAsia"/>
@@ -2820,11 +2735,6 @@
       </w:r>
     </w:p>
     <w:p>
-      <w:pPr>
-        <w:rPr>
-          <w:rFonts w:hint="eastAsia"/>
-        </w:rPr>
-      </w:pPr>
       <w:r>
         <w:t>sudo systemctl daemon-reload</w:t>
       </w:r>
@@ -3012,11 +2922,6 @@
       </w:r>
     </w:p>
     <w:p>
-      <w:pPr>
-        <w:rPr>
-          <w:rFonts w:hint="eastAsia"/>
-        </w:rPr>
-      </w:pPr>
       <w:r>
         <w:rPr>
           <w:rFonts w:hint="eastAsia"/>
@@ -3095,13 +3000,7 @@
         <w:t>执行一次，比如扫描硬盘</w:t>
       </w:r>
     </w:p>
-    <w:p>
-      <w:pPr>
-        <w:rPr>
-          <w:rFonts w:hint="eastAsia"/>
-        </w:rPr>
-      </w:pPr>
-    </w:p>
+    <w:p/>
     <w:p>
       <w:r>
         <w:rPr>
@@ -3137,11 +3036,6 @@
       </w:r>
     </w:p>
     <w:p>
-      <w:pPr>
-        <w:rPr>
-          <w:rFonts w:hint="eastAsia"/>
-        </w:rPr>
-      </w:pPr>
       <w:r>
         <w:t>https://wiki.archlinux.org/index.php/systemd_(%E7%AE%80%E4%BD%93%E4%B8%AD%E6%96%87)</w:t>
       </w:r>
@@ -3483,11 +3377,6 @@
     </w:p>
     <w:p/>
     <w:p>
-      <w:pPr>
-        <w:rPr>
-          <w:rFonts w:hint="eastAsia"/>
-        </w:rPr>
-      </w:pPr>
       <w:r>
         <w:rPr>
           <w:rFonts w:hint="eastAsia"/>
@@ -3537,11 +3426,6 @@
       </w:r>
     </w:p>
     <w:p>
-      <w:pPr>
-        <w:rPr>
-          <w:rFonts w:hint="eastAsia"/>
-        </w:rPr>
-      </w:pPr>
       <w:r>
         <w:rPr>
           <w:rFonts w:hint="eastAsia"/>
@@ -3573,11 +3457,6 @@
       </w:r>
     </w:p>
     <w:p>
-      <w:pPr>
-        <w:rPr>
-          <w:rFonts w:hint="eastAsia"/>
-        </w:rPr>
-      </w:pPr>
       <w:r>
         <w:rPr>
           <w:rFonts w:hint="eastAsia"/>
@@ -3740,11 +3619,6 @@
       </w:r>
     </w:p>
     <w:p>
-      <w:pPr>
-        <w:rPr>
-          <w:rFonts w:hint="eastAsia"/>
-        </w:rPr>
-      </w:pPr>
       <w:r>
         <w:t>}</w:t>
       </w:r>
@@ -3853,19 +3727,8 @@
         <w:t>重定向</w:t>
       </w:r>
     </w:p>
-    <w:p>
-      <w:pPr>
-        <w:rPr>
-          <w:rFonts w:hint="eastAsia"/>
-        </w:rPr>
-      </w:pPr>
-    </w:p>
-    <w:p>
-      <w:pPr>
-        <w:rPr>
-          <w:rFonts w:hint="eastAsia"/>
-        </w:rPr>
-      </w:pPr>
+    <w:p/>
+    <w:p>
       <w:r>
         <w:t>Daemon</w:t>
       </w:r>
@@ -3905,13 +3768,7 @@
         <w:t>cat /var/log/syslog</w:t>
       </w:r>
     </w:p>
-    <w:p>
-      <w:pPr>
-        <w:rPr>
-          <w:rFonts w:hint="eastAsia"/>
-        </w:rPr>
-      </w:pPr>
-    </w:p>
+    <w:p/>
     <w:p>
       <w:r>
         <w:t>s</w:t>
@@ -4037,11 +3894,6 @@
       </w:r>
     </w:p>
     <w:p>
-      <w:pPr>
-        <w:rPr>
-          <w:rFonts w:hint="eastAsia"/>
-        </w:rPr>
-      </w:pPr>
       <w:r>
         <w:t>E</w:t>
       </w:r>
@@ -4062,11 +3914,6 @@
       </w:r>
     </w:p>
     <w:p>
-      <w:pPr>
-        <w:rPr>
-          <w:rFonts w:hint="eastAsia"/>
-        </w:rPr>
-      </w:pPr>
       <w:r>
         <w:t>ps -C a.out  o pid,ppid,pgid,sid,comm</w:t>
       </w:r>
@@ -4165,11 +4012,6 @@
       </w:r>
     </w:p>
     <w:p>
-      <w:pPr>
-        <w:rPr>
-          <w:rFonts w:hint="eastAsia"/>
-        </w:rPr>
-      </w:pPr>
       <w:r>
         <w:t>1) SIGHUP</w:t>
       </w:r>
@@ -4208,11 +4050,6 @@
       </w:r>
     </w:p>
     <w:p>
-      <w:pPr>
-        <w:rPr>
-          <w:rFonts w:hint="eastAsia"/>
-        </w:rPr>
-      </w:pPr>
       <w:r>
         <w:rPr>
           <w:rFonts w:hint="eastAsia"/>
@@ -4294,11 +4131,6 @@
       </w:r>
     </w:p>
     <w:p>
-      <w:pPr>
-        <w:rPr>
-          <w:rFonts w:hint="eastAsia"/>
-        </w:rPr>
-      </w:pPr>
       <w:r>
         <w:rPr>
           <w:noProof/>
@@ -4401,19 +4233,8 @@
         <w:t>文件</w:t>
       </w:r>
     </w:p>
-    <w:p>
-      <w:pPr>
-        <w:rPr>
-          <w:rFonts w:hint="eastAsia"/>
-        </w:rPr>
-      </w:pPr>
-    </w:p>
-    <w:p>
-      <w:pPr>
-        <w:rPr>
-          <w:rFonts w:hint="eastAsia"/>
-        </w:rPr>
-      </w:pPr>
+    <w:p/>
+    <w:p>
       <w:r>
         <w:t>Nohup</w:t>
       </w:r>
@@ -4571,11 +4392,6 @@
     </w:p>
     <w:p/>
     <w:p>
-      <w:pPr>
-        <w:rPr>
-          <w:rFonts w:hint="eastAsia"/>
-        </w:rPr>
-      </w:pPr>
       <w:r>
         <w:t>A</w:t>
       </w:r>
@@ -4707,6 +4523,64 @@
           <w:szCs w:val="24"/>
         </w:rPr>
         <w:tab/>
+      </w:r>
+    </w:p>
+    <w:p>
+      <w:pPr>
+        <w:tabs>
+          <w:tab w:val="left" w:pos="4650"/>
+        </w:tabs>
+        <w:autoSpaceDE w:val="0"/>
+        <w:autoSpaceDN w:val="0"/>
+        <w:adjustRightInd w:val="0"/>
+        <w:jc w:val="left"/>
+        <w:rPr>
+          <w:rFonts w:asciiTheme="minorEastAsia" w:hAnsiTheme="minorEastAsia" w:cs="Georgia" w:hint="eastAsia"/>
+          <w:color w:val="000000"/>
+          <w:kern w:val="0"/>
+          <w:sz w:val="24"/>
+          <w:szCs w:val="24"/>
+        </w:rPr>
+      </w:pPr>
+      <w:r>
+        <w:rPr>
+          <w:rFonts w:asciiTheme="minorEastAsia" w:hAnsiTheme="minorEastAsia" w:cs="Georgia" w:hint="eastAsia"/>
+          <w:color w:val="000000"/>
+          <w:kern w:val="0"/>
+          <w:sz w:val="24"/>
+          <w:szCs w:val="24"/>
+        </w:rPr>
+        <w:t>不使用大量</w:t>
+      </w:r>
+      <w:r>
+        <w:rPr>
+          <w:rFonts w:asciiTheme="minorEastAsia" w:hAnsiTheme="minorEastAsia" w:cs="Georgia"/>
+          <w:color w:val="000000"/>
+          <w:kern w:val="0"/>
+          <w:sz w:val="24"/>
+          <w:szCs w:val="24"/>
+        </w:rPr>
+        <w:t>数据</w:t>
+      </w:r>
+      <w:r>
+        <w:rPr>
+          <w:rFonts w:asciiTheme="minorEastAsia" w:hAnsiTheme="minorEastAsia" w:cs="Georgia" w:hint="eastAsia"/>
+          <w:color w:val="000000"/>
+          <w:kern w:val="0"/>
+          <w:sz w:val="24"/>
+          <w:szCs w:val="24"/>
+        </w:rPr>
+        <w:t>传输</w:t>
+      </w:r>
+      <w:r>
+        <w:rPr>
+          <w:rFonts w:asciiTheme="minorEastAsia" w:hAnsiTheme="minorEastAsia" w:cs="Georgia"/>
+          <w:color w:val="000000"/>
+          <w:kern w:val="0"/>
+          <w:sz w:val="24"/>
+          <w:szCs w:val="24"/>
+        </w:rPr>
+        <w:t>；</w:t>
       </w:r>
     </w:p>
     <w:p>
@@ -4838,7 +4712,7 @@
         <w:adjustRightInd w:val="0"/>
         <w:jc w:val="left"/>
         <w:rPr>
-          <w:rFonts w:asciiTheme="minorEastAsia" w:hAnsiTheme="minorEastAsia" w:cs="Georgia" w:hint="eastAsia"/>
+          <w:rFonts w:asciiTheme="minorEastAsia" w:hAnsiTheme="minorEastAsia" w:cs="Georgia"/>
           <w:color w:val="000000"/>
           <w:kern w:val="0"/>
           <w:sz w:val="24"/>
@@ -5513,7 +5387,7 @@
         <w:adjustRightInd w:val="0"/>
         <w:jc w:val="left"/>
         <w:rPr>
-          <w:rFonts w:asciiTheme="minorEastAsia" w:hAnsiTheme="minorEastAsia" w:cs="Georgia"/>
+          <w:rFonts w:asciiTheme="minorEastAsia" w:hAnsiTheme="minorEastAsia" w:cs="Georgia" w:hint="eastAsia"/>
           <w:color w:val="A14DA4"/>
           <w:kern w:val="0"/>
           <w:sz w:val="24"/>
@@ -5540,6 +5414,26 @@
         </w:rPr>
         <w:tab/>
         <w:t>dup2(f_des[1],STDOUT_FILENO);</w:t>
+      </w:r>
+      <w:r>
+        <w:rPr>
+          <w:rFonts w:asciiTheme="minorEastAsia" w:hAnsiTheme="minorEastAsia" w:cs="Georgia"/>
+          <w:color w:val="A14DA4"/>
+          <w:kern w:val="0"/>
+          <w:sz w:val="24"/>
+          <w:szCs w:val="24"/>
+        </w:rPr>
+        <w:t>//绑定标准输出到管道写</w:t>
+      </w:r>
+      <w:r>
+        <w:rPr>
+          <w:rFonts w:asciiTheme="minorEastAsia" w:hAnsiTheme="minorEastAsia" w:cs="Georgia" w:hint="eastAsia"/>
+          <w:color w:val="A14DA4"/>
+          <w:kern w:val="0"/>
+          <w:sz w:val="24"/>
+          <w:szCs w:val="24"/>
+        </w:rPr>
+        <w:t>端</w:t>
       </w:r>
     </w:p>
     <w:p>
@@ -5932,7 +5826,7 @@
         <w:adjustRightInd w:val="0"/>
         <w:jc w:val="left"/>
         <w:rPr>
-          <w:rFonts w:asciiTheme="minorEastAsia" w:hAnsiTheme="minorEastAsia" w:cs="Georgia"/>
+          <w:rFonts w:asciiTheme="minorEastAsia" w:hAnsiTheme="minorEastAsia" w:cs="Georgia" w:hint="eastAsia"/>
           <w:color w:val="A14DA4"/>
           <w:kern w:val="0"/>
           <w:sz w:val="24"/>
@@ -5959,6 +5853,16 @@
         </w:rPr>
         <w:tab/>
         <w:t>dup2(f_des[0],STDIN_FILENO);</w:t>
+      </w:r>
+      <w:r>
+        <w:rPr>
+          <w:rFonts w:asciiTheme="minorEastAsia" w:hAnsiTheme="minorEastAsia" w:cs="Georgia"/>
+          <w:color w:val="A14DA4"/>
+          <w:kern w:val="0"/>
+          <w:sz w:val="24"/>
+          <w:szCs w:val="24"/>
+        </w:rPr>
+        <w:t>//绑定管道读端为标准输入</w:t>
       </w:r>
     </w:p>
     <w:p>
@@ -6433,9 +6337,6 @@
     <w:p>
       <w:pPr>
         <w:pStyle w:val="3"/>
-        <w:rPr>
-          <w:rFonts w:hint="eastAsia"/>
-        </w:rPr>
       </w:pPr>
       <w:r>
         <w:t>2.</w:t>
@@ -6907,6 +6808,16 @@
       </w:r>
       <w:r>
         <w:t>信号默认行为：</w:t>
+      </w:r>
+    </w:p>
+    <w:p>
+      <w:pPr>
+        <w:rPr>
+          <w:rFonts w:hint="eastAsia"/>
+        </w:rPr>
+      </w:pPr>
+      <w:r>
+        <w:t>Kill -l</w:t>
       </w:r>
     </w:p>
     <w:p>
@@ -7057,6 +6968,645 @@
     </w:p>
     <w:p>
       <w:pPr>
+        <w:rPr>
+          <w:rFonts w:asciiTheme="minorEastAsia" w:hAnsiTheme="minorEastAsia" w:cs="Georgia"/>
+          <w:color w:val="A14DA4"/>
+          <w:kern w:val="0"/>
+          <w:sz w:val="24"/>
+          <w:szCs w:val="24"/>
+        </w:rPr>
+      </w:pPr>
+      <w:r>
+        <w:rPr>
+          <w:rFonts w:asciiTheme="minorEastAsia" w:hAnsiTheme="minorEastAsia" w:cs="Georgia"/>
+          <w:color w:val="A14DA4"/>
+          <w:kern w:val="0"/>
+          <w:sz w:val="24"/>
+          <w:szCs w:val="24"/>
+        </w:rPr>
+        <w:t>#include &lt;signal.h&gt;</w:t>
+      </w:r>
+    </w:p>
+    <w:p>
+      <w:pPr>
+        <w:rPr>
+          <w:rFonts w:asciiTheme="minorEastAsia" w:hAnsiTheme="minorEastAsia" w:cs="Georgia"/>
+          <w:color w:val="A14DA4"/>
+          <w:kern w:val="0"/>
+          <w:sz w:val="24"/>
+          <w:szCs w:val="24"/>
+        </w:rPr>
+      </w:pPr>
+      <w:r>
+        <w:rPr>
+          <w:rFonts w:asciiTheme="minorEastAsia" w:hAnsiTheme="minorEastAsia" w:cs="Georgia"/>
+          <w:color w:val="A14DA4"/>
+          <w:kern w:val="0"/>
+          <w:sz w:val="24"/>
+          <w:szCs w:val="24"/>
+        </w:rPr>
+        <w:t>#include &lt;setjmp.h&gt;</w:t>
+      </w:r>
+    </w:p>
+    <w:p>
+      <w:pPr>
+        <w:rPr>
+          <w:rFonts w:asciiTheme="minorEastAsia" w:hAnsiTheme="minorEastAsia" w:cs="Georgia"/>
+          <w:color w:val="A14DA4"/>
+          <w:kern w:val="0"/>
+          <w:sz w:val="24"/>
+          <w:szCs w:val="24"/>
+        </w:rPr>
+      </w:pPr>
+      <w:r>
+        <w:rPr>
+          <w:rFonts w:asciiTheme="minorEastAsia" w:hAnsiTheme="minorEastAsia" w:cs="Georgia"/>
+          <w:color w:val="A14DA4"/>
+          <w:kern w:val="0"/>
+          <w:sz w:val="24"/>
+          <w:szCs w:val="24"/>
+        </w:rPr>
+        <w:t>#include &lt;stdarg.h&gt;</w:t>
+      </w:r>
+    </w:p>
+    <w:p>
+      <w:pPr>
+        <w:rPr>
+          <w:rFonts w:asciiTheme="minorEastAsia" w:hAnsiTheme="minorEastAsia" w:cs="Georgia"/>
+          <w:color w:val="A14DA4"/>
+          <w:kern w:val="0"/>
+          <w:sz w:val="24"/>
+          <w:szCs w:val="24"/>
+        </w:rPr>
+      </w:pPr>
+      <w:r>
+        <w:rPr>
+          <w:rFonts w:asciiTheme="minorEastAsia" w:hAnsiTheme="minorEastAsia" w:cs="Georgia"/>
+          <w:color w:val="A14DA4"/>
+          <w:kern w:val="0"/>
+          <w:sz w:val="24"/>
+          <w:szCs w:val="24"/>
+        </w:rPr>
+        <w:t>#include &lt;stdlib.h&gt;</w:t>
+      </w:r>
+    </w:p>
+    <w:p>
+      <w:pPr>
+        <w:rPr>
+          <w:rFonts w:asciiTheme="minorEastAsia" w:hAnsiTheme="minorEastAsia" w:cs="Georgia"/>
+          <w:color w:val="A14DA4"/>
+          <w:kern w:val="0"/>
+          <w:sz w:val="24"/>
+          <w:szCs w:val="24"/>
+        </w:rPr>
+      </w:pPr>
+      <w:r>
+        <w:rPr>
+          <w:rFonts w:asciiTheme="minorEastAsia" w:hAnsiTheme="minorEastAsia" w:cs="Georgia"/>
+          <w:color w:val="A14DA4"/>
+          <w:kern w:val="0"/>
+          <w:sz w:val="24"/>
+          <w:szCs w:val="24"/>
+        </w:rPr>
+        <w:t>#include &lt;stdio.h&gt;</w:t>
+      </w:r>
+    </w:p>
+    <w:p>
+      <w:pPr>
+        <w:rPr>
+          <w:rFonts w:asciiTheme="minorEastAsia" w:hAnsiTheme="minorEastAsia" w:cs="Georgia"/>
+          <w:color w:val="A14DA4"/>
+          <w:kern w:val="0"/>
+          <w:sz w:val="24"/>
+          <w:szCs w:val="24"/>
+        </w:rPr>
+      </w:pPr>
+    </w:p>
+    <w:p>
+      <w:pPr>
+        <w:rPr>
+          <w:rFonts w:asciiTheme="minorEastAsia" w:hAnsiTheme="minorEastAsia" w:cs="Georgia"/>
+          <w:color w:val="A14DA4"/>
+          <w:kern w:val="0"/>
+          <w:sz w:val="24"/>
+          <w:szCs w:val="24"/>
+        </w:rPr>
+      </w:pPr>
+      <w:r>
+        <w:rPr>
+          <w:rFonts w:asciiTheme="minorEastAsia" w:hAnsiTheme="minorEastAsia" w:cs="Georgia"/>
+          <w:color w:val="A14DA4"/>
+          <w:kern w:val="0"/>
+          <w:sz w:val="24"/>
+          <w:szCs w:val="24"/>
+        </w:rPr>
+        <w:t>static jmp_buf env;</w:t>
+      </w:r>
+    </w:p>
+    <w:p>
+      <w:pPr>
+        <w:rPr>
+          <w:rFonts w:asciiTheme="minorEastAsia" w:hAnsiTheme="minorEastAsia" w:cs="Georgia"/>
+          <w:color w:val="A14DA4"/>
+          <w:kern w:val="0"/>
+          <w:sz w:val="24"/>
+          <w:szCs w:val="24"/>
+        </w:rPr>
+      </w:pPr>
+    </w:p>
+    <w:p>
+      <w:pPr>
+        <w:rPr>
+          <w:rFonts w:asciiTheme="minorEastAsia" w:hAnsiTheme="minorEastAsia" w:cs="Georgia"/>
+          <w:color w:val="A14DA4"/>
+          <w:kern w:val="0"/>
+          <w:sz w:val="24"/>
+          <w:szCs w:val="24"/>
+        </w:rPr>
+      </w:pPr>
+      <w:r>
+        <w:rPr>
+          <w:rFonts w:asciiTheme="minorEastAsia" w:hAnsiTheme="minorEastAsia" w:cs="Georgia"/>
+          <w:color w:val="A14DA4"/>
+          <w:kern w:val="0"/>
+          <w:sz w:val="24"/>
+          <w:szCs w:val="24"/>
+        </w:rPr>
+        <w:t>void segvSignal(int sig)</w:t>
+      </w:r>
+    </w:p>
+    <w:p>
+      <w:pPr>
+        <w:rPr>
+          <w:rFonts w:asciiTheme="minorEastAsia" w:hAnsiTheme="minorEastAsia" w:cs="Georgia"/>
+          <w:color w:val="A14DA4"/>
+          <w:kern w:val="0"/>
+          <w:sz w:val="24"/>
+          <w:szCs w:val="24"/>
+        </w:rPr>
+      </w:pPr>
+      <w:r>
+        <w:rPr>
+          <w:rFonts w:asciiTheme="minorEastAsia" w:hAnsiTheme="minorEastAsia" w:cs="Georgia"/>
+          <w:color w:val="A14DA4"/>
+          <w:kern w:val="0"/>
+          <w:sz w:val="24"/>
+          <w:szCs w:val="24"/>
+        </w:rPr>
+        <w:t>{</w:t>
+      </w:r>
+    </w:p>
+    <w:p>
+      <w:pPr>
+        <w:rPr>
+          <w:rFonts w:asciiTheme="minorEastAsia" w:hAnsiTheme="minorEastAsia" w:cs="Georgia" w:hint="eastAsia"/>
+          <w:color w:val="A14DA4"/>
+          <w:kern w:val="0"/>
+          <w:sz w:val="24"/>
+          <w:szCs w:val="24"/>
+        </w:rPr>
+      </w:pPr>
+      <w:r>
+        <w:rPr>
+          <w:rFonts w:asciiTheme="minorEastAsia" w:hAnsiTheme="minorEastAsia" w:cs="Georgia"/>
+          <w:color w:val="A14DA4"/>
+          <w:kern w:val="0"/>
+          <w:sz w:val="24"/>
+          <w:szCs w:val="24"/>
+        </w:rPr>
+        <w:tab/>
+        <w:t>longjmp(env, 1);</w:t>
+      </w:r>
+      <w:r>
+        <w:rPr>
+          <w:rFonts w:asciiTheme="minorEastAsia" w:hAnsiTheme="minorEastAsia" w:cs="Georgia"/>
+          <w:color w:val="A14DA4"/>
+          <w:kern w:val="0"/>
+          <w:sz w:val="24"/>
+          <w:szCs w:val="24"/>
+        </w:rPr>
+        <w:t xml:space="preserve"> </w:t>
+      </w:r>
+      <w:r>
+        <w:rPr>
+          <w:rFonts w:asciiTheme="minorEastAsia" w:hAnsiTheme="minorEastAsia" w:cs="Georgia" w:hint="eastAsia"/>
+          <w:color w:val="A14DA4"/>
+          <w:kern w:val="0"/>
+          <w:sz w:val="24"/>
+          <w:szCs w:val="24"/>
+        </w:rPr>
+        <w:t>返回</w:t>
+      </w:r>
+      <w:r>
+        <w:rPr>
+          <w:rFonts w:asciiTheme="minorEastAsia" w:hAnsiTheme="minorEastAsia" w:cs="Georgia"/>
+          <w:color w:val="A14DA4"/>
+          <w:kern w:val="0"/>
+          <w:sz w:val="24"/>
+          <w:szCs w:val="24"/>
+        </w:rPr>
+        <w:t>大于0</w:t>
+      </w:r>
+    </w:p>
+    <w:p>
+      <w:pPr>
+        <w:rPr>
+          <w:rFonts w:asciiTheme="minorEastAsia" w:hAnsiTheme="minorEastAsia" w:cs="Georgia"/>
+          <w:color w:val="A14DA4"/>
+          <w:kern w:val="0"/>
+          <w:sz w:val="24"/>
+          <w:szCs w:val="24"/>
+        </w:rPr>
+      </w:pPr>
+      <w:r>
+        <w:rPr>
+          <w:rFonts w:asciiTheme="minorEastAsia" w:hAnsiTheme="minorEastAsia" w:cs="Georgia"/>
+          <w:color w:val="A14DA4"/>
+          <w:kern w:val="0"/>
+          <w:sz w:val="24"/>
+          <w:szCs w:val="24"/>
+        </w:rPr>
+        <w:t>}</w:t>
+      </w:r>
+    </w:p>
+    <w:p>
+      <w:pPr>
+        <w:rPr>
+          <w:rFonts w:asciiTheme="minorEastAsia" w:hAnsiTheme="minorEastAsia" w:cs="Georgia"/>
+          <w:color w:val="A14DA4"/>
+          <w:kern w:val="0"/>
+          <w:sz w:val="24"/>
+          <w:szCs w:val="24"/>
+        </w:rPr>
+      </w:pPr>
+    </w:p>
+    <w:p>
+      <w:pPr>
+        <w:rPr>
+          <w:rFonts w:asciiTheme="minorEastAsia" w:hAnsiTheme="minorEastAsia" w:cs="Georgia"/>
+          <w:color w:val="A14DA4"/>
+          <w:kern w:val="0"/>
+          <w:sz w:val="24"/>
+          <w:szCs w:val="24"/>
+        </w:rPr>
+      </w:pPr>
+      <w:r>
+        <w:rPr>
+          <w:rFonts w:asciiTheme="minorEastAsia" w:hAnsiTheme="minorEastAsia" w:cs="Georgia"/>
+          <w:color w:val="A14DA4"/>
+          <w:kern w:val="0"/>
+          <w:sz w:val="24"/>
+          <w:szCs w:val="24"/>
+        </w:rPr>
+        <w:t>int main(int argc, char **argv)</w:t>
+      </w:r>
+    </w:p>
+    <w:p>
+      <w:pPr>
+        <w:rPr>
+          <w:rFonts w:asciiTheme="minorEastAsia" w:hAnsiTheme="minorEastAsia" w:cs="Georgia"/>
+          <w:color w:val="A14DA4"/>
+          <w:kern w:val="0"/>
+          <w:sz w:val="24"/>
+          <w:szCs w:val="24"/>
+        </w:rPr>
+      </w:pPr>
+      <w:r>
+        <w:rPr>
+          <w:rFonts w:asciiTheme="minorEastAsia" w:hAnsiTheme="minorEastAsia" w:cs="Georgia"/>
+          <w:color w:val="A14DA4"/>
+          <w:kern w:val="0"/>
+          <w:sz w:val="24"/>
+          <w:szCs w:val="24"/>
+        </w:rPr>
+        <w:t>{</w:t>
+      </w:r>
+    </w:p>
+    <w:p>
+      <w:pPr>
+        <w:rPr>
+          <w:rFonts w:asciiTheme="minorEastAsia" w:hAnsiTheme="minorEastAsia" w:cs="Georgia" w:hint="eastAsia"/>
+          <w:color w:val="A14DA4"/>
+          <w:kern w:val="0"/>
+          <w:sz w:val="24"/>
+          <w:szCs w:val="24"/>
+        </w:rPr>
+      </w:pPr>
+      <w:r>
+        <w:rPr>
+          <w:rFonts w:asciiTheme="minorEastAsia" w:hAnsiTheme="minorEastAsia" w:cs="Georgia"/>
+          <w:color w:val="A14DA4"/>
+          <w:kern w:val="0"/>
+          <w:sz w:val="24"/>
+          <w:szCs w:val="24"/>
+        </w:rPr>
+        <w:tab/>
+        <w:t>int r = setjmp(env);</w:t>
+      </w:r>
+      <w:r>
+        <w:rPr>
+          <w:rFonts w:asciiTheme="minorEastAsia" w:hAnsiTheme="minorEastAsia" w:cs="Georgia"/>
+          <w:color w:val="A14DA4"/>
+          <w:kern w:val="0"/>
+          <w:sz w:val="24"/>
+          <w:szCs w:val="24"/>
+        </w:rPr>
+        <w:t>//保存现场，返回0</w:t>
+      </w:r>
+    </w:p>
+    <w:p>
+      <w:pPr>
+        <w:rPr>
+          <w:rFonts w:asciiTheme="minorEastAsia" w:hAnsiTheme="minorEastAsia" w:cs="Georgia"/>
+          <w:color w:val="A14DA4"/>
+          <w:kern w:val="0"/>
+          <w:sz w:val="24"/>
+          <w:szCs w:val="24"/>
+        </w:rPr>
+      </w:pPr>
+      <w:r>
+        <w:rPr>
+          <w:rFonts w:asciiTheme="minorEastAsia" w:hAnsiTheme="minorEastAsia" w:cs="Georgia"/>
+          <w:color w:val="A14DA4"/>
+          <w:kern w:val="0"/>
+          <w:sz w:val="24"/>
+          <w:szCs w:val="24"/>
+        </w:rPr>
+        <w:tab/>
+        <w:t>if (r == 0) {</w:t>
+      </w:r>
+    </w:p>
+    <w:p>
+      <w:pPr>
+        <w:rPr>
+          <w:rFonts w:asciiTheme="minorEastAsia" w:hAnsiTheme="minorEastAsia" w:cs="Georgia"/>
+          <w:color w:val="A14DA4"/>
+          <w:kern w:val="0"/>
+          <w:sz w:val="24"/>
+          <w:szCs w:val="24"/>
+        </w:rPr>
+      </w:pPr>
+      <w:r>
+        <w:rPr>
+          <w:rFonts w:asciiTheme="minorEastAsia" w:hAnsiTheme="minorEastAsia" w:cs="Georgia"/>
+          <w:color w:val="A14DA4"/>
+          <w:kern w:val="0"/>
+          <w:sz w:val="24"/>
+          <w:szCs w:val="24"/>
+        </w:rPr>
+        <w:tab/>
+      </w:r>
+      <w:r>
+        <w:rPr>
+          <w:rFonts w:asciiTheme="minorEastAsia" w:hAnsiTheme="minorEastAsia" w:cs="Georgia"/>
+          <w:color w:val="A14DA4"/>
+          <w:kern w:val="0"/>
+          <w:sz w:val="24"/>
+          <w:szCs w:val="24"/>
+        </w:rPr>
+        <w:tab/>
+        <w:t>signal(SIGSEGV, segvSignal);</w:t>
+      </w:r>
+    </w:p>
+    <w:p>
+      <w:pPr>
+        <w:rPr>
+          <w:rFonts w:asciiTheme="minorEastAsia" w:hAnsiTheme="minorEastAsia" w:cs="Georgia"/>
+          <w:color w:val="A14DA4"/>
+          <w:kern w:val="0"/>
+          <w:sz w:val="24"/>
+          <w:szCs w:val="24"/>
+        </w:rPr>
+      </w:pPr>
+    </w:p>
+    <w:p>
+      <w:pPr>
+        <w:rPr>
+          <w:rFonts w:asciiTheme="minorEastAsia" w:hAnsiTheme="minorEastAsia" w:cs="Georgia"/>
+          <w:color w:val="A14DA4"/>
+          <w:kern w:val="0"/>
+          <w:sz w:val="24"/>
+          <w:szCs w:val="24"/>
+        </w:rPr>
+      </w:pPr>
+      <w:r>
+        <w:rPr>
+          <w:rFonts w:asciiTheme="minorEastAsia" w:hAnsiTheme="minorEastAsia" w:cs="Georgia"/>
+          <w:color w:val="A14DA4"/>
+          <w:kern w:val="0"/>
+          <w:sz w:val="24"/>
+          <w:szCs w:val="24"/>
+        </w:rPr>
+        <w:tab/>
+      </w:r>
+      <w:r>
+        <w:rPr>
+          <w:rFonts w:asciiTheme="minorEastAsia" w:hAnsiTheme="minorEastAsia" w:cs="Georgia"/>
+          <w:color w:val="A14DA4"/>
+          <w:kern w:val="0"/>
+          <w:sz w:val="24"/>
+          <w:szCs w:val="24"/>
+        </w:rPr>
+        <w:tab/>
+        <w:t>printf("making segment fault\n");</w:t>
+      </w:r>
+    </w:p>
+    <w:p>
+      <w:pPr>
+        <w:rPr>
+          <w:rFonts w:asciiTheme="minorEastAsia" w:hAnsiTheme="minorEastAsia" w:cs="Georgia"/>
+          <w:color w:val="A14DA4"/>
+          <w:kern w:val="0"/>
+          <w:sz w:val="24"/>
+          <w:szCs w:val="24"/>
+        </w:rPr>
+      </w:pPr>
+      <w:r>
+        <w:rPr>
+          <w:rFonts w:asciiTheme="minorEastAsia" w:hAnsiTheme="minorEastAsia" w:cs="Georgia"/>
+          <w:color w:val="A14DA4"/>
+          <w:kern w:val="0"/>
+          <w:sz w:val="24"/>
+          <w:szCs w:val="24"/>
+        </w:rPr>
+        <w:tab/>
+      </w:r>
+      <w:r>
+        <w:rPr>
+          <w:rFonts w:asciiTheme="minorEastAsia" w:hAnsiTheme="minorEastAsia" w:cs="Georgia"/>
+          <w:color w:val="A14DA4"/>
+          <w:kern w:val="0"/>
+          <w:sz w:val="24"/>
+          <w:szCs w:val="24"/>
+        </w:rPr>
+        <w:tab/>
+        <w:t>int *p = NULL;</w:t>
+      </w:r>
+    </w:p>
+    <w:p>
+      <w:pPr>
+        <w:rPr>
+          <w:rFonts w:asciiTheme="minorEastAsia" w:hAnsiTheme="minorEastAsia" w:cs="Georgia"/>
+          <w:color w:val="A14DA4"/>
+          <w:kern w:val="0"/>
+          <w:sz w:val="24"/>
+          <w:szCs w:val="24"/>
+        </w:rPr>
+      </w:pPr>
+      <w:r>
+        <w:rPr>
+          <w:rFonts w:asciiTheme="minorEastAsia" w:hAnsiTheme="minorEastAsia" w:cs="Georgia"/>
+          <w:color w:val="A14DA4"/>
+          <w:kern w:val="0"/>
+          <w:sz w:val="24"/>
+          <w:szCs w:val="24"/>
+        </w:rPr>
+        <w:tab/>
+      </w:r>
+      <w:r>
+        <w:rPr>
+          <w:rFonts w:asciiTheme="minorEastAsia" w:hAnsiTheme="minorEastAsia" w:cs="Georgia"/>
+          <w:color w:val="A14DA4"/>
+          <w:kern w:val="0"/>
+          <w:sz w:val="24"/>
+          <w:szCs w:val="24"/>
+        </w:rPr>
+        <w:tab/>
+        <w:t>*p = 0;</w:t>
+      </w:r>
+    </w:p>
+    <w:p>
+      <w:pPr>
+        <w:rPr>
+          <w:rFonts w:asciiTheme="minorEastAsia" w:hAnsiTheme="minorEastAsia" w:cs="Georgia"/>
+          <w:color w:val="A14DA4"/>
+          <w:kern w:val="0"/>
+          <w:sz w:val="24"/>
+          <w:szCs w:val="24"/>
+        </w:rPr>
+      </w:pPr>
+      <w:r>
+        <w:rPr>
+          <w:rFonts w:asciiTheme="minorEastAsia" w:hAnsiTheme="minorEastAsia" w:cs="Georgia"/>
+          <w:color w:val="A14DA4"/>
+          <w:kern w:val="0"/>
+          <w:sz w:val="24"/>
+          <w:szCs w:val="24"/>
+        </w:rPr>
+        <w:tab/>
+        <w:t>} else {</w:t>
+      </w:r>
+    </w:p>
+    <w:p>
+      <w:pPr>
+        <w:rPr>
+          <w:rFonts w:asciiTheme="minorEastAsia" w:hAnsiTheme="minorEastAsia" w:cs="Georgia"/>
+          <w:color w:val="A14DA4"/>
+          <w:kern w:val="0"/>
+          <w:sz w:val="24"/>
+          <w:szCs w:val="24"/>
+        </w:rPr>
+      </w:pPr>
+      <w:r>
+        <w:rPr>
+          <w:rFonts w:asciiTheme="minorEastAsia" w:hAnsiTheme="minorEastAsia" w:cs="Georgia"/>
+          <w:color w:val="A14DA4"/>
+          <w:kern w:val="0"/>
+          <w:sz w:val="24"/>
+          <w:szCs w:val="24"/>
+        </w:rPr>
+        <w:tab/>
+      </w:r>
+      <w:r>
+        <w:rPr>
+          <w:rFonts w:asciiTheme="minorEastAsia" w:hAnsiTheme="minorEastAsia" w:cs="Georgia"/>
+          <w:color w:val="A14DA4"/>
+          <w:kern w:val="0"/>
+          <w:sz w:val="24"/>
+          <w:szCs w:val="24"/>
+        </w:rPr>
+        <w:tab/>
+        <w:t>printf("after segment fault\n");</w:t>
+      </w:r>
+    </w:p>
+    <w:p>
+      <w:pPr>
+        <w:rPr>
+          <w:rFonts w:asciiTheme="minorEastAsia" w:hAnsiTheme="minorEastAsia" w:cs="Georgia"/>
+          <w:color w:val="A14DA4"/>
+          <w:kern w:val="0"/>
+          <w:sz w:val="24"/>
+          <w:szCs w:val="24"/>
+        </w:rPr>
+      </w:pPr>
+      <w:r>
+        <w:rPr>
+          <w:rFonts w:asciiTheme="minorEastAsia" w:hAnsiTheme="minorEastAsia" w:cs="Georgia"/>
+          <w:color w:val="A14DA4"/>
+          <w:kern w:val="0"/>
+          <w:sz w:val="24"/>
+          <w:szCs w:val="24"/>
+        </w:rPr>
+        <w:tab/>
+        <w:t>}</w:t>
+      </w:r>
+    </w:p>
+    <w:p>
+      <w:pPr>
+        <w:rPr>
+          <w:rFonts w:asciiTheme="minorEastAsia" w:hAnsiTheme="minorEastAsia" w:cs="Georgia"/>
+          <w:color w:val="A14DA4"/>
+          <w:kern w:val="0"/>
+          <w:sz w:val="24"/>
+          <w:szCs w:val="24"/>
+        </w:rPr>
+      </w:pPr>
+    </w:p>
+    <w:p>
+      <w:pPr>
+        <w:rPr>
+          <w:rFonts w:asciiTheme="minorEastAsia" w:hAnsiTheme="minorEastAsia" w:cs="Georgia"/>
+          <w:color w:val="A14DA4"/>
+          <w:kern w:val="0"/>
+          <w:sz w:val="24"/>
+          <w:szCs w:val="24"/>
+        </w:rPr>
+      </w:pPr>
+      <w:r>
+        <w:rPr>
+          <w:rFonts w:asciiTheme="minorEastAsia" w:hAnsiTheme="minorEastAsia" w:cs="Georgia"/>
+          <w:color w:val="A14DA4"/>
+          <w:kern w:val="0"/>
+          <w:sz w:val="24"/>
+          <w:szCs w:val="24"/>
+        </w:rPr>
+        <w:tab/>
+        <w:t>return 0;</w:t>
+      </w:r>
+    </w:p>
+    <w:p>
+      <w:pPr>
+        <w:rPr>
+          <w:rFonts w:asciiTheme="minorEastAsia" w:hAnsiTheme="minorEastAsia" w:cs="Georgia" w:hint="eastAsia"/>
+          <w:color w:val="A14DA4"/>
+          <w:kern w:val="0"/>
+          <w:sz w:val="24"/>
+          <w:szCs w:val="24"/>
+        </w:rPr>
+      </w:pPr>
+      <w:r>
+        <w:rPr>
+          <w:rFonts w:asciiTheme="minorEastAsia" w:hAnsiTheme="minorEastAsia" w:cs="Georgia"/>
+          <w:color w:val="A14DA4"/>
+          <w:kern w:val="0"/>
+          <w:sz w:val="24"/>
+          <w:szCs w:val="24"/>
+        </w:rPr>
+        <w:t>}</w:t>
+      </w:r>
+    </w:p>
+    <w:p>
+      <w:pPr>
         <w:pStyle w:val="3"/>
       </w:pPr>
       <w:r>
@@ -7200,11 +7750,6 @@
       </w:r>
     </w:p>
     <w:p>
-      <w:pPr>
-        <w:rPr>
-          <w:rFonts w:hint="eastAsia"/>
-        </w:rPr>
-      </w:pPr>
       <w:r>
         <w:t>}</w:t>
       </w:r>
@@ -7212,7 +7757,7 @@
     <w:p>
       <w:pPr>
         <w:rPr>
-          <w:rFonts w:asciiTheme="minorEastAsia" w:hAnsiTheme="minorEastAsia" w:cs="Georgia" w:hint="eastAsia"/>
+          <w:rFonts w:asciiTheme="minorEastAsia" w:hAnsiTheme="minorEastAsia" w:cs="Georgia"/>
           <w:color w:val="A14DA4"/>
           <w:kern w:val="0"/>
           <w:sz w:val="24"/>
@@ -7307,6 +7852,374 @@
     <w:p>
       <w:pPr>
         <w:rPr>
+          <w:rFonts w:asciiTheme="minorEastAsia" w:hAnsiTheme="minorEastAsia" w:cs="Georgia"/>
+          <w:color w:val="A14DA4"/>
+          <w:kern w:val="0"/>
+          <w:sz w:val="24"/>
+          <w:szCs w:val="24"/>
+        </w:rPr>
+      </w:pPr>
+    </w:p>
+    <w:p>
+      <w:pPr>
+        <w:rPr>
+          <w:rFonts w:asciiTheme="minorEastAsia" w:hAnsiTheme="minorEastAsia" w:cs="Georgia"/>
+          <w:color w:val="A14DA4"/>
+          <w:kern w:val="0"/>
+          <w:sz w:val="24"/>
+          <w:szCs w:val="24"/>
+        </w:rPr>
+      </w:pPr>
+      <w:r>
+        <w:rPr>
+          <w:rFonts w:asciiTheme="minorEastAsia" w:hAnsiTheme="minorEastAsia" w:cs="Georgia"/>
+          <w:color w:val="A14DA4"/>
+          <w:kern w:val="0"/>
+          <w:sz w:val="24"/>
+          <w:szCs w:val="24"/>
+        </w:rPr>
+        <w:t>#include &lt;signal.h&gt;</w:t>
+      </w:r>
+    </w:p>
+    <w:p>
+      <w:pPr>
+        <w:rPr>
+          <w:rFonts w:asciiTheme="minorEastAsia" w:hAnsiTheme="minorEastAsia" w:cs="Georgia"/>
+          <w:color w:val="A14DA4"/>
+          <w:kern w:val="0"/>
+          <w:sz w:val="24"/>
+          <w:szCs w:val="24"/>
+        </w:rPr>
+      </w:pPr>
+      <w:r>
+        <w:rPr>
+          <w:rFonts w:asciiTheme="minorEastAsia" w:hAnsiTheme="minorEastAsia" w:cs="Georgia"/>
+          <w:color w:val="A14DA4"/>
+          <w:kern w:val="0"/>
+          <w:sz w:val="24"/>
+          <w:szCs w:val="24"/>
+        </w:rPr>
+        <w:t>#include &lt;stdio.h&gt;</w:t>
+      </w:r>
+    </w:p>
+    <w:p>
+      <w:pPr>
+        <w:rPr>
+          <w:rFonts w:asciiTheme="minorEastAsia" w:hAnsiTheme="minorEastAsia" w:cs="Georgia"/>
+          <w:color w:val="A14DA4"/>
+          <w:kern w:val="0"/>
+          <w:sz w:val="24"/>
+          <w:szCs w:val="24"/>
+        </w:rPr>
+      </w:pPr>
+      <w:r>
+        <w:rPr>
+          <w:rFonts w:asciiTheme="minorEastAsia" w:hAnsiTheme="minorEastAsia" w:cs="Georgia"/>
+          <w:color w:val="A14DA4"/>
+          <w:kern w:val="0"/>
+          <w:sz w:val="24"/>
+          <w:szCs w:val="24"/>
+        </w:rPr>
+        <w:t>struct two_int { long a, b; } data;</w:t>
+      </w:r>
+    </w:p>
+    <w:p>
+      <w:pPr>
+        <w:rPr>
+          <w:rFonts w:asciiTheme="minorEastAsia" w:hAnsiTheme="minorEastAsia" w:cs="Georgia"/>
+          <w:color w:val="A14DA4"/>
+          <w:kern w:val="0"/>
+          <w:sz w:val="24"/>
+          <w:szCs w:val="24"/>
+        </w:rPr>
+      </w:pPr>
+      <w:r>
+        <w:rPr>
+          <w:rFonts w:asciiTheme="minorEastAsia" w:hAnsiTheme="minorEastAsia" w:cs="Georgia"/>
+          <w:color w:val="A14DA4"/>
+          <w:kern w:val="0"/>
+          <w:sz w:val="24"/>
+          <w:szCs w:val="24"/>
+        </w:rPr>
+        <w:t>void signal_handler(int signum){</w:t>
+      </w:r>
+    </w:p>
+    <w:p>
+      <w:pPr>
+        <w:rPr>
+          <w:rFonts w:asciiTheme="minorEastAsia" w:hAnsiTheme="minorEastAsia" w:cs="Georgia"/>
+          <w:color w:val="A14DA4"/>
+          <w:kern w:val="0"/>
+          <w:sz w:val="24"/>
+          <w:szCs w:val="24"/>
+        </w:rPr>
+      </w:pPr>
+      <w:r>
+        <w:rPr>
+          <w:rFonts w:asciiTheme="minorEastAsia" w:hAnsiTheme="minorEastAsia" w:cs="Georgia"/>
+          <w:color w:val="A14DA4"/>
+          <w:kern w:val="0"/>
+          <w:sz w:val="24"/>
+          <w:szCs w:val="24"/>
+        </w:rPr>
+        <w:tab/>
+        <w:t>printf ("%ld, %ld\n", data.a, data.b);</w:t>
+      </w:r>
+    </w:p>
+    <w:p>
+      <w:pPr>
+        <w:rPr>
+          <w:rFonts w:asciiTheme="minorEastAsia" w:hAnsiTheme="minorEastAsia" w:cs="Georgia"/>
+          <w:color w:val="A14DA4"/>
+          <w:kern w:val="0"/>
+          <w:sz w:val="24"/>
+          <w:szCs w:val="24"/>
+        </w:rPr>
+      </w:pPr>
+      <w:r>
+        <w:rPr>
+          <w:rFonts w:asciiTheme="minorEastAsia" w:hAnsiTheme="minorEastAsia" w:cs="Georgia"/>
+          <w:color w:val="A14DA4"/>
+          <w:kern w:val="0"/>
+          <w:sz w:val="24"/>
+          <w:szCs w:val="24"/>
+        </w:rPr>
+        <w:tab/>
+        <w:t>alarm (1);</w:t>
+      </w:r>
+    </w:p>
+    <w:p>
+      <w:pPr>
+        <w:rPr>
+          <w:rFonts w:asciiTheme="minorEastAsia" w:hAnsiTheme="minorEastAsia" w:cs="Georgia"/>
+          <w:color w:val="A14DA4"/>
+          <w:kern w:val="0"/>
+          <w:sz w:val="24"/>
+          <w:szCs w:val="24"/>
+        </w:rPr>
+      </w:pPr>
+      <w:r>
+        <w:rPr>
+          <w:rFonts w:asciiTheme="minorEastAsia" w:hAnsiTheme="minorEastAsia" w:cs="Georgia"/>
+          <w:color w:val="A14DA4"/>
+          <w:kern w:val="0"/>
+          <w:sz w:val="24"/>
+          <w:szCs w:val="24"/>
+        </w:rPr>
+        <w:t>}</w:t>
+      </w:r>
+    </w:p>
+    <w:p>
+      <w:pPr>
+        <w:rPr>
+          <w:rFonts w:asciiTheme="minorEastAsia" w:hAnsiTheme="minorEastAsia" w:cs="Georgia"/>
+          <w:color w:val="A14DA4"/>
+          <w:kern w:val="0"/>
+          <w:sz w:val="24"/>
+          <w:szCs w:val="24"/>
+        </w:rPr>
+      </w:pPr>
+      <w:r>
+        <w:rPr>
+          <w:rFonts w:asciiTheme="minorEastAsia" w:hAnsiTheme="minorEastAsia" w:cs="Georgia"/>
+          <w:color w:val="A14DA4"/>
+          <w:kern w:val="0"/>
+          <w:sz w:val="24"/>
+          <w:szCs w:val="24"/>
+        </w:rPr>
+        <w:t>int main (void){</w:t>
+      </w:r>
+    </w:p>
+    <w:p>
+      <w:pPr>
+        <w:rPr>
+          <w:rFonts w:asciiTheme="minorEastAsia" w:hAnsiTheme="minorEastAsia" w:cs="Georgia"/>
+          <w:color w:val="A14DA4"/>
+          <w:kern w:val="0"/>
+          <w:sz w:val="24"/>
+          <w:szCs w:val="24"/>
+        </w:rPr>
+      </w:pPr>
+      <w:r>
+        <w:rPr>
+          <w:rFonts w:asciiTheme="minorEastAsia" w:hAnsiTheme="minorEastAsia" w:cs="Georgia"/>
+          <w:color w:val="A14DA4"/>
+          <w:kern w:val="0"/>
+          <w:sz w:val="24"/>
+          <w:szCs w:val="24"/>
+        </w:rPr>
+        <w:tab/>
+        <w:t>sigset_t   bset, oset;</w:t>
+      </w:r>
+    </w:p>
+    <w:p>
+      <w:pPr>
+        <w:rPr>
+          <w:rFonts w:asciiTheme="minorEastAsia" w:hAnsiTheme="minorEastAsia" w:cs="Georgia"/>
+          <w:color w:val="A14DA4"/>
+          <w:kern w:val="0"/>
+          <w:sz w:val="24"/>
+          <w:szCs w:val="24"/>
+        </w:rPr>
+      </w:pPr>
+      <w:r>
+        <w:rPr>
+          <w:rFonts w:asciiTheme="minorEastAsia" w:hAnsiTheme="minorEastAsia" w:cs="Georgia"/>
+          <w:color w:val="A14DA4"/>
+          <w:kern w:val="0"/>
+          <w:sz w:val="24"/>
+          <w:szCs w:val="24"/>
+        </w:rPr>
+        <w:tab/>
+        <w:t>static struct two_int zeros = { 0, 0 }, ones = { 1, 1 };</w:t>
+      </w:r>
+    </w:p>
+    <w:p>
+      <w:pPr>
+        <w:rPr>
+          <w:rFonts w:asciiTheme="minorEastAsia" w:hAnsiTheme="minorEastAsia" w:cs="Georgia"/>
+          <w:color w:val="A14DA4"/>
+          <w:kern w:val="0"/>
+          <w:sz w:val="24"/>
+          <w:szCs w:val="24"/>
+        </w:rPr>
+      </w:pPr>
+      <w:r>
+        <w:rPr>
+          <w:rFonts w:asciiTheme="minorEastAsia" w:hAnsiTheme="minorEastAsia" w:cs="Georgia"/>
+          <w:color w:val="A14DA4"/>
+          <w:kern w:val="0"/>
+          <w:sz w:val="24"/>
+          <w:szCs w:val="24"/>
+        </w:rPr>
+        <w:tab/>
+        <w:t>signal (SIGALRM, signal_handler);</w:t>
+      </w:r>
+    </w:p>
+    <w:p>
+      <w:pPr>
+        <w:rPr>
+          <w:rFonts w:asciiTheme="minorEastAsia" w:hAnsiTheme="minorEastAsia" w:cs="Georgia"/>
+          <w:color w:val="A14DA4"/>
+          <w:kern w:val="0"/>
+          <w:sz w:val="24"/>
+          <w:szCs w:val="24"/>
+        </w:rPr>
+      </w:pPr>
+      <w:r>
+        <w:rPr>
+          <w:rFonts w:asciiTheme="minorEastAsia" w:hAnsiTheme="minorEastAsia" w:cs="Georgia"/>
+          <w:color w:val="A14DA4"/>
+          <w:kern w:val="0"/>
+          <w:sz w:val="24"/>
+          <w:szCs w:val="24"/>
+        </w:rPr>
+        <w:tab/>
+        <w:t>data = zeros;</w:t>
+      </w:r>
+    </w:p>
+    <w:p>
+      <w:pPr>
+        <w:rPr>
+          <w:rFonts w:asciiTheme="minorEastAsia" w:hAnsiTheme="minorEastAsia" w:cs="Georgia"/>
+          <w:color w:val="A14DA4"/>
+          <w:kern w:val="0"/>
+          <w:sz w:val="24"/>
+          <w:szCs w:val="24"/>
+        </w:rPr>
+      </w:pPr>
+      <w:r>
+        <w:rPr>
+          <w:rFonts w:asciiTheme="minorEastAsia" w:hAnsiTheme="minorEastAsia" w:cs="Georgia"/>
+          <w:color w:val="A14DA4"/>
+          <w:kern w:val="0"/>
+          <w:sz w:val="24"/>
+          <w:szCs w:val="24"/>
+        </w:rPr>
+        <w:tab/>
+        <w:t>alarm (1);</w:t>
+      </w:r>
+    </w:p>
+    <w:p>
+      <w:pPr>
+        <w:rPr>
+          <w:rFonts w:asciiTheme="minorEastAsia" w:hAnsiTheme="minorEastAsia" w:cs="Georgia"/>
+          <w:color w:val="A14DA4"/>
+          <w:kern w:val="0"/>
+          <w:sz w:val="24"/>
+          <w:szCs w:val="24"/>
+        </w:rPr>
+      </w:pPr>
+      <w:r>
+        <w:rPr>
+          <w:rFonts w:asciiTheme="minorEastAsia" w:hAnsiTheme="minorEastAsia" w:cs="Georgia"/>
+          <w:color w:val="A14DA4"/>
+          <w:kern w:val="0"/>
+          <w:sz w:val="24"/>
+          <w:szCs w:val="24"/>
+        </w:rPr>
+        <w:tab/>
+        <w:t>sigemptyset(&amp;bset);</w:t>
+      </w:r>
+    </w:p>
+    <w:p>
+      <w:pPr>
+        <w:rPr>
+          <w:rFonts w:asciiTheme="minorEastAsia" w:hAnsiTheme="minorEastAsia" w:cs="Georgia"/>
+          <w:color w:val="A14DA4"/>
+          <w:kern w:val="0"/>
+          <w:sz w:val="24"/>
+          <w:szCs w:val="24"/>
+        </w:rPr>
+      </w:pPr>
+      <w:r>
+        <w:rPr>
+          <w:rFonts w:asciiTheme="minorEastAsia" w:hAnsiTheme="minorEastAsia" w:cs="Georgia"/>
+          <w:color w:val="A14DA4"/>
+          <w:kern w:val="0"/>
+          <w:sz w:val="24"/>
+          <w:szCs w:val="24"/>
+        </w:rPr>
+        <w:tab/>
+        <w:t>sigaddset(&amp;bset, SIGALRM);</w:t>
+      </w:r>
+    </w:p>
+    <w:p>
+      <w:pPr>
+        <w:rPr>
+          <w:rFonts w:asciiTheme="minorEastAsia" w:hAnsiTheme="minorEastAsia" w:cs="Georgia"/>
+          <w:color w:val="A14DA4"/>
+          <w:kern w:val="0"/>
+          <w:sz w:val="24"/>
+          <w:szCs w:val="24"/>
+        </w:rPr>
+      </w:pPr>
+    </w:p>
+    <w:p>
+      <w:pPr>
+        <w:rPr>
+          <w:rFonts w:asciiTheme="minorEastAsia" w:hAnsiTheme="minorEastAsia" w:cs="Georgia"/>
+          <w:color w:val="A14DA4"/>
+          <w:kern w:val="0"/>
+          <w:sz w:val="24"/>
+          <w:szCs w:val="24"/>
+        </w:rPr>
+      </w:pPr>
+      <w:r>
+        <w:rPr>
+          <w:rFonts w:asciiTheme="minorEastAsia" w:hAnsiTheme="minorEastAsia" w:cs="Georgia"/>
+          <w:color w:val="A14DA4"/>
+          <w:kern w:val="0"/>
+          <w:sz w:val="24"/>
+          <w:szCs w:val="24"/>
+        </w:rPr>
+        <w:tab/>
+        <w:t>while (1) {</w:t>
+      </w:r>
+    </w:p>
+    <w:p>
+      <w:pPr>
+        <w:rPr>
           <w:rFonts w:asciiTheme="minorEastAsia" w:hAnsiTheme="minorEastAsia" w:cs="Georgia" w:hint="eastAsia"/>
           <w:color w:val="A14DA4"/>
           <w:kern w:val="0"/>
@@ -7314,153 +8227,426 @@
           <w:szCs w:val="24"/>
         </w:rPr>
       </w:pPr>
-    </w:p>
-    <w:p>
-      <w:pPr>
-        <w:rPr>
-          <w:rFonts w:asciiTheme="minorEastAsia" w:hAnsiTheme="minorEastAsia" w:cs="Georgia"/>
-          <w:color w:val="A14DA4"/>
-          <w:kern w:val="0"/>
-          <w:sz w:val="24"/>
-          <w:szCs w:val="24"/>
-        </w:rPr>
-      </w:pPr>
-      <w:r>
-        <w:rPr>
-          <w:rFonts w:asciiTheme="minorEastAsia" w:hAnsiTheme="minorEastAsia" w:cs="Georgia"/>
-          <w:color w:val="A14DA4"/>
-          <w:kern w:val="0"/>
-          <w:sz w:val="24"/>
-          <w:szCs w:val="24"/>
-        </w:rPr>
-        <w:t>#include &lt;signal.h&gt;</w:t>
-      </w:r>
-    </w:p>
-    <w:p>
-      <w:pPr>
-        <w:rPr>
-          <w:rFonts w:asciiTheme="minorEastAsia" w:hAnsiTheme="minorEastAsia" w:cs="Georgia"/>
-          <w:color w:val="A14DA4"/>
-          <w:kern w:val="0"/>
-          <w:sz w:val="24"/>
-          <w:szCs w:val="24"/>
-        </w:rPr>
-      </w:pPr>
-      <w:r>
-        <w:rPr>
-          <w:rFonts w:asciiTheme="minorEastAsia" w:hAnsiTheme="minorEastAsia" w:cs="Georgia"/>
-          <w:color w:val="A14DA4"/>
-          <w:kern w:val="0"/>
-          <w:sz w:val="24"/>
-          <w:szCs w:val="24"/>
-        </w:rPr>
-        <w:t>#include &lt;stdio.h&gt;</w:t>
-      </w:r>
-    </w:p>
-    <w:p>
-      <w:pPr>
-        <w:rPr>
-          <w:rFonts w:asciiTheme="minorEastAsia" w:hAnsiTheme="minorEastAsia" w:cs="Georgia"/>
-          <w:color w:val="A14DA4"/>
-          <w:kern w:val="0"/>
-          <w:sz w:val="24"/>
-          <w:szCs w:val="24"/>
-        </w:rPr>
-      </w:pPr>
-      <w:r>
-        <w:rPr>
-          <w:rFonts w:asciiTheme="minorEastAsia" w:hAnsiTheme="minorEastAsia" w:cs="Georgia"/>
-          <w:color w:val="A14DA4"/>
-          <w:kern w:val="0"/>
-          <w:sz w:val="24"/>
-          <w:szCs w:val="24"/>
-        </w:rPr>
-        <w:t>struct two_int { long a, b; } data;</w:t>
-      </w:r>
-    </w:p>
-    <w:p>
-      <w:pPr>
-        <w:rPr>
-          <w:rFonts w:asciiTheme="minorEastAsia" w:hAnsiTheme="minorEastAsia" w:cs="Georgia"/>
-          <w:color w:val="A14DA4"/>
-          <w:kern w:val="0"/>
-          <w:sz w:val="24"/>
-          <w:szCs w:val="24"/>
-        </w:rPr>
-      </w:pPr>
-      <w:r>
-        <w:rPr>
-          <w:rFonts w:asciiTheme="minorEastAsia" w:hAnsiTheme="minorEastAsia" w:cs="Georgia"/>
-          <w:color w:val="A14DA4"/>
-          <w:kern w:val="0"/>
-          <w:sz w:val="24"/>
-          <w:szCs w:val="24"/>
-        </w:rPr>
-        <w:t>void signal_handler(int signum){</w:t>
-      </w:r>
-    </w:p>
-    <w:p>
-      <w:pPr>
-        <w:rPr>
-          <w:rFonts w:asciiTheme="minorEastAsia" w:hAnsiTheme="minorEastAsia" w:cs="Georgia"/>
-          <w:color w:val="A14DA4"/>
-          <w:kern w:val="0"/>
-          <w:sz w:val="24"/>
-          <w:szCs w:val="24"/>
-        </w:rPr>
-      </w:pPr>
-      <w:r>
-        <w:rPr>
-          <w:rFonts w:asciiTheme="minorEastAsia" w:hAnsiTheme="minorEastAsia" w:cs="Georgia"/>
-          <w:color w:val="A14DA4"/>
-          <w:kern w:val="0"/>
-          <w:sz w:val="24"/>
-          <w:szCs w:val="24"/>
-        </w:rPr>
-        <w:tab/>
-        <w:t>printf ("%ld, %ld\n", data.a, data.b);</w:t>
-      </w:r>
-    </w:p>
-    <w:p>
-      <w:pPr>
-        <w:rPr>
-          <w:rFonts w:asciiTheme="minorEastAsia" w:hAnsiTheme="minorEastAsia" w:cs="Georgia"/>
-          <w:color w:val="A14DA4"/>
-          <w:kern w:val="0"/>
-          <w:sz w:val="24"/>
-          <w:szCs w:val="24"/>
-        </w:rPr>
-      </w:pPr>
-      <w:r>
-        <w:rPr>
-          <w:rFonts w:asciiTheme="minorEastAsia" w:hAnsiTheme="minorEastAsia" w:cs="Georgia"/>
-          <w:color w:val="A14DA4"/>
-          <w:kern w:val="0"/>
-          <w:sz w:val="24"/>
-          <w:szCs w:val="24"/>
-        </w:rPr>
-        <w:tab/>
-        <w:t>alarm (1);</w:t>
-      </w:r>
-    </w:p>
-    <w:p>
-      <w:pPr>
-        <w:rPr>
-          <w:rFonts w:asciiTheme="minorEastAsia" w:hAnsiTheme="minorEastAsia" w:cs="Georgia"/>
-          <w:color w:val="A14DA4"/>
-          <w:kern w:val="0"/>
-          <w:sz w:val="24"/>
-          <w:szCs w:val="24"/>
-        </w:rPr>
-      </w:pPr>
-      <w:r>
-        <w:rPr>
-          <w:rFonts w:asciiTheme="minorEastAsia" w:hAnsiTheme="minorEastAsia" w:cs="Georgia"/>
-          <w:color w:val="A14DA4"/>
-          <w:kern w:val="0"/>
-          <w:sz w:val="24"/>
-          <w:szCs w:val="24"/>
-        </w:rPr>
+      <w:r>
+        <w:rPr>
+          <w:rFonts w:asciiTheme="minorEastAsia" w:hAnsiTheme="minorEastAsia" w:cs="Georgia"/>
+          <w:color w:val="A14DA4"/>
+          <w:kern w:val="0"/>
+          <w:sz w:val="24"/>
+          <w:szCs w:val="24"/>
+        </w:rPr>
+        <w:tab/>
+      </w:r>
+      <w:r>
+        <w:rPr>
+          <w:rFonts w:asciiTheme="minorEastAsia" w:hAnsiTheme="minorEastAsia" w:cs="Georgia"/>
+          <w:color w:val="A14DA4"/>
+          <w:kern w:val="0"/>
+          <w:sz w:val="24"/>
+          <w:szCs w:val="24"/>
+        </w:rPr>
+        <w:tab/>
+        <w:t>if (sigprocmask(SIG_BLOCK, &amp;bset, &amp;oset) != 0)</w:t>
+      </w:r>
+      <w:r>
+        <w:rPr>
+          <w:rFonts w:asciiTheme="minorEastAsia" w:hAnsiTheme="minorEastAsia" w:cs="Georgia"/>
+          <w:color w:val="A14DA4"/>
+          <w:kern w:val="0"/>
+          <w:sz w:val="24"/>
+          <w:szCs w:val="24"/>
+        </w:rPr>
+        <w:t>//</w:t>
+      </w:r>
+      <w:r>
+        <w:rPr>
+          <w:rFonts w:asciiTheme="minorEastAsia" w:hAnsiTheme="minorEastAsia" w:cs="Georgia"/>
+          <w:color w:val="A14DA4"/>
+          <w:kern w:val="0"/>
+          <w:sz w:val="24"/>
+          <w:szCs w:val="24"/>
+        </w:rPr>
+        <w:t>屏蔽</w:t>
+      </w:r>
+      <w:r>
+        <w:rPr>
+          <w:rFonts w:asciiTheme="minorEastAsia" w:hAnsiTheme="minorEastAsia" w:cs="Georgia" w:hint="eastAsia"/>
+          <w:color w:val="A14DA4"/>
+          <w:kern w:val="0"/>
+          <w:sz w:val="24"/>
+          <w:szCs w:val="24"/>
+        </w:rPr>
+        <w:t>信号</w:t>
+      </w:r>
+    </w:p>
+    <w:p>
+      <w:pPr>
+        <w:rPr>
+          <w:rFonts w:asciiTheme="minorEastAsia" w:hAnsiTheme="minorEastAsia" w:cs="Georgia"/>
+          <w:color w:val="A14DA4"/>
+          <w:kern w:val="0"/>
+          <w:sz w:val="24"/>
+          <w:szCs w:val="24"/>
+        </w:rPr>
+      </w:pPr>
+      <w:r>
+        <w:rPr>
+          <w:rFonts w:asciiTheme="minorEastAsia" w:hAnsiTheme="minorEastAsia" w:cs="Georgia"/>
+          <w:color w:val="A14DA4"/>
+          <w:kern w:val="0"/>
+          <w:sz w:val="24"/>
+          <w:szCs w:val="24"/>
+        </w:rPr>
+        <w:tab/>
+      </w:r>
+      <w:r>
+        <w:rPr>
+          <w:rFonts w:asciiTheme="minorEastAsia" w:hAnsiTheme="minorEastAsia" w:cs="Georgia"/>
+          <w:color w:val="A14DA4"/>
+          <w:kern w:val="0"/>
+          <w:sz w:val="24"/>
+          <w:szCs w:val="24"/>
+        </w:rPr>
+        <w:tab/>
+      </w:r>
+      <w:r>
+        <w:rPr>
+          <w:rFonts w:asciiTheme="minorEastAsia" w:hAnsiTheme="minorEastAsia" w:cs="Georgia"/>
+          <w:color w:val="A14DA4"/>
+          <w:kern w:val="0"/>
+          <w:sz w:val="24"/>
+          <w:szCs w:val="24"/>
+        </w:rPr>
+        <w:tab/>
+        <w:t>printf("!! Set mask failed\n");</w:t>
+      </w:r>
+    </w:p>
+    <w:p>
+      <w:pPr>
+        <w:rPr>
+          <w:rFonts w:asciiTheme="minorEastAsia" w:hAnsiTheme="minorEastAsia" w:cs="Georgia"/>
+          <w:color w:val="A14DA4"/>
+          <w:kern w:val="0"/>
+          <w:sz w:val="24"/>
+          <w:szCs w:val="24"/>
+        </w:rPr>
+      </w:pPr>
+      <w:r>
+        <w:rPr>
+          <w:rFonts w:asciiTheme="minorEastAsia" w:hAnsiTheme="minorEastAsia" w:cs="Georgia"/>
+          <w:color w:val="A14DA4"/>
+          <w:kern w:val="0"/>
+          <w:sz w:val="24"/>
+          <w:szCs w:val="24"/>
+        </w:rPr>
+        <w:tab/>
+      </w:r>
+      <w:r>
+        <w:rPr>
+          <w:rFonts w:asciiTheme="minorEastAsia" w:hAnsiTheme="minorEastAsia" w:cs="Georgia"/>
+          <w:color w:val="A14DA4"/>
+          <w:kern w:val="0"/>
+          <w:sz w:val="24"/>
+          <w:szCs w:val="24"/>
+        </w:rPr>
+        <w:tab/>
+        <w:t>data = zeros;</w:t>
+      </w:r>
+    </w:p>
+    <w:p>
+      <w:pPr>
+        <w:rPr>
+          <w:rFonts w:asciiTheme="minorEastAsia" w:hAnsiTheme="minorEastAsia" w:cs="Georgia" w:hint="eastAsia"/>
+          <w:color w:val="A14DA4"/>
+          <w:kern w:val="0"/>
+          <w:sz w:val="24"/>
+          <w:szCs w:val="24"/>
+        </w:rPr>
+      </w:pPr>
+      <w:r>
+        <w:rPr>
+          <w:rFonts w:asciiTheme="minorEastAsia" w:hAnsiTheme="minorEastAsia" w:cs="Georgia"/>
+          <w:color w:val="A14DA4"/>
+          <w:kern w:val="0"/>
+          <w:sz w:val="24"/>
+          <w:szCs w:val="24"/>
+        </w:rPr>
+        <w:tab/>
+      </w:r>
+      <w:r>
+        <w:rPr>
+          <w:rFonts w:asciiTheme="minorEastAsia" w:hAnsiTheme="minorEastAsia" w:cs="Georgia"/>
+          <w:color w:val="A14DA4"/>
+          <w:kern w:val="0"/>
+          <w:sz w:val="24"/>
+          <w:szCs w:val="24"/>
+        </w:rPr>
+        <w:tab/>
+        <w:t>if (sigprocmask(SIG_SETMASK, &amp;oset, NULL) != 0)</w:t>
+      </w:r>
+      <w:r>
+        <w:rPr>
+          <w:rFonts w:asciiTheme="minorEastAsia" w:hAnsiTheme="minorEastAsia" w:cs="Georgia"/>
+          <w:color w:val="A14DA4"/>
+          <w:kern w:val="0"/>
+          <w:sz w:val="24"/>
+          <w:szCs w:val="24"/>
+        </w:rPr>
+        <w:t>//解屏蔽</w:t>
+      </w:r>
+    </w:p>
+    <w:p>
+      <w:pPr>
+        <w:rPr>
+          <w:rFonts w:asciiTheme="minorEastAsia" w:hAnsiTheme="minorEastAsia" w:cs="Georgia"/>
+          <w:color w:val="A14DA4"/>
+          <w:kern w:val="0"/>
+          <w:sz w:val="24"/>
+          <w:szCs w:val="24"/>
+        </w:rPr>
+      </w:pPr>
+      <w:r>
+        <w:rPr>
+          <w:rFonts w:asciiTheme="minorEastAsia" w:hAnsiTheme="minorEastAsia" w:cs="Georgia"/>
+          <w:color w:val="A14DA4"/>
+          <w:kern w:val="0"/>
+          <w:sz w:val="24"/>
+          <w:szCs w:val="24"/>
+        </w:rPr>
+        <w:tab/>
+      </w:r>
+      <w:r>
+        <w:rPr>
+          <w:rFonts w:asciiTheme="minorEastAsia" w:hAnsiTheme="minorEastAsia" w:cs="Georgia"/>
+          <w:color w:val="A14DA4"/>
+          <w:kern w:val="0"/>
+          <w:sz w:val="24"/>
+          <w:szCs w:val="24"/>
+        </w:rPr>
+        <w:tab/>
+      </w:r>
+      <w:r>
+        <w:rPr>
+          <w:rFonts w:asciiTheme="minorEastAsia" w:hAnsiTheme="minorEastAsia" w:cs="Georgia"/>
+          <w:color w:val="A14DA4"/>
+          <w:kern w:val="0"/>
+          <w:sz w:val="24"/>
+          <w:szCs w:val="24"/>
+        </w:rPr>
+        <w:tab/>
+        <w:t>printf("!! Set mask failed\n");</w:t>
+      </w:r>
+    </w:p>
+    <w:p>
+      <w:pPr>
+        <w:rPr>
+          <w:rFonts w:asciiTheme="minorEastAsia" w:hAnsiTheme="minorEastAsia" w:cs="Georgia"/>
+          <w:color w:val="A14DA4"/>
+          <w:kern w:val="0"/>
+          <w:sz w:val="24"/>
+          <w:szCs w:val="24"/>
+        </w:rPr>
+      </w:pPr>
+    </w:p>
+    <w:p>
+      <w:pPr>
+        <w:rPr>
+          <w:rFonts w:asciiTheme="minorEastAsia" w:hAnsiTheme="minorEastAsia" w:cs="Georgia"/>
+          <w:color w:val="A14DA4"/>
+          <w:kern w:val="0"/>
+          <w:sz w:val="24"/>
+          <w:szCs w:val="24"/>
+        </w:rPr>
+      </w:pPr>
+      <w:r>
+        <w:rPr>
+          <w:rFonts w:asciiTheme="minorEastAsia" w:hAnsiTheme="minorEastAsia" w:cs="Georgia"/>
+          <w:color w:val="A14DA4"/>
+          <w:kern w:val="0"/>
+          <w:sz w:val="24"/>
+          <w:szCs w:val="24"/>
+        </w:rPr>
+        <w:tab/>
+      </w:r>
+      <w:r>
+        <w:rPr>
+          <w:rFonts w:asciiTheme="minorEastAsia" w:hAnsiTheme="minorEastAsia" w:cs="Georgia"/>
+          <w:color w:val="A14DA4"/>
+          <w:kern w:val="0"/>
+          <w:sz w:val="24"/>
+          <w:szCs w:val="24"/>
+        </w:rPr>
+        <w:tab/>
+        <w:t>if (sigprocmask(SIG_BLOCK, &amp;bset, &amp;oset) != 0)</w:t>
+      </w:r>
+    </w:p>
+    <w:p>
+      <w:pPr>
+        <w:rPr>
+          <w:rFonts w:asciiTheme="minorEastAsia" w:hAnsiTheme="minorEastAsia" w:cs="Georgia"/>
+          <w:color w:val="A14DA4"/>
+          <w:kern w:val="0"/>
+          <w:sz w:val="24"/>
+          <w:szCs w:val="24"/>
+        </w:rPr>
+      </w:pPr>
+      <w:r>
+        <w:rPr>
+          <w:rFonts w:asciiTheme="minorEastAsia" w:hAnsiTheme="minorEastAsia" w:cs="Georgia"/>
+          <w:color w:val="A14DA4"/>
+          <w:kern w:val="0"/>
+          <w:sz w:val="24"/>
+          <w:szCs w:val="24"/>
+        </w:rPr>
+        <w:tab/>
+      </w:r>
+      <w:r>
+        <w:rPr>
+          <w:rFonts w:asciiTheme="minorEastAsia" w:hAnsiTheme="minorEastAsia" w:cs="Georgia"/>
+          <w:color w:val="A14DA4"/>
+          <w:kern w:val="0"/>
+          <w:sz w:val="24"/>
+          <w:szCs w:val="24"/>
+        </w:rPr>
+        <w:tab/>
+      </w:r>
+      <w:r>
+        <w:rPr>
+          <w:rFonts w:asciiTheme="minorEastAsia" w:hAnsiTheme="minorEastAsia" w:cs="Georgia"/>
+          <w:color w:val="A14DA4"/>
+          <w:kern w:val="0"/>
+          <w:sz w:val="24"/>
+          <w:szCs w:val="24"/>
+        </w:rPr>
+        <w:tab/>
+        <w:t>printf("!! Set mask failed\n");</w:t>
+      </w:r>
+    </w:p>
+    <w:p>
+      <w:pPr>
+        <w:rPr>
+          <w:rFonts w:asciiTheme="minorEastAsia" w:hAnsiTheme="minorEastAsia" w:cs="Georgia"/>
+          <w:color w:val="A14DA4"/>
+          <w:kern w:val="0"/>
+          <w:sz w:val="24"/>
+          <w:szCs w:val="24"/>
+        </w:rPr>
+      </w:pPr>
+      <w:r>
+        <w:rPr>
+          <w:rFonts w:asciiTheme="minorEastAsia" w:hAnsiTheme="minorEastAsia" w:cs="Georgia"/>
+          <w:color w:val="A14DA4"/>
+          <w:kern w:val="0"/>
+          <w:sz w:val="24"/>
+          <w:szCs w:val="24"/>
+        </w:rPr>
+        <w:tab/>
+      </w:r>
+      <w:r>
+        <w:rPr>
+          <w:rFonts w:asciiTheme="minorEastAsia" w:hAnsiTheme="minorEastAsia" w:cs="Georgia"/>
+          <w:color w:val="A14DA4"/>
+          <w:kern w:val="0"/>
+          <w:sz w:val="24"/>
+          <w:szCs w:val="24"/>
+        </w:rPr>
+        <w:tab/>
+        <w:t>data = ones;</w:t>
+      </w:r>
+    </w:p>
+    <w:p>
+      <w:pPr>
+        <w:rPr>
+          <w:rFonts w:asciiTheme="minorEastAsia" w:hAnsiTheme="minorEastAsia" w:cs="Georgia"/>
+          <w:color w:val="A14DA4"/>
+          <w:kern w:val="0"/>
+          <w:sz w:val="24"/>
+          <w:szCs w:val="24"/>
+        </w:rPr>
+      </w:pPr>
+      <w:r>
+        <w:rPr>
+          <w:rFonts w:asciiTheme="minorEastAsia" w:hAnsiTheme="minorEastAsia" w:cs="Georgia"/>
+          <w:color w:val="A14DA4"/>
+          <w:kern w:val="0"/>
+          <w:sz w:val="24"/>
+          <w:szCs w:val="24"/>
+        </w:rPr>
+        <w:tab/>
+      </w:r>
+      <w:r>
+        <w:rPr>
+          <w:rFonts w:asciiTheme="minorEastAsia" w:hAnsiTheme="minorEastAsia" w:cs="Georgia"/>
+          <w:color w:val="A14DA4"/>
+          <w:kern w:val="0"/>
+          <w:sz w:val="24"/>
+          <w:szCs w:val="24"/>
+        </w:rPr>
+        <w:tab/>
+        <w:t>if (sigprocmask(SIG_SETMASK, &amp;oset, NULL) != 0)</w:t>
+      </w:r>
+    </w:p>
+    <w:p>
+      <w:pPr>
+        <w:rPr>
+          <w:rFonts w:asciiTheme="minorEastAsia" w:hAnsiTheme="minorEastAsia" w:cs="Georgia"/>
+          <w:color w:val="A14DA4"/>
+          <w:kern w:val="0"/>
+          <w:sz w:val="24"/>
+          <w:szCs w:val="24"/>
+        </w:rPr>
+      </w:pPr>
+      <w:r>
+        <w:rPr>
+          <w:rFonts w:asciiTheme="minorEastAsia" w:hAnsiTheme="minorEastAsia" w:cs="Georgia"/>
+          <w:color w:val="A14DA4"/>
+          <w:kern w:val="0"/>
+          <w:sz w:val="24"/>
+          <w:szCs w:val="24"/>
+        </w:rPr>
+        <w:tab/>
+      </w:r>
+      <w:r>
+        <w:rPr>
+          <w:rFonts w:asciiTheme="minorEastAsia" w:hAnsiTheme="minorEastAsia" w:cs="Georgia"/>
+          <w:color w:val="A14DA4"/>
+          <w:kern w:val="0"/>
+          <w:sz w:val="24"/>
+          <w:szCs w:val="24"/>
+        </w:rPr>
+        <w:tab/>
+      </w:r>
+      <w:r>
+        <w:rPr>
+          <w:rFonts w:asciiTheme="minorEastAsia" w:hAnsiTheme="minorEastAsia" w:cs="Georgia"/>
+          <w:color w:val="A14DA4"/>
+          <w:kern w:val="0"/>
+          <w:sz w:val="24"/>
+          <w:szCs w:val="24"/>
+        </w:rPr>
+        <w:tab/>
+        <w:t>printf("!! Set mask failed\n");</w:t>
+      </w:r>
+    </w:p>
+    <w:p>
+      <w:pPr>
+        <w:rPr>
+          <w:rFonts w:asciiTheme="minorEastAsia" w:hAnsiTheme="minorEastAsia" w:cs="Georgia"/>
+          <w:color w:val="A14DA4"/>
+          <w:kern w:val="0"/>
+          <w:sz w:val="24"/>
+          <w:szCs w:val="24"/>
+        </w:rPr>
+      </w:pPr>
+      <w:r>
+        <w:rPr>
+          <w:rFonts w:asciiTheme="minorEastAsia" w:hAnsiTheme="minorEastAsia" w:cs="Georgia"/>
+          <w:color w:val="A14DA4"/>
+          <w:kern w:val="0"/>
+          <w:sz w:val="24"/>
+          <w:szCs w:val="24"/>
+        </w:rPr>
+        <w:tab/>
         <w:t>}</w:t>
       </w:r>
     </w:p>
@@ -7482,616 +8668,12 @@
           <w:sz w:val="24"/>
           <w:szCs w:val="24"/>
         </w:rPr>
-        <w:t>int main (void){</w:t>
-      </w:r>
-    </w:p>
-    <w:p>
-      <w:pPr>
-        <w:rPr>
-          <w:rFonts w:asciiTheme="minorEastAsia" w:hAnsiTheme="minorEastAsia" w:cs="Georgia"/>
-          <w:color w:val="A14DA4"/>
-          <w:kern w:val="0"/>
-          <w:sz w:val="24"/>
-          <w:szCs w:val="24"/>
-        </w:rPr>
-      </w:pPr>
-      <w:r>
-        <w:rPr>
-          <w:rFonts w:asciiTheme="minorEastAsia" w:hAnsiTheme="minorEastAsia" w:cs="Georgia"/>
-          <w:color w:val="A14DA4"/>
-          <w:kern w:val="0"/>
-          <w:sz w:val="24"/>
-          <w:szCs w:val="24"/>
-        </w:rPr>
-        <w:tab/>
-        <w:t>sigset_t   bset, oset;</w:t>
-      </w:r>
-    </w:p>
-    <w:p>
-      <w:pPr>
-        <w:rPr>
-          <w:rFonts w:asciiTheme="minorEastAsia" w:hAnsiTheme="minorEastAsia" w:cs="Georgia"/>
-          <w:color w:val="A14DA4"/>
-          <w:kern w:val="0"/>
-          <w:sz w:val="24"/>
-          <w:szCs w:val="24"/>
-        </w:rPr>
-      </w:pPr>
-      <w:r>
-        <w:rPr>
-          <w:rFonts w:asciiTheme="minorEastAsia" w:hAnsiTheme="minorEastAsia" w:cs="Georgia"/>
-          <w:color w:val="A14DA4"/>
-          <w:kern w:val="0"/>
-          <w:sz w:val="24"/>
-          <w:szCs w:val="24"/>
-        </w:rPr>
-        <w:tab/>
-        <w:t>static struct two_int zeros = { 0, 0 }, ones = { 1, 1 };</w:t>
-      </w:r>
-    </w:p>
-    <w:p>
-      <w:pPr>
-        <w:rPr>
-          <w:rFonts w:asciiTheme="minorEastAsia" w:hAnsiTheme="minorEastAsia" w:cs="Georgia"/>
-          <w:color w:val="A14DA4"/>
-          <w:kern w:val="0"/>
-          <w:sz w:val="24"/>
-          <w:szCs w:val="24"/>
-        </w:rPr>
-      </w:pPr>
-      <w:r>
-        <w:rPr>
-          <w:rFonts w:asciiTheme="minorEastAsia" w:hAnsiTheme="minorEastAsia" w:cs="Georgia"/>
-          <w:color w:val="A14DA4"/>
-          <w:kern w:val="0"/>
-          <w:sz w:val="24"/>
-          <w:szCs w:val="24"/>
-        </w:rPr>
-        <w:tab/>
-        <w:t>signal (SIGALRM, signal_handler);</w:t>
-      </w:r>
-    </w:p>
-    <w:p>
-      <w:pPr>
-        <w:rPr>
-          <w:rFonts w:asciiTheme="minorEastAsia" w:hAnsiTheme="minorEastAsia" w:cs="Georgia"/>
-          <w:color w:val="A14DA4"/>
-          <w:kern w:val="0"/>
-          <w:sz w:val="24"/>
-          <w:szCs w:val="24"/>
-        </w:rPr>
-      </w:pPr>
-      <w:r>
-        <w:rPr>
-          <w:rFonts w:asciiTheme="minorEastAsia" w:hAnsiTheme="minorEastAsia" w:cs="Georgia"/>
-          <w:color w:val="A14DA4"/>
-          <w:kern w:val="0"/>
-          <w:sz w:val="24"/>
-          <w:szCs w:val="24"/>
-        </w:rPr>
-        <w:tab/>
-        <w:t>data = zeros;</w:t>
-      </w:r>
-    </w:p>
-    <w:p>
-      <w:pPr>
-        <w:rPr>
-          <w:rFonts w:asciiTheme="minorEastAsia" w:hAnsiTheme="minorEastAsia" w:cs="Georgia"/>
-          <w:color w:val="A14DA4"/>
-          <w:kern w:val="0"/>
-          <w:sz w:val="24"/>
-          <w:szCs w:val="24"/>
-        </w:rPr>
-      </w:pPr>
-      <w:r>
-        <w:rPr>
-          <w:rFonts w:asciiTheme="minorEastAsia" w:hAnsiTheme="minorEastAsia" w:cs="Georgia"/>
-          <w:color w:val="A14DA4"/>
-          <w:kern w:val="0"/>
-          <w:sz w:val="24"/>
-          <w:szCs w:val="24"/>
-        </w:rPr>
-        <w:tab/>
-        <w:t>alarm (1);</w:t>
-      </w:r>
-    </w:p>
-    <w:p>
-      <w:pPr>
-        <w:rPr>
-          <w:rFonts w:asciiTheme="minorEastAsia" w:hAnsiTheme="minorEastAsia" w:cs="Georgia"/>
-          <w:color w:val="A14DA4"/>
-          <w:kern w:val="0"/>
-          <w:sz w:val="24"/>
-          <w:szCs w:val="24"/>
-        </w:rPr>
-      </w:pPr>
-      <w:r>
-        <w:rPr>
-          <w:rFonts w:asciiTheme="minorEastAsia" w:hAnsiTheme="minorEastAsia" w:cs="Georgia"/>
-          <w:color w:val="A14DA4"/>
-          <w:kern w:val="0"/>
-          <w:sz w:val="24"/>
-          <w:szCs w:val="24"/>
-        </w:rPr>
-        <w:tab/>
-        <w:t>sigemptyset(&amp;bset);</w:t>
-      </w:r>
-    </w:p>
-    <w:p>
-      <w:pPr>
-        <w:rPr>
-          <w:rFonts w:asciiTheme="minorEastAsia" w:hAnsiTheme="minorEastAsia" w:cs="Georgia"/>
-          <w:color w:val="A14DA4"/>
-          <w:kern w:val="0"/>
-          <w:sz w:val="24"/>
-          <w:szCs w:val="24"/>
-        </w:rPr>
-      </w:pPr>
-      <w:r>
-        <w:rPr>
-          <w:rFonts w:asciiTheme="minorEastAsia" w:hAnsiTheme="minorEastAsia" w:cs="Georgia"/>
-          <w:color w:val="A14DA4"/>
-          <w:kern w:val="0"/>
-          <w:sz w:val="24"/>
-          <w:szCs w:val="24"/>
-        </w:rPr>
-        <w:tab/>
-        <w:t>sigaddset(&amp;bset, SIGALRM);</w:t>
-      </w:r>
-    </w:p>
-    <w:p>
-      <w:pPr>
-        <w:rPr>
-          <w:rFonts w:asciiTheme="minorEastAsia" w:hAnsiTheme="minorEastAsia" w:cs="Georgia"/>
-          <w:color w:val="A14DA4"/>
-          <w:kern w:val="0"/>
-          <w:sz w:val="24"/>
-          <w:szCs w:val="24"/>
-        </w:rPr>
-      </w:pPr>
-    </w:p>
-    <w:p>
-      <w:pPr>
-        <w:rPr>
-          <w:rFonts w:asciiTheme="minorEastAsia" w:hAnsiTheme="minorEastAsia" w:cs="Georgia"/>
-          <w:color w:val="A14DA4"/>
-          <w:kern w:val="0"/>
-          <w:sz w:val="24"/>
-          <w:szCs w:val="24"/>
-        </w:rPr>
-      </w:pPr>
-      <w:r>
-        <w:rPr>
-          <w:rFonts w:asciiTheme="minorEastAsia" w:hAnsiTheme="minorEastAsia" w:cs="Georgia"/>
-          <w:color w:val="A14DA4"/>
-          <w:kern w:val="0"/>
-          <w:sz w:val="24"/>
-          <w:szCs w:val="24"/>
-        </w:rPr>
-        <w:tab/>
-        <w:t>while (1) {</w:t>
-      </w:r>
-    </w:p>
-    <w:p>
-      <w:pPr>
-        <w:rPr>
-          <w:rFonts w:asciiTheme="minorEastAsia" w:hAnsiTheme="minorEastAsia" w:cs="Georgia"/>
-          <w:color w:val="A14DA4"/>
-          <w:kern w:val="0"/>
-          <w:sz w:val="24"/>
-          <w:szCs w:val="24"/>
-        </w:rPr>
-      </w:pPr>
-      <w:r>
-        <w:rPr>
-          <w:rFonts w:asciiTheme="minorEastAsia" w:hAnsiTheme="minorEastAsia" w:cs="Georgia"/>
-          <w:color w:val="A14DA4"/>
-          <w:kern w:val="0"/>
-          <w:sz w:val="24"/>
-          <w:szCs w:val="24"/>
-        </w:rPr>
-        <w:tab/>
-      </w:r>
-      <w:r>
-        <w:rPr>
-          <w:rFonts w:asciiTheme="minorEastAsia" w:hAnsiTheme="minorEastAsia" w:cs="Georgia"/>
-          <w:color w:val="A14DA4"/>
-          <w:kern w:val="0"/>
-          <w:sz w:val="24"/>
-          <w:szCs w:val="24"/>
-        </w:rPr>
-        <w:tab/>
-        <w:t>if (sigprocmask(SIG_BLOCK, &amp;bset, &amp;oset) != 0)</w:t>
-      </w:r>
-    </w:p>
-    <w:p>
-      <w:pPr>
-        <w:rPr>
-          <w:rFonts w:asciiTheme="minorEastAsia" w:hAnsiTheme="minorEastAsia" w:cs="Georgia"/>
-          <w:color w:val="A14DA4"/>
-          <w:kern w:val="0"/>
-          <w:sz w:val="24"/>
-          <w:szCs w:val="24"/>
-        </w:rPr>
-      </w:pPr>
-      <w:r>
-        <w:rPr>
-          <w:rFonts w:asciiTheme="minorEastAsia" w:hAnsiTheme="minorEastAsia" w:cs="Georgia"/>
-          <w:color w:val="A14DA4"/>
-          <w:kern w:val="0"/>
-          <w:sz w:val="24"/>
-          <w:szCs w:val="24"/>
-        </w:rPr>
-        <w:tab/>
-      </w:r>
-      <w:r>
-        <w:rPr>
-          <w:rFonts w:asciiTheme="minorEastAsia" w:hAnsiTheme="minorEastAsia" w:cs="Georgia"/>
-          <w:color w:val="A14DA4"/>
-          <w:kern w:val="0"/>
-          <w:sz w:val="24"/>
-          <w:szCs w:val="24"/>
-        </w:rPr>
-        <w:tab/>
-      </w:r>
-      <w:r>
-        <w:rPr>
-          <w:rFonts w:asciiTheme="minorEastAsia" w:hAnsiTheme="minorEastAsia" w:cs="Georgia"/>
-          <w:color w:val="A14DA4"/>
-          <w:kern w:val="0"/>
-          <w:sz w:val="24"/>
-          <w:szCs w:val="24"/>
-        </w:rPr>
-        <w:tab/>
-        <w:t>printf("!! Set mask failed\n");</w:t>
-      </w:r>
-    </w:p>
-    <w:p>
-      <w:pPr>
-        <w:rPr>
-          <w:rFonts w:asciiTheme="minorEastAsia" w:hAnsiTheme="minorEastAsia" w:cs="Georgia"/>
-          <w:color w:val="A14DA4"/>
-          <w:kern w:val="0"/>
-          <w:sz w:val="24"/>
-          <w:szCs w:val="24"/>
-        </w:rPr>
-      </w:pPr>
-      <w:r>
-        <w:rPr>
-          <w:rFonts w:asciiTheme="minorEastAsia" w:hAnsiTheme="minorEastAsia" w:cs="Georgia"/>
-          <w:color w:val="A14DA4"/>
-          <w:kern w:val="0"/>
-          <w:sz w:val="24"/>
-          <w:szCs w:val="24"/>
-        </w:rPr>
-        <w:tab/>
-      </w:r>
-      <w:r>
-        <w:rPr>
-          <w:rFonts w:asciiTheme="minorEastAsia" w:hAnsiTheme="minorEastAsia" w:cs="Georgia"/>
-          <w:color w:val="A14DA4"/>
-          <w:kern w:val="0"/>
-          <w:sz w:val="24"/>
-          <w:szCs w:val="24"/>
-        </w:rPr>
-        <w:tab/>
-        <w:t>data = zeros;</w:t>
-      </w:r>
-    </w:p>
-    <w:p>
-      <w:pPr>
-        <w:rPr>
-          <w:rFonts w:asciiTheme="minorEastAsia" w:hAnsiTheme="minorEastAsia" w:cs="Georgia"/>
-          <w:color w:val="A14DA4"/>
-          <w:kern w:val="0"/>
-          <w:sz w:val="24"/>
-          <w:szCs w:val="24"/>
-        </w:rPr>
-      </w:pPr>
-      <w:r>
-        <w:rPr>
-          <w:rFonts w:asciiTheme="minorEastAsia" w:hAnsiTheme="minorEastAsia" w:cs="Georgia"/>
-          <w:color w:val="A14DA4"/>
-          <w:kern w:val="0"/>
-          <w:sz w:val="24"/>
-          <w:szCs w:val="24"/>
-        </w:rPr>
-        <w:tab/>
-      </w:r>
-      <w:r>
-        <w:rPr>
-          <w:rFonts w:asciiTheme="minorEastAsia" w:hAnsiTheme="minorEastAsia" w:cs="Georgia"/>
-          <w:color w:val="A14DA4"/>
-          <w:kern w:val="0"/>
-          <w:sz w:val="24"/>
-          <w:szCs w:val="24"/>
-        </w:rPr>
-        <w:tab/>
-        <w:t>if (sigprocmask(SIG_SETMASK, &amp;oset, NULL) != 0)</w:t>
-      </w:r>
-    </w:p>
-    <w:p>
-      <w:pPr>
-        <w:rPr>
-          <w:rFonts w:asciiTheme="minorEastAsia" w:hAnsiTheme="minorEastAsia" w:cs="Georgia"/>
-          <w:color w:val="A14DA4"/>
-          <w:kern w:val="0"/>
-          <w:sz w:val="24"/>
-          <w:szCs w:val="24"/>
-        </w:rPr>
-      </w:pPr>
-      <w:r>
-        <w:rPr>
-          <w:rFonts w:asciiTheme="minorEastAsia" w:hAnsiTheme="minorEastAsia" w:cs="Georgia"/>
-          <w:color w:val="A14DA4"/>
-          <w:kern w:val="0"/>
-          <w:sz w:val="24"/>
-          <w:szCs w:val="24"/>
-        </w:rPr>
-        <w:tab/>
-      </w:r>
-      <w:r>
-        <w:rPr>
-          <w:rFonts w:asciiTheme="minorEastAsia" w:hAnsiTheme="minorEastAsia" w:cs="Georgia"/>
-          <w:color w:val="A14DA4"/>
-          <w:kern w:val="0"/>
-          <w:sz w:val="24"/>
-          <w:szCs w:val="24"/>
-        </w:rPr>
-        <w:tab/>
-      </w:r>
-      <w:r>
-        <w:rPr>
-          <w:rFonts w:asciiTheme="minorEastAsia" w:hAnsiTheme="minorEastAsia" w:cs="Georgia"/>
-          <w:color w:val="A14DA4"/>
-          <w:kern w:val="0"/>
-          <w:sz w:val="24"/>
-          <w:szCs w:val="24"/>
-        </w:rPr>
-        <w:tab/>
-        <w:t>printf("!! Set mask failed\n");</w:t>
-      </w:r>
-    </w:p>
-    <w:p>
-      <w:pPr>
-        <w:rPr>
-          <w:rFonts w:asciiTheme="minorEastAsia" w:hAnsiTheme="minorEastAsia" w:cs="Georgia"/>
-          <w:color w:val="A14DA4"/>
-          <w:kern w:val="0"/>
-          <w:sz w:val="24"/>
-          <w:szCs w:val="24"/>
-        </w:rPr>
-      </w:pPr>
-    </w:p>
-    <w:p>
-      <w:pPr>
-        <w:rPr>
-          <w:rFonts w:asciiTheme="minorEastAsia" w:hAnsiTheme="minorEastAsia" w:cs="Georgia"/>
-          <w:color w:val="A14DA4"/>
-          <w:kern w:val="0"/>
-          <w:sz w:val="24"/>
-          <w:szCs w:val="24"/>
-        </w:rPr>
-      </w:pPr>
-      <w:r>
-        <w:rPr>
-          <w:rFonts w:asciiTheme="minorEastAsia" w:hAnsiTheme="minorEastAsia" w:cs="Georgia"/>
-          <w:color w:val="A14DA4"/>
-          <w:kern w:val="0"/>
-          <w:sz w:val="24"/>
-          <w:szCs w:val="24"/>
-        </w:rPr>
-        <w:tab/>
-      </w:r>
-      <w:r>
-        <w:rPr>
-          <w:rFonts w:asciiTheme="minorEastAsia" w:hAnsiTheme="minorEastAsia" w:cs="Georgia"/>
-          <w:color w:val="A14DA4"/>
-          <w:kern w:val="0"/>
-          <w:sz w:val="24"/>
-          <w:szCs w:val="24"/>
-        </w:rPr>
-        <w:tab/>
-        <w:t>if (sigprocmask(SIG_BLOCK, &amp;bset, &amp;oset) != 0)</w:t>
-      </w:r>
-    </w:p>
-    <w:p>
-      <w:pPr>
-        <w:rPr>
-          <w:rFonts w:asciiTheme="minorEastAsia" w:hAnsiTheme="minorEastAsia" w:cs="Georgia"/>
-          <w:color w:val="A14DA4"/>
-          <w:kern w:val="0"/>
-          <w:sz w:val="24"/>
-          <w:szCs w:val="24"/>
-        </w:rPr>
-      </w:pPr>
-      <w:r>
-        <w:rPr>
-          <w:rFonts w:asciiTheme="minorEastAsia" w:hAnsiTheme="minorEastAsia" w:cs="Georgia"/>
-          <w:color w:val="A14DA4"/>
-          <w:kern w:val="0"/>
-          <w:sz w:val="24"/>
-          <w:szCs w:val="24"/>
-        </w:rPr>
-        <w:tab/>
-      </w:r>
-      <w:r>
-        <w:rPr>
-          <w:rFonts w:asciiTheme="minorEastAsia" w:hAnsiTheme="minorEastAsia" w:cs="Georgia"/>
-          <w:color w:val="A14DA4"/>
-          <w:kern w:val="0"/>
-          <w:sz w:val="24"/>
-          <w:szCs w:val="24"/>
-        </w:rPr>
-        <w:tab/>
-      </w:r>
-      <w:r>
-        <w:rPr>
-          <w:rFonts w:asciiTheme="minorEastAsia" w:hAnsiTheme="minorEastAsia" w:cs="Georgia"/>
-          <w:color w:val="A14DA4"/>
-          <w:kern w:val="0"/>
-          <w:sz w:val="24"/>
-          <w:szCs w:val="24"/>
-        </w:rPr>
-        <w:tab/>
-        <w:t>printf("!! Set mask failed\n");</w:t>
-      </w:r>
-    </w:p>
-    <w:p>
-      <w:pPr>
-        <w:rPr>
-          <w:rFonts w:asciiTheme="minorEastAsia" w:hAnsiTheme="minorEastAsia" w:cs="Georgia"/>
-          <w:color w:val="A14DA4"/>
-          <w:kern w:val="0"/>
-          <w:sz w:val="24"/>
-          <w:szCs w:val="24"/>
-        </w:rPr>
-      </w:pPr>
-      <w:r>
-        <w:rPr>
-          <w:rFonts w:asciiTheme="minorEastAsia" w:hAnsiTheme="minorEastAsia" w:cs="Georgia"/>
-          <w:color w:val="A14DA4"/>
-          <w:kern w:val="0"/>
-          <w:sz w:val="24"/>
-          <w:szCs w:val="24"/>
-        </w:rPr>
-        <w:tab/>
-      </w:r>
-      <w:r>
-        <w:rPr>
-          <w:rFonts w:asciiTheme="minorEastAsia" w:hAnsiTheme="minorEastAsia" w:cs="Georgia"/>
-          <w:color w:val="A14DA4"/>
-          <w:kern w:val="0"/>
-          <w:sz w:val="24"/>
-          <w:szCs w:val="24"/>
-        </w:rPr>
-        <w:tab/>
-        <w:t>data = ones;</w:t>
-      </w:r>
-    </w:p>
-    <w:p>
-      <w:pPr>
-        <w:rPr>
-          <w:rFonts w:asciiTheme="minorEastAsia" w:hAnsiTheme="minorEastAsia" w:cs="Georgia"/>
-          <w:color w:val="A14DA4"/>
-          <w:kern w:val="0"/>
-          <w:sz w:val="24"/>
-          <w:szCs w:val="24"/>
-        </w:rPr>
-      </w:pPr>
-      <w:r>
-        <w:rPr>
-          <w:rFonts w:asciiTheme="minorEastAsia" w:hAnsiTheme="minorEastAsia" w:cs="Georgia"/>
-          <w:color w:val="A14DA4"/>
-          <w:kern w:val="0"/>
-          <w:sz w:val="24"/>
-          <w:szCs w:val="24"/>
-        </w:rPr>
-        <w:tab/>
-      </w:r>
-      <w:r>
-        <w:rPr>
-          <w:rFonts w:asciiTheme="minorEastAsia" w:hAnsiTheme="minorEastAsia" w:cs="Georgia"/>
-          <w:color w:val="A14DA4"/>
-          <w:kern w:val="0"/>
-          <w:sz w:val="24"/>
-          <w:szCs w:val="24"/>
-        </w:rPr>
-        <w:tab/>
-        <w:t>if (sigprocmask(SIG_SETMASK, &amp;oset, NULL) != 0)</w:t>
-      </w:r>
-    </w:p>
-    <w:p>
-      <w:pPr>
-        <w:rPr>
-          <w:rFonts w:asciiTheme="minorEastAsia" w:hAnsiTheme="minorEastAsia" w:cs="Georgia"/>
-          <w:color w:val="A14DA4"/>
-          <w:kern w:val="0"/>
-          <w:sz w:val="24"/>
-          <w:szCs w:val="24"/>
-        </w:rPr>
-      </w:pPr>
-      <w:r>
-        <w:rPr>
-          <w:rFonts w:asciiTheme="minorEastAsia" w:hAnsiTheme="minorEastAsia" w:cs="Georgia"/>
-          <w:color w:val="A14DA4"/>
-          <w:kern w:val="0"/>
-          <w:sz w:val="24"/>
-          <w:szCs w:val="24"/>
-        </w:rPr>
-        <w:tab/>
-      </w:r>
-      <w:r>
-        <w:rPr>
-          <w:rFonts w:asciiTheme="minorEastAsia" w:hAnsiTheme="minorEastAsia" w:cs="Georgia"/>
-          <w:color w:val="A14DA4"/>
-          <w:kern w:val="0"/>
-          <w:sz w:val="24"/>
-          <w:szCs w:val="24"/>
-        </w:rPr>
-        <w:tab/>
-      </w:r>
-      <w:r>
-        <w:rPr>
-          <w:rFonts w:asciiTheme="minorEastAsia" w:hAnsiTheme="minorEastAsia" w:cs="Georgia"/>
-          <w:color w:val="A14DA4"/>
-          <w:kern w:val="0"/>
-          <w:sz w:val="24"/>
-          <w:szCs w:val="24"/>
-        </w:rPr>
-        <w:tab/>
-        <w:t>printf("!! Set mask failed\n");</w:t>
-      </w:r>
-    </w:p>
-    <w:p>
-      <w:pPr>
-        <w:rPr>
-          <w:rFonts w:asciiTheme="minorEastAsia" w:hAnsiTheme="minorEastAsia" w:cs="Georgia"/>
-          <w:color w:val="A14DA4"/>
-          <w:kern w:val="0"/>
-          <w:sz w:val="24"/>
-          <w:szCs w:val="24"/>
-        </w:rPr>
-      </w:pPr>
-      <w:r>
-        <w:rPr>
-          <w:rFonts w:asciiTheme="minorEastAsia" w:hAnsiTheme="minorEastAsia" w:cs="Georgia"/>
-          <w:color w:val="A14DA4"/>
-          <w:kern w:val="0"/>
-          <w:sz w:val="24"/>
-          <w:szCs w:val="24"/>
-        </w:rPr>
-        <w:tab/>
         <w:t>}</w:t>
       </w:r>
     </w:p>
     <w:p>
       <w:pPr>
-        <w:rPr>
-          <w:rFonts w:asciiTheme="minorEastAsia" w:hAnsiTheme="minorEastAsia" w:cs="Georgia"/>
-          <w:color w:val="A14DA4"/>
-          <w:kern w:val="0"/>
-          <w:sz w:val="24"/>
-          <w:szCs w:val="24"/>
-        </w:rPr>
-      </w:pPr>
-      <w:r>
-        <w:rPr>
-          <w:rFonts w:asciiTheme="minorEastAsia" w:hAnsiTheme="minorEastAsia" w:cs="Georgia"/>
-          <w:color w:val="A14DA4"/>
-          <w:kern w:val="0"/>
-          <w:sz w:val="24"/>
-          <w:szCs w:val="24"/>
-        </w:rPr>
-        <w:t>}</w:t>
-      </w:r>
-    </w:p>
-    <w:p>
-      <w:pPr>
         <w:pStyle w:val="3"/>
-        <w:rPr>
-          <w:rFonts w:hint="eastAsia"/>
-        </w:rPr>
       </w:pPr>
       <w:r>
         <w:t xml:space="preserve">3 </w:t>
@@ -8155,13 +8737,54 @@
     <w:p>
       <w:pPr>
         <w:rPr>
+          <w:rFonts w:asciiTheme="minorEastAsia" w:hAnsiTheme="minorEastAsia" w:cs="Georgia"/>
+          <w:color w:val="A14DA4"/>
+          <w:kern w:val="0"/>
+          <w:sz w:val="24"/>
+          <w:szCs w:val="24"/>
+        </w:rPr>
+      </w:pPr>
+      <w:r>
+        <w:rPr>
           <w:rFonts w:asciiTheme="minorEastAsia" w:hAnsiTheme="minorEastAsia" w:cs="Georgia" w:hint="eastAsia"/>
           <w:color w:val="A14DA4"/>
           <w:kern w:val="0"/>
           <w:sz w:val="24"/>
           <w:szCs w:val="24"/>
         </w:rPr>
-      </w:pPr>
+        <w:t>类似</w:t>
+      </w:r>
+      <w:r>
+        <w:rPr>
+          <w:rFonts w:asciiTheme="minorEastAsia" w:hAnsiTheme="minorEastAsia" w:cs="Georgia"/>
+          <w:color w:val="A14DA4"/>
+          <w:kern w:val="0"/>
+          <w:sz w:val="24"/>
+          <w:szCs w:val="24"/>
+        </w:rPr>
+        <w:t>于PIPE，但是可用于处理无亲缘关系的进程间通信；</w:t>
+      </w:r>
+    </w:p>
+    <w:p>
+      <w:pPr>
+        <w:rPr>
+          <w:rFonts w:asciiTheme="minorEastAsia" w:hAnsiTheme="minorEastAsia" w:cs="Georgia"/>
+          <w:color w:val="A14DA4"/>
+          <w:kern w:val="0"/>
+          <w:sz w:val="24"/>
+          <w:szCs w:val="24"/>
+        </w:rPr>
+      </w:pPr>
+      <w:r>
+        <w:rPr>
+          <w:rFonts w:asciiTheme="minorEastAsia" w:hAnsiTheme="minorEastAsia" w:cs="Georgia"/>
+          <w:color w:val="A14DA4"/>
+          <w:kern w:val="0"/>
+          <w:sz w:val="24"/>
+          <w:szCs w:val="24"/>
+        </w:rPr>
+        <w:t>Ubuntu查看</w:t>
+      </w:r>
       <w:r>
         <w:rPr>
           <w:rFonts w:asciiTheme="minorEastAsia" w:hAnsiTheme="minorEastAsia" w:cs="Georgia" w:hint="eastAsia"/>
@@ -8170,17 +8793,48 @@
           <w:sz w:val="24"/>
           <w:szCs w:val="24"/>
         </w:rPr>
-        <w:t>类似</w:t>
-      </w:r>
-      <w:r>
-        <w:rPr>
-          <w:rFonts w:asciiTheme="minorEastAsia" w:hAnsiTheme="minorEastAsia" w:cs="Georgia"/>
-          <w:color w:val="A14DA4"/>
-          <w:kern w:val="0"/>
-          <w:sz w:val="24"/>
-          <w:szCs w:val="24"/>
-        </w:rPr>
-        <w:t>于PIPE，但是可用于处理无亲缘关系的进程间通信；</w:t>
+        <w:t>sys</w:t>
+      </w:r>
+      <w:r>
+        <w:rPr>
+          <w:rFonts w:asciiTheme="minorEastAsia" w:hAnsiTheme="minorEastAsia" w:cs="Georgia"/>
+          <w:color w:val="A14DA4"/>
+          <w:kern w:val="0"/>
+          <w:sz w:val="24"/>
+          <w:szCs w:val="24"/>
+        </w:rPr>
+        <w:t xml:space="preserve"> V </w:t>
+      </w:r>
+      <w:r>
+        <w:rPr>
+          <w:rFonts w:asciiTheme="minorEastAsia" w:hAnsiTheme="minorEastAsia" w:cs="Georgia" w:hint="eastAsia"/>
+          <w:color w:val="A14DA4"/>
+          <w:kern w:val="0"/>
+          <w:sz w:val="24"/>
+          <w:szCs w:val="24"/>
+        </w:rPr>
+        <w:t>ipc</w:t>
+      </w:r>
+    </w:p>
+    <w:p>
+      <w:pPr>
+        <w:rPr>
+          <w:rFonts w:asciiTheme="minorEastAsia" w:hAnsiTheme="minorEastAsia" w:cs="Georgia" w:hint="eastAsia"/>
+          <w:color w:val="A14DA4"/>
+          <w:kern w:val="0"/>
+          <w:sz w:val="24"/>
+          <w:szCs w:val="24"/>
+        </w:rPr>
+      </w:pPr>
+      <w:r>
+        <w:rPr>
+          <w:rFonts w:asciiTheme="minorEastAsia" w:hAnsiTheme="minorEastAsia" w:cs="Georgia"/>
+          <w:color w:val="A14DA4"/>
+          <w:kern w:val="0"/>
+          <w:sz w:val="24"/>
+          <w:szCs w:val="24"/>
+        </w:rPr>
+        <w:t>$ipcs</w:t>
       </w:r>
     </w:p>
     <w:p>
@@ -8250,7 +8904,7 @@
     <w:p>
       <w:pPr>
         <w:rPr>
-          <w:rFonts w:asciiTheme="minorEastAsia" w:hAnsiTheme="minorEastAsia" w:cs="Georgia" w:hint="eastAsia"/>
+          <w:rFonts w:asciiTheme="minorEastAsia" w:hAnsiTheme="minorEastAsia" w:cs="Georgia"/>
           <w:color w:val="A14DA4"/>
           <w:kern w:val="0"/>
           <w:sz w:val="24"/>
@@ -8292,9 +8946,6 @@
     <w:p>
       <w:pPr>
         <w:pStyle w:val="3"/>
-        <w:rPr>
-          <w:rFonts w:hint="eastAsia"/>
-        </w:rPr>
       </w:pPr>
       <w:r>
         <w:rPr>
@@ -8734,12 +9385,1033 @@
     <w:p>
       <w:pPr>
         <w:rPr>
+          <w:rFonts w:asciiTheme="minorEastAsia" w:hAnsiTheme="minorEastAsia" w:cs="Georgia"/>
+          <w:color w:val="A14DA4"/>
+          <w:kern w:val="0"/>
+          <w:sz w:val="24"/>
+          <w:szCs w:val="24"/>
+        </w:rPr>
+      </w:pPr>
+      <w:r>
+        <w:rPr>
+          <w:rFonts w:asciiTheme="minorEastAsia" w:hAnsiTheme="minorEastAsia" w:cs="Georgia"/>
+          <w:color w:val="A14DA4"/>
+          <w:kern w:val="0"/>
+          <w:sz w:val="24"/>
+          <w:szCs w:val="24"/>
+        </w:rPr>
+        <w:t>P</w:t>
+      </w:r>
+      <w:r>
+        <w:rPr>
           <w:rFonts w:asciiTheme="minorEastAsia" w:hAnsiTheme="minorEastAsia" w:cs="Georgia" w:hint="eastAsia"/>
           <w:color w:val="A14DA4"/>
           <w:kern w:val="0"/>
           <w:sz w:val="24"/>
           <w:szCs w:val="24"/>
         </w:rPr>
+        <w:t>o</w:t>
+      </w:r>
+      <w:r>
+        <w:rPr>
+          <w:rFonts w:asciiTheme="minorEastAsia" w:hAnsiTheme="minorEastAsia" w:cs="Georgia"/>
+          <w:color w:val="A14DA4"/>
+          <w:kern w:val="0"/>
+          <w:sz w:val="24"/>
+          <w:szCs w:val="24"/>
+        </w:rPr>
+        <w:t>six-shm-w.c</w:t>
+      </w:r>
+    </w:p>
+    <w:p>
+      <w:pPr>
+        <w:rPr>
+          <w:rFonts w:asciiTheme="minorEastAsia" w:hAnsiTheme="minorEastAsia" w:cs="Georgia"/>
+          <w:color w:val="A14DA4"/>
+          <w:kern w:val="0"/>
+          <w:sz w:val="24"/>
+          <w:szCs w:val="24"/>
+        </w:rPr>
+      </w:pPr>
+      <w:r>
+        <w:rPr>
+          <w:rFonts w:asciiTheme="minorEastAsia" w:hAnsiTheme="minorEastAsia" w:cs="Georgia"/>
+          <w:color w:val="A14DA4"/>
+          <w:kern w:val="0"/>
+          <w:sz w:val="24"/>
+          <w:szCs w:val="24"/>
+        </w:rPr>
+        <w:t>#include &lt;sys/mman.h&gt;</w:t>
+      </w:r>
+    </w:p>
+    <w:p>
+      <w:pPr>
+        <w:rPr>
+          <w:rFonts w:asciiTheme="minorEastAsia" w:hAnsiTheme="minorEastAsia" w:cs="Georgia"/>
+          <w:color w:val="A14DA4"/>
+          <w:kern w:val="0"/>
+          <w:sz w:val="24"/>
+          <w:szCs w:val="24"/>
+        </w:rPr>
+      </w:pPr>
+      <w:r>
+        <w:rPr>
+          <w:rFonts w:asciiTheme="minorEastAsia" w:hAnsiTheme="minorEastAsia" w:cs="Georgia"/>
+          <w:color w:val="A14DA4"/>
+          <w:kern w:val="0"/>
+          <w:sz w:val="24"/>
+          <w:szCs w:val="24"/>
+        </w:rPr>
+        <w:t>#include &lt;sys/stat.h&gt;        /* For mode constants */</w:t>
+      </w:r>
+    </w:p>
+    <w:p>
+      <w:pPr>
+        <w:rPr>
+          <w:rFonts w:asciiTheme="minorEastAsia" w:hAnsiTheme="minorEastAsia" w:cs="Georgia"/>
+          <w:color w:val="A14DA4"/>
+          <w:kern w:val="0"/>
+          <w:sz w:val="24"/>
+          <w:szCs w:val="24"/>
+        </w:rPr>
+      </w:pPr>
+      <w:r>
+        <w:rPr>
+          <w:rFonts w:asciiTheme="minorEastAsia" w:hAnsiTheme="minorEastAsia" w:cs="Georgia"/>
+          <w:color w:val="A14DA4"/>
+          <w:kern w:val="0"/>
+          <w:sz w:val="24"/>
+          <w:szCs w:val="24"/>
+        </w:rPr>
+        <w:t>#include &lt;fcntl.h&gt;           /* For O_* constants */</w:t>
+      </w:r>
+    </w:p>
+    <w:p>
+      <w:pPr>
+        <w:rPr>
+          <w:rFonts w:asciiTheme="minorEastAsia" w:hAnsiTheme="minorEastAsia" w:cs="Georgia"/>
+          <w:color w:val="A14DA4"/>
+          <w:kern w:val="0"/>
+          <w:sz w:val="24"/>
+          <w:szCs w:val="24"/>
+        </w:rPr>
+      </w:pPr>
+      <w:r>
+        <w:rPr>
+          <w:rFonts w:asciiTheme="minorEastAsia" w:hAnsiTheme="minorEastAsia" w:cs="Georgia"/>
+          <w:color w:val="A14DA4"/>
+          <w:kern w:val="0"/>
+          <w:sz w:val="24"/>
+          <w:szCs w:val="24"/>
+        </w:rPr>
+        <w:t>#include &lt;stdlib.h&gt;           /* For O_* constants */</w:t>
+      </w:r>
+    </w:p>
+    <w:p>
+      <w:pPr>
+        <w:rPr>
+          <w:rFonts w:asciiTheme="minorEastAsia" w:hAnsiTheme="minorEastAsia" w:cs="Georgia"/>
+          <w:color w:val="A14DA4"/>
+          <w:kern w:val="0"/>
+          <w:sz w:val="24"/>
+          <w:szCs w:val="24"/>
+        </w:rPr>
+      </w:pPr>
+      <w:r>
+        <w:rPr>
+          <w:rFonts w:asciiTheme="minorEastAsia" w:hAnsiTheme="minorEastAsia" w:cs="Georgia"/>
+          <w:color w:val="A14DA4"/>
+          <w:kern w:val="0"/>
+          <w:sz w:val="24"/>
+          <w:szCs w:val="24"/>
+        </w:rPr>
+        <w:t>#include &lt;string.h&gt;</w:t>
+      </w:r>
+    </w:p>
+    <w:p>
+      <w:pPr>
+        <w:rPr>
+          <w:rFonts w:asciiTheme="minorEastAsia" w:hAnsiTheme="minorEastAsia" w:cs="Georgia"/>
+          <w:color w:val="A14DA4"/>
+          <w:kern w:val="0"/>
+          <w:sz w:val="24"/>
+          <w:szCs w:val="24"/>
+        </w:rPr>
+      </w:pPr>
+    </w:p>
+    <w:p>
+      <w:pPr>
+        <w:rPr>
+          <w:rFonts w:asciiTheme="minorEastAsia" w:hAnsiTheme="minorEastAsia" w:cs="Georgia"/>
+          <w:color w:val="A14DA4"/>
+          <w:kern w:val="0"/>
+          <w:sz w:val="24"/>
+          <w:szCs w:val="24"/>
+        </w:rPr>
+      </w:pPr>
+      <w:r>
+        <w:rPr>
+          <w:rFonts w:asciiTheme="minorEastAsia" w:hAnsiTheme="minorEastAsia" w:cs="Georgia"/>
+          <w:color w:val="A14DA4"/>
+          <w:kern w:val="0"/>
+          <w:sz w:val="24"/>
+          <w:szCs w:val="24"/>
+        </w:rPr>
+        <w:t>#define MAX_LEN 10000</w:t>
+      </w:r>
+    </w:p>
+    <w:p>
+      <w:pPr>
+        <w:rPr>
+          <w:rFonts w:asciiTheme="minorEastAsia" w:hAnsiTheme="minorEastAsia" w:cs="Georgia"/>
+          <w:color w:val="A14DA4"/>
+          <w:kern w:val="0"/>
+          <w:sz w:val="24"/>
+          <w:szCs w:val="24"/>
+        </w:rPr>
+      </w:pPr>
+      <w:r>
+        <w:rPr>
+          <w:rFonts w:asciiTheme="minorEastAsia" w:hAnsiTheme="minorEastAsia" w:cs="Georgia"/>
+          <w:color w:val="A14DA4"/>
+          <w:kern w:val="0"/>
+          <w:sz w:val="24"/>
+          <w:szCs w:val="24"/>
+        </w:rPr>
+        <w:t>struct region {        /* Defines "structure" of shared memory */</w:t>
+      </w:r>
+    </w:p>
+    <w:p>
+      <w:pPr>
+        <w:rPr>
+          <w:rFonts w:asciiTheme="minorEastAsia" w:hAnsiTheme="minorEastAsia" w:cs="Georgia"/>
+          <w:color w:val="A14DA4"/>
+          <w:kern w:val="0"/>
+          <w:sz w:val="24"/>
+          <w:szCs w:val="24"/>
+        </w:rPr>
+      </w:pPr>
+      <w:r>
+        <w:rPr>
+          <w:rFonts w:asciiTheme="minorEastAsia" w:hAnsiTheme="minorEastAsia" w:cs="Georgia"/>
+          <w:color w:val="A14DA4"/>
+          <w:kern w:val="0"/>
+          <w:sz w:val="24"/>
+          <w:szCs w:val="24"/>
+        </w:rPr>
+        <w:tab/>
+        <w:t>int len;</w:t>
+      </w:r>
+    </w:p>
+    <w:p>
+      <w:pPr>
+        <w:rPr>
+          <w:rFonts w:asciiTheme="minorEastAsia" w:hAnsiTheme="minorEastAsia" w:cs="Georgia"/>
+          <w:color w:val="A14DA4"/>
+          <w:kern w:val="0"/>
+          <w:sz w:val="24"/>
+          <w:szCs w:val="24"/>
+        </w:rPr>
+      </w:pPr>
+      <w:r>
+        <w:rPr>
+          <w:rFonts w:asciiTheme="minorEastAsia" w:hAnsiTheme="minorEastAsia" w:cs="Georgia"/>
+          <w:color w:val="A14DA4"/>
+          <w:kern w:val="0"/>
+          <w:sz w:val="24"/>
+          <w:szCs w:val="24"/>
+        </w:rPr>
+        <w:tab/>
+        <w:t>char buf[MAX_LEN];</w:t>
+      </w:r>
+    </w:p>
+    <w:p>
+      <w:pPr>
+        <w:rPr>
+          <w:rFonts w:asciiTheme="minorEastAsia" w:hAnsiTheme="minorEastAsia" w:cs="Georgia"/>
+          <w:color w:val="A14DA4"/>
+          <w:kern w:val="0"/>
+          <w:sz w:val="24"/>
+          <w:szCs w:val="24"/>
+        </w:rPr>
+      </w:pPr>
+      <w:r>
+        <w:rPr>
+          <w:rFonts w:asciiTheme="minorEastAsia" w:hAnsiTheme="minorEastAsia" w:cs="Georgia"/>
+          <w:color w:val="A14DA4"/>
+          <w:kern w:val="0"/>
+          <w:sz w:val="24"/>
+          <w:szCs w:val="24"/>
+        </w:rPr>
+        <w:t>};</w:t>
+      </w:r>
+    </w:p>
+    <w:p>
+      <w:pPr>
+        <w:rPr>
+          <w:rFonts w:asciiTheme="minorEastAsia" w:hAnsiTheme="minorEastAsia" w:cs="Georgia"/>
+          <w:color w:val="A14DA4"/>
+          <w:kern w:val="0"/>
+          <w:sz w:val="24"/>
+          <w:szCs w:val="24"/>
+        </w:rPr>
+      </w:pPr>
+      <w:r>
+        <w:rPr>
+          <w:rFonts w:asciiTheme="minorEastAsia" w:hAnsiTheme="minorEastAsia" w:cs="Georgia"/>
+          <w:color w:val="A14DA4"/>
+          <w:kern w:val="0"/>
+          <w:sz w:val="24"/>
+          <w:szCs w:val="24"/>
+        </w:rPr>
+        <w:t>struct region *rptr;</w:t>
+      </w:r>
+    </w:p>
+    <w:p>
+      <w:pPr>
+        <w:rPr>
+          <w:rFonts w:asciiTheme="minorEastAsia" w:hAnsiTheme="minorEastAsia" w:cs="Georgia"/>
+          <w:color w:val="A14DA4"/>
+          <w:kern w:val="0"/>
+          <w:sz w:val="24"/>
+          <w:szCs w:val="24"/>
+        </w:rPr>
+      </w:pPr>
+      <w:r>
+        <w:rPr>
+          <w:rFonts w:asciiTheme="minorEastAsia" w:hAnsiTheme="minorEastAsia" w:cs="Georgia"/>
+          <w:color w:val="A14DA4"/>
+          <w:kern w:val="0"/>
+          <w:sz w:val="24"/>
+          <w:szCs w:val="24"/>
+        </w:rPr>
+        <w:t>int fd;</w:t>
+      </w:r>
+    </w:p>
+    <w:p>
+      <w:pPr>
+        <w:rPr>
+          <w:rFonts w:asciiTheme="minorEastAsia" w:hAnsiTheme="minorEastAsia" w:cs="Georgia"/>
+          <w:color w:val="A14DA4"/>
+          <w:kern w:val="0"/>
+          <w:sz w:val="24"/>
+          <w:szCs w:val="24"/>
+        </w:rPr>
+      </w:pPr>
+    </w:p>
+    <w:p>
+      <w:pPr>
+        <w:rPr>
+          <w:rFonts w:asciiTheme="minorEastAsia" w:hAnsiTheme="minorEastAsia" w:cs="Georgia"/>
+          <w:color w:val="A14DA4"/>
+          <w:kern w:val="0"/>
+          <w:sz w:val="24"/>
+          <w:szCs w:val="24"/>
+        </w:rPr>
+      </w:pPr>
+      <w:r>
+        <w:rPr>
+          <w:rFonts w:asciiTheme="minorEastAsia" w:hAnsiTheme="minorEastAsia" w:cs="Georgia"/>
+          <w:color w:val="A14DA4"/>
+          <w:kern w:val="0"/>
+          <w:sz w:val="24"/>
+          <w:szCs w:val="24"/>
+        </w:rPr>
+        <w:t>int main(int argc, char **argv)</w:t>
+      </w:r>
+    </w:p>
+    <w:p>
+      <w:pPr>
+        <w:rPr>
+          <w:rFonts w:asciiTheme="minorEastAsia" w:hAnsiTheme="minorEastAsia" w:cs="Georgia"/>
+          <w:color w:val="A14DA4"/>
+          <w:kern w:val="0"/>
+          <w:sz w:val="24"/>
+          <w:szCs w:val="24"/>
+        </w:rPr>
+      </w:pPr>
+      <w:r>
+        <w:rPr>
+          <w:rFonts w:asciiTheme="minorEastAsia" w:hAnsiTheme="minorEastAsia" w:cs="Georgia"/>
+          <w:color w:val="A14DA4"/>
+          <w:kern w:val="0"/>
+          <w:sz w:val="24"/>
+          <w:szCs w:val="24"/>
+        </w:rPr>
+        <w:t>{</w:t>
+      </w:r>
+    </w:p>
+    <w:p>
+      <w:pPr>
+        <w:rPr>
+          <w:rFonts w:asciiTheme="minorEastAsia" w:hAnsiTheme="minorEastAsia" w:cs="Georgia"/>
+          <w:color w:val="A14DA4"/>
+          <w:kern w:val="0"/>
+          <w:sz w:val="24"/>
+          <w:szCs w:val="24"/>
+        </w:rPr>
+      </w:pPr>
+      <w:r>
+        <w:rPr>
+          <w:rFonts w:asciiTheme="minorEastAsia" w:hAnsiTheme="minorEastAsia" w:cs="Georgia"/>
+          <w:color w:val="A14DA4"/>
+          <w:kern w:val="0"/>
+          <w:sz w:val="24"/>
+          <w:szCs w:val="24"/>
+        </w:rPr>
+        <w:tab/>
+        <w:t>/* Create shared memory object and set its size */</w:t>
+      </w:r>
+    </w:p>
+    <w:p>
+      <w:pPr>
+        <w:rPr>
+          <w:rFonts w:asciiTheme="minorEastAsia" w:hAnsiTheme="minorEastAsia" w:cs="Georgia"/>
+          <w:color w:val="A14DA4"/>
+          <w:kern w:val="0"/>
+          <w:sz w:val="24"/>
+          <w:szCs w:val="24"/>
+        </w:rPr>
+      </w:pPr>
+      <w:r>
+        <w:rPr>
+          <w:rFonts w:asciiTheme="minorEastAsia" w:hAnsiTheme="minorEastAsia" w:cs="Georgia"/>
+          <w:color w:val="A14DA4"/>
+          <w:kern w:val="0"/>
+          <w:sz w:val="24"/>
+          <w:szCs w:val="24"/>
+        </w:rPr>
+        <w:tab/>
+        <w:t>fd = shm_open(argv[1], O_CREAT | O_RDWR, S_IRUSR | S_IWUSR);</w:t>
+      </w:r>
+    </w:p>
+    <w:p>
+      <w:pPr>
+        <w:rPr>
+          <w:rFonts w:asciiTheme="minorEastAsia" w:hAnsiTheme="minorEastAsia" w:cs="Georgia"/>
+          <w:color w:val="A14DA4"/>
+          <w:kern w:val="0"/>
+          <w:sz w:val="24"/>
+          <w:szCs w:val="24"/>
+        </w:rPr>
+      </w:pPr>
+      <w:r>
+        <w:rPr>
+          <w:rFonts w:asciiTheme="minorEastAsia" w:hAnsiTheme="minorEastAsia" w:cs="Georgia"/>
+          <w:color w:val="A14DA4"/>
+          <w:kern w:val="0"/>
+          <w:sz w:val="24"/>
+          <w:szCs w:val="24"/>
+        </w:rPr>
+        <w:tab/>
+        <w:t>if (fd == -1) {</w:t>
+      </w:r>
+    </w:p>
+    <w:p>
+      <w:pPr>
+        <w:rPr>
+          <w:rFonts w:asciiTheme="minorEastAsia" w:hAnsiTheme="minorEastAsia" w:cs="Georgia"/>
+          <w:color w:val="A14DA4"/>
+          <w:kern w:val="0"/>
+          <w:sz w:val="24"/>
+          <w:szCs w:val="24"/>
+        </w:rPr>
+      </w:pPr>
+      <w:r>
+        <w:rPr>
+          <w:rFonts w:asciiTheme="minorEastAsia" w:hAnsiTheme="minorEastAsia" w:cs="Georgia"/>
+          <w:color w:val="A14DA4"/>
+          <w:kern w:val="0"/>
+          <w:sz w:val="24"/>
+          <w:szCs w:val="24"/>
+        </w:rPr>
+        <w:tab/>
+      </w:r>
+      <w:r>
+        <w:rPr>
+          <w:rFonts w:asciiTheme="minorEastAsia" w:hAnsiTheme="minorEastAsia" w:cs="Georgia"/>
+          <w:color w:val="A14DA4"/>
+          <w:kern w:val="0"/>
+          <w:sz w:val="24"/>
+          <w:szCs w:val="24"/>
+        </w:rPr>
+        <w:tab/>
+        <w:t>perror("shm open failed\n"); /* Handle error */;</w:t>
+      </w:r>
+    </w:p>
+    <w:p>
+      <w:pPr>
+        <w:rPr>
+          <w:rFonts w:asciiTheme="minorEastAsia" w:hAnsiTheme="minorEastAsia" w:cs="Georgia"/>
+          <w:color w:val="A14DA4"/>
+          <w:kern w:val="0"/>
+          <w:sz w:val="24"/>
+          <w:szCs w:val="24"/>
+        </w:rPr>
+      </w:pPr>
+      <w:r>
+        <w:rPr>
+          <w:rFonts w:asciiTheme="minorEastAsia" w:hAnsiTheme="minorEastAsia" w:cs="Georgia"/>
+          <w:color w:val="A14DA4"/>
+          <w:kern w:val="0"/>
+          <w:sz w:val="24"/>
+          <w:szCs w:val="24"/>
+        </w:rPr>
+        <w:tab/>
+      </w:r>
+      <w:r>
+        <w:rPr>
+          <w:rFonts w:asciiTheme="minorEastAsia" w:hAnsiTheme="minorEastAsia" w:cs="Georgia"/>
+          <w:color w:val="A14DA4"/>
+          <w:kern w:val="0"/>
+          <w:sz w:val="24"/>
+          <w:szCs w:val="24"/>
+        </w:rPr>
+        <w:tab/>
+        <w:t>return -1;</w:t>
+      </w:r>
+    </w:p>
+    <w:p>
+      <w:pPr>
+        <w:rPr>
+          <w:rFonts w:asciiTheme="minorEastAsia" w:hAnsiTheme="minorEastAsia" w:cs="Georgia"/>
+          <w:color w:val="A14DA4"/>
+          <w:kern w:val="0"/>
+          <w:sz w:val="24"/>
+          <w:szCs w:val="24"/>
+        </w:rPr>
+      </w:pPr>
+      <w:r>
+        <w:rPr>
+          <w:rFonts w:asciiTheme="minorEastAsia" w:hAnsiTheme="minorEastAsia" w:cs="Georgia"/>
+          <w:color w:val="A14DA4"/>
+          <w:kern w:val="0"/>
+          <w:sz w:val="24"/>
+          <w:szCs w:val="24"/>
+        </w:rPr>
+        <w:tab/>
+        <w:t>}</w:t>
+      </w:r>
+    </w:p>
+    <w:p>
+      <w:pPr>
+        <w:rPr>
+          <w:rFonts w:asciiTheme="minorEastAsia" w:hAnsiTheme="minorEastAsia" w:cs="Georgia"/>
+          <w:color w:val="A14DA4"/>
+          <w:kern w:val="0"/>
+          <w:sz w:val="24"/>
+          <w:szCs w:val="24"/>
+        </w:rPr>
+      </w:pPr>
+    </w:p>
+    <w:p>
+      <w:pPr>
+        <w:rPr>
+          <w:rFonts w:asciiTheme="minorEastAsia" w:hAnsiTheme="minorEastAsia" w:cs="Georgia"/>
+          <w:color w:val="A14DA4"/>
+          <w:kern w:val="0"/>
+          <w:sz w:val="24"/>
+          <w:szCs w:val="24"/>
+        </w:rPr>
+      </w:pPr>
+      <w:r>
+        <w:rPr>
+          <w:rFonts w:asciiTheme="minorEastAsia" w:hAnsiTheme="minorEastAsia" w:cs="Georgia"/>
+          <w:color w:val="A14DA4"/>
+          <w:kern w:val="0"/>
+          <w:sz w:val="24"/>
+          <w:szCs w:val="24"/>
+        </w:rPr>
+        <w:tab/>
+        <w:t>if (ftruncate(fd, sizeof(struct region)) == -1) {</w:t>
+      </w:r>
+    </w:p>
+    <w:p>
+      <w:pPr>
+        <w:rPr>
+          <w:rFonts w:asciiTheme="minorEastAsia" w:hAnsiTheme="minorEastAsia" w:cs="Georgia"/>
+          <w:color w:val="A14DA4"/>
+          <w:kern w:val="0"/>
+          <w:sz w:val="24"/>
+          <w:szCs w:val="24"/>
+        </w:rPr>
+      </w:pPr>
+      <w:r>
+        <w:rPr>
+          <w:rFonts w:asciiTheme="minorEastAsia" w:hAnsiTheme="minorEastAsia" w:cs="Georgia"/>
+          <w:color w:val="A14DA4"/>
+          <w:kern w:val="0"/>
+          <w:sz w:val="24"/>
+          <w:szCs w:val="24"/>
+        </w:rPr>
+        <w:tab/>
+      </w:r>
+      <w:r>
+        <w:rPr>
+          <w:rFonts w:asciiTheme="minorEastAsia" w:hAnsiTheme="minorEastAsia" w:cs="Georgia"/>
+          <w:color w:val="A14DA4"/>
+          <w:kern w:val="0"/>
+          <w:sz w:val="24"/>
+          <w:szCs w:val="24"/>
+        </w:rPr>
+        <w:tab/>
+        <w:t>perror("ftruncate failed\n")</w:t>
+      </w:r>
+      <w:r>
+        <w:rPr>
+          <w:rFonts w:asciiTheme="minorEastAsia" w:hAnsiTheme="minorEastAsia" w:cs="Georgia"/>
+          <w:color w:val="A14DA4"/>
+          <w:kern w:val="0"/>
+          <w:sz w:val="24"/>
+          <w:szCs w:val="24"/>
+        </w:rPr>
+        <w:tab/>
+        <w:t>/* Handle error */;</w:t>
+      </w:r>
+    </w:p>
+    <w:p>
+      <w:pPr>
+        <w:rPr>
+          <w:rFonts w:asciiTheme="minorEastAsia" w:hAnsiTheme="minorEastAsia" w:cs="Georgia"/>
+          <w:color w:val="A14DA4"/>
+          <w:kern w:val="0"/>
+          <w:sz w:val="24"/>
+          <w:szCs w:val="24"/>
+        </w:rPr>
+      </w:pPr>
+      <w:r>
+        <w:rPr>
+          <w:rFonts w:asciiTheme="minorEastAsia" w:hAnsiTheme="minorEastAsia" w:cs="Georgia"/>
+          <w:color w:val="A14DA4"/>
+          <w:kern w:val="0"/>
+          <w:sz w:val="24"/>
+          <w:szCs w:val="24"/>
+        </w:rPr>
+        <w:tab/>
+      </w:r>
+      <w:r>
+        <w:rPr>
+          <w:rFonts w:asciiTheme="minorEastAsia" w:hAnsiTheme="minorEastAsia" w:cs="Georgia"/>
+          <w:color w:val="A14DA4"/>
+          <w:kern w:val="0"/>
+          <w:sz w:val="24"/>
+          <w:szCs w:val="24"/>
+        </w:rPr>
+        <w:tab/>
+        <w:t>return -1;</w:t>
+      </w:r>
+    </w:p>
+    <w:p>
+      <w:pPr>
+        <w:rPr>
+          <w:rFonts w:asciiTheme="minorEastAsia" w:hAnsiTheme="minorEastAsia" w:cs="Georgia"/>
+          <w:color w:val="A14DA4"/>
+          <w:kern w:val="0"/>
+          <w:sz w:val="24"/>
+          <w:szCs w:val="24"/>
+        </w:rPr>
+      </w:pPr>
+      <w:r>
+        <w:rPr>
+          <w:rFonts w:asciiTheme="minorEastAsia" w:hAnsiTheme="minorEastAsia" w:cs="Georgia"/>
+          <w:color w:val="A14DA4"/>
+          <w:kern w:val="0"/>
+          <w:sz w:val="24"/>
+          <w:szCs w:val="24"/>
+        </w:rPr>
+        <w:tab/>
+        <w:t>}</w:t>
+      </w:r>
+    </w:p>
+    <w:p>
+      <w:pPr>
+        <w:rPr>
+          <w:rFonts w:asciiTheme="minorEastAsia" w:hAnsiTheme="minorEastAsia" w:cs="Georgia"/>
+          <w:color w:val="A14DA4"/>
+          <w:kern w:val="0"/>
+          <w:sz w:val="24"/>
+          <w:szCs w:val="24"/>
+        </w:rPr>
+      </w:pPr>
+    </w:p>
+    <w:p>
+      <w:pPr>
+        <w:rPr>
+          <w:rFonts w:asciiTheme="minorEastAsia" w:hAnsiTheme="minorEastAsia" w:cs="Georgia"/>
+          <w:color w:val="A14DA4"/>
+          <w:kern w:val="0"/>
+          <w:sz w:val="24"/>
+          <w:szCs w:val="24"/>
+        </w:rPr>
+      </w:pPr>
+      <w:r>
+        <w:rPr>
+          <w:rFonts w:asciiTheme="minorEastAsia" w:hAnsiTheme="minorEastAsia" w:cs="Georgia"/>
+          <w:color w:val="A14DA4"/>
+          <w:kern w:val="0"/>
+          <w:sz w:val="24"/>
+          <w:szCs w:val="24"/>
+        </w:rPr>
+        <w:tab/>
+        <w:t>/* Map shared memory object */</w:t>
+      </w:r>
+    </w:p>
+    <w:p>
+      <w:pPr>
+        <w:rPr>
+          <w:rFonts w:asciiTheme="minorEastAsia" w:hAnsiTheme="minorEastAsia" w:cs="Georgia"/>
+          <w:color w:val="A14DA4"/>
+          <w:kern w:val="0"/>
+          <w:sz w:val="24"/>
+          <w:szCs w:val="24"/>
+        </w:rPr>
+      </w:pPr>
+      <w:r>
+        <w:rPr>
+          <w:rFonts w:asciiTheme="minorEastAsia" w:hAnsiTheme="minorEastAsia" w:cs="Georgia"/>
+          <w:color w:val="A14DA4"/>
+          <w:kern w:val="0"/>
+          <w:sz w:val="24"/>
+          <w:szCs w:val="24"/>
+        </w:rPr>
+        <w:tab/>
+        <w:t>rptr = mmap(NULL, sizeof(struct region),</w:t>
+      </w:r>
+    </w:p>
+    <w:p>
+      <w:pPr>
+        <w:rPr>
+          <w:rFonts w:asciiTheme="minorEastAsia" w:hAnsiTheme="minorEastAsia" w:cs="Georgia"/>
+          <w:color w:val="A14DA4"/>
+          <w:kern w:val="0"/>
+          <w:sz w:val="24"/>
+          <w:szCs w:val="24"/>
+        </w:rPr>
+      </w:pPr>
+      <w:r>
+        <w:rPr>
+          <w:rFonts w:asciiTheme="minorEastAsia" w:hAnsiTheme="minorEastAsia" w:cs="Georgia"/>
+          <w:color w:val="A14DA4"/>
+          <w:kern w:val="0"/>
+          <w:sz w:val="24"/>
+          <w:szCs w:val="24"/>
+        </w:rPr>
+        <w:tab/>
+      </w:r>
+      <w:r>
+        <w:rPr>
+          <w:rFonts w:asciiTheme="minorEastAsia" w:hAnsiTheme="minorEastAsia" w:cs="Georgia"/>
+          <w:color w:val="A14DA4"/>
+          <w:kern w:val="0"/>
+          <w:sz w:val="24"/>
+          <w:szCs w:val="24"/>
+        </w:rPr>
+        <w:tab/>
+      </w:r>
+      <w:r>
+        <w:rPr>
+          <w:rFonts w:asciiTheme="minorEastAsia" w:hAnsiTheme="minorEastAsia" w:cs="Georgia"/>
+          <w:color w:val="A14DA4"/>
+          <w:kern w:val="0"/>
+          <w:sz w:val="24"/>
+          <w:szCs w:val="24"/>
+        </w:rPr>
+        <w:tab/>
+        <w:t>PROT_READ | PROT_WRITE, MAP_SHARED, fd, 0);</w:t>
+      </w:r>
+    </w:p>
+    <w:p>
+      <w:pPr>
+        <w:rPr>
+          <w:rFonts w:asciiTheme="minorEastAsia" w:hAnsiTheme="minorEastAsia" w:cs="Georgia"/>
+          <w:color w:val="A14DA4"/>
+          <w:kern w:val="0"/>
+          <w:sz w:val="24"/>
+          <w:szCs w:val="24"/>
+        </w:rPr>
+      </w:pPr>
+      <w:r>
+        <w:rPr>
+          <w:rFonts w:asciiTheme="minorEastAsia" w:hAnsiTheme="minorEastAsia" w:cs="Georgia"/>
+          <w:color w:val="A14DA4"/>
+          <w:kern w:val="0"/>
+          <w:sz w:val="24"/>
+          <w:szCs w:val="24"/>
+        </w:rPr>
+        <w:tab/>
+        <w:t>if (rptr == MAP_FAILED) {</w:t>
+      </w:r>
+    </w:p>
+    <w:p>
+      <w:pPr>
+        <w:rPr>
+          <w:rFonts w:asciiTheme="minorEastAsia" w:hAnsiTheme="minorEastAsia" w:cs="Georgia"/>
+          <w:color w:val="A14DA4"/>
+          <w:kern w:val="0"/>
+          <w:sz w:val="24"/>
+          <w:szCs w:val="24"/>
+        </w:rPr>
+      </w:pPr>
+      <w:r>
+        <w:rPr>
+          <w:rFonts w:asciiTheme="minorEastAsia" w:hAnsiTheme="minorEastAsia" w:cs="Georgia"/>
+          <w:color w:val="A14DA4"/>
+          <w:kern w:val="0"/>
+          <w:sz w:val="24"/>
+          <w:szCs w:val="24"/>
+        </w:rPr>
+        <w:tab/>
+      </w:r>
+      <w:r>
+        <w:rPr>
+          <w:rFonts w:asciiTheme="minorEastAsia" w:hAnsiTheme="minorEastAsia" w:cs="Georgia"/>
+          <w:color w:val="A14DA4"/>
+          <w:kern w:val="0"/>
+          <w:sz w:val="24"/>
+          <w:szCs w:val="24"/>
+        </w:rPr>
+        <w:tab/>
+        <w:t>perror("mmap failed\n") /* Handle error */;</w:t>
+      </w:r>
+    </w:p>
+    <w:p>
+      <w:pPr>
+        <w:rPr>
+          <w:rFonts w:asciiTheme="minorEastAsia" w:hAnsiTheme="minorEastAsia" w:cs="Georgia"/>
+          <w:color w:val="A14DA4"/>
+          <w:kern w:val="0"/>
+          <w:sz w:val="24"/>
+          <w:szCs w:val="24"/>
+        </w:rPr>
+      </w:pPr>
+      <w:r>
+        <w:rPr>
+          <w:rFonts w:asciiTheme="minorEastAsia" w:hAnsiTheme="minorEastAsia" w:cs="Georgia"/>
+          <w:color w:val="A14DA4"/>
+          <w:kern w:val="0"/>
+          <w:sz w:val="24"/>
+          <w:szCs w:val="24"/>
+        </w:rPr>
+        <w:tab/>
+      </w:r>
+      <w:r>
+        <w:rPr>
+          <w:rFonts w:asciiTheme="minorEastAsia" w:hAnsiTheme="minorEastAsia" w:cs="Georgia"/>
+          <w:color w:val="A14DA4"/>
+          <w:kern w:val="0"/>
+          <w:sz w:val="24"/>
+          <w:szCs w:val="24"/>
+        </w:rPr>
+        <w:tab/>
+        <w:t>return -1;</w:t>
+      </w:r>
+    </w:p>
+    <w:p>
+      <w:pPr>
+        <w:rPr>
+          <w:rFonts w:asciiTheme="minorEastAsia" w:hAnsiTheme="minorEastAsia" w:cs="Georgia"/>
+          <w:color w:val="A14DA4"/>
+          <w:kern w:val="0"/>
+          <w:sz w:val="24"/>
+          <w:szCs w:val="24"/>
+        </w:rPr>
+      </w:pPr>
+      <w:r>
+        <w:rPr>
+          <w:rFonts w:asciiTheme="minorEastAsia" w:hAnsiTheme="minorEastAsia" w:cs="Georgia"/>
+          <w:color w:val="A14DA4"/>
+          <w:kern w:val="0"/>
+          <w:sz w:val="24"/>
+          <w:szCs w:val="24"/>
+        </w:rPr>
+        <w:tab/>
+        <w:t>}</w:t>
+      </w:r>
+    </w:p>
+    <w:p>
+      <w:pPr>
+        <w:rPr>
+          <w:rFonts w:asciiTheme="minorEastAsia" w:hAnsiTheme="minorEastAsia" w:cs="Georgia"/>
+          <w:color w:val="A14DA4"/>
+          <w:kern w:val="0"/>
+          <w:sz w:val="24"/>
+          <w:szCs w:val="24"/>
+        </w:rPr>
+      </w:pPr>
+    </w:p>
+    <w:p>
+      <w:pPr>
+        <w:rPr>
+          <w:rFonts w:asciiTheme="minorEastAsia" w:hAnsiTheme="minorEastAsia" w:cs="Georgia"/>
+          <w:color w:val="A14DA4"/>
+          <w:kern w:val="0"/>
+          <w:sz w:val="24"/>
+          <w:szCs w:val="24"/>
+        </w:rPr>
+      </w:pPr>
+      <w:r>
+        <w:rPr>
+          <w:rFonts w:asciiTheme="minorEastAsia" w:hAnsiTheme="minorEastAsia" w:cs="Georgia"/>
+          <w:color w:val="A14DA4"/>
+          <w:kern w:val="0"/>
+          <w:sz w:val="24"/>
+          <w:szCs w:val="24"/>
+        </w:rPr>
+        <w:tab/>
+        <w:t>/* Now we can refer to mapped region using fields of rptr;</w:t>
+      </w:r>
+    </w:p>
+    <w:p>
+      <w:pPr>
+        <w:rPr>
+          <w:rFonts w:asciiTheme="minorEastAsia" w:hAnsiTheme="minorEastAsia" w:cs="Georgia"/>
+          <w:color w:val="A14DA4"/>
+          <w:kern w:val="0"/>
+          <w:sz w:val="24"/>
+          <w:szCs w:val="24"/>
+        </w:rPr>
+      </w:pPr>
+      <w:r>
+        <w:rPr>
+          <w:rFonts w:asciiTheme="minorEastAsia" w:hAnsiTheme="minorEastAsia" w:cs="Georgia"/>
+          <w:color w:val="A14DA4"/>
+          <w:kern w:val="0"/>
+          <w:sz w:val="24"/>
+          <w:szCs w:val="24"/>
+        </w:rPr>
+        <w:tab/>
+        <w:t xml:space="preserve">   for example, rptr-&gt;len */</w:t>
+      </w:r>
+    </w:p>
+    <w:p>
+      <w:pPr>
+        <w:rPr>
+          <w:rFonts w:asciiTheme="minorEastAsia" w:hAnsiTheme="minorEastAsia" w:cs="Georgia"/>
+          <w:color w:val="A14DA4"/>
+          <w:kern w:val="0"/>
+          <w:sz w:val="24"/>
+          <w:szCs w:val="24"/>
+        </w:rPr>
+      </w:pPr>
+      <w:r>
+        <w:rPr>
+          <w:rFonts w:asciiTheme="minorEastAsia" w:hAnsiTheme="minorEastAsia" w:cs="Georgia"/>
+          <w:color w:val="A14DA4"/>
+          <w:kern w:val="0"/>
+          <w:sz w:val="24"/>
+          <w:szCs w:val="24"/>
+        </w:rPr>
+        <w:tab/>
+        <w:t>memset(rptr-&gt;buf, 0, MAX_LEN);</w:t>
+      </w:r>
+    </w:p>
+    <w:p>
+      <w:pPr>
+        <w:rPr>
+          <w:rFonts w:asciiTheme="minorEastAsia" w:hAnsiTheme="minorEastAsia" w:cs="Georgia"/>
+          <w:color w:val="A14DA4"/>
+          <w:kern w:val="0"/>
+          <w:sz w:val="24"/>
+          <w:szCs w:val="24"/>
+        </w:rPr>
+      </w:pPr>
+      <w:r>
+        <w:rPr>
+          <w:rFonts w:asciiTheme="minorEastAsia" w:hAnsiTheme="minorEastAsia" w:cs="Georgia"/>
+          <w:color w:val="A14DA4"/>
+          <w:kern w:val="0"/>
+          <w:sz w:val="24"/>
+          <w:szCs w:val="24"/>
+        </w:rPr>
+        <w:tab/>
+        <w:t>rptr-&gt;len=1000;</w:t>
+      </w:r>
+    </w:p>
+    <w:p>
+      <w:pPr>
+        <w:rPr>
+          <w:rFonts w:asciiTheme="minorEastAsia" w:hAnsiTheme="minorEastAsia" w:cs="Georgia"/>
+          <w:color w:val="A14DA4"/>
+          <w:kern w:val="0"/>
+          <w:sz w:val="24"/>
+          <w:szCs w:val="24"/>
+        </w:rPr>
+      </w:pPr>
+      <w:r>
+        <w:rPr>
+          <w:rFonts w:asciiTheme="minorEastAsia" w:hAnsiTheme="minorEastAsia" w:cs="Georgia"/>
+          <w:color w:val="A14DA4"/>
+          <w:kern w:val="0"/>
+          <w:sz w:val="24"/>
+          <w:szCs w:val="24"/>
+        </w:rPr>
+        <w:tab/>
+        <w:t>strcpy(rptr-&gt;buf, "hello world");</w:t>
+      </w:r>
+    </w:p>
+    <w:p>
+      <w:pPr>
+        <w:rPr>
+          <w:rFonts w:asciiTheme="minorEastAsia" w:hAnsiTheme="minorEastAsia" w:cs="Georgia"/>
+          <w:color w:val="A14DA4"/>
+          <w:kern w:val="0"/>
+          <w:sz w:val="24"/>
+          <w:szCs w:val="24"/>
+        </w:rPr>
+      </w:pPr>
+      <w:r>
+        <w:rPr>
+          <w:rFonts w:asciiTheme="minorEastAsia" w:hAnsiTheme="minorEastAsia" w:cs="Georgia"/>
+          <w:color w:val="A14DA4"/>
+          <w:kern w:val="0"/>
+          <w:sz w:val="24"/>
+          <w:szCs w:val="24"/>
+        </w:rPr>
+        <w:tab/>
+        <w:t>while(1);</w:t>
+      </w:r>
+    </w:p>
+    <w:p>
+      <w:pPr>
+        <w:rPr>
+          <w:rFonts w:asciiTheme="minorEastAsia" w:hAnsiTheme="minorEastAsia" w:cs="Georgia"/>
+          <w:color w:val="A14DA4"/>
+          <w:kern w:val="0"/>
+          <w:sz w:val="24"/>
+          <w:szCs w:val="24"/>
+        </w:rPr>
+      </w:pPr>
+      <w:r>
+        <w:rPr>
+          <w:rFonts w:asciiTheme="minorEastAsia" w:hAnsiTheme="minorEastAsia" w:cs="Georgia"/>
+          <w:color w:val="A14DA4"/>
+          <w:kern w:val="0"/>
+          <w:sz w:val="24"/>
+          <w:szCs w:val="24"/>
+        </w:rPr>
+        <w:t>}</w:t>
+      </w:r>
+    </w:p>
+    <w:p>
+      <w:pPr>
+        <w:rPr>
+          <w:rFonts w:asciiTheme="minorEastAsia" w:hAnsiTheme="minorEastAsia" w:cs="Georgia"/>
+          <w:color w:val="A14DA4"/>
+          <w:kern w:val="0"/>
+          <w:sz w:val="24"/>
+          <w:szCs w:val="24"/>
+        </w:rPr>
+      </w:pPr>
+    </w:p>
+    <w:p>
+      <w:pPr>
+        <w:rPr>
+          <w:rFonts w:asciiTheme="minorEastAsia" w:hAnsiTheme="minorEastAsia" w:cs="Georgia"/>
+          <w:color w:val="A14DA4"/>
+          <w:kern w:val="0"/>
+          <w:sz w:val="24"/>
+          <w:szCs w:val="24"/>
+        </w:rPr>
       </w:pPr>
       <w:r>
         <w:rPr>
@@ -8769,8 +10441,19 @@
           <w:sz w:val="24"/>
           <w:szCs w:val="24"/>
         </w:rPr>
-        <w:t>six-shm-w.c</w:t>
-      </w:r>
+        <w:t>six-shm-r.c</w:t>
+      </w:r>
+    </w:p>
+    <w:p>
+      <w:pPr>
+        <w:rPr>
+          <w:rFonts w:asciiTheme="minorEastAsia" w:hAnsiTheme="minorEastAsia" w:cs="Georgia"/>
+          <w:color w:val="A14DA4"/>
+          <w:kern w:val="0"/>
+          <w:sz w:val="24"/>
+          <w:szCs w:val="24"/>
+        </w:rPr>
+      </w:pPr>
     </w:p>
     <w:p>
       <w:pPr>
@@ -8887,6 +10570,27 @@
           <w:szCs w:val="24"/>
         </w:rPr>
       </w:pPr>
+      <w:r>
+        <w:rPr>
+          <w:rFonts w:asciiTheme="minorEastAsia" w:hAnsiTheme="minorEastAsia" w:cs="Georgia"/>
+          <w:color w:val="A14DA4"/>
+          <w:kern w:val="0"/>
+          <w:sz w:val="24"/>
+          <w:szCs w:val="24"/>
+        </w:rPr>
+        <w:t>#include &lt;stdio.h&gt;</w:t>
+      </w:r>
+    </w:p>
+    <w:p>
+      <w:pPr>
+        <w:rPr>
+          <w:rFonts w:asciiTheme="minorEastAsia" w:hAnsiTheme="minorEastAsia" w:cs="Georgia"/>
+          <w:color w:val="A14DA4"/>
+          <w:kern w:val="0"/>
+          <w:sz w:val="24"/>
+          <w:szCs w:val="24"/>
+        </w:rPr>
+      </w:pPr>
     </w:p>
     <w:p>
       <w:pPr>
@@ -9131,7 +10835,7 @@
           <w:szCs w:val="24"/>
         </w:rPr>
         <w:tab/>
-        <w:t>fd = shm_open(argv[1], O_CREAT | O_RDWR, S_IRUSR | S_IWUSR);</w:t>
+        <w:t>fd = shm_open(argv[1], O_RDWR, S_IRUSR | S_IWUSR);</w:t>
       </w:r>
     </w:p>
     <w:p>
@@ -9651,73 +11355,7 @@
           <w:szCs w:val="24"/>
         </w:rPr>
         <w:tab/>
-        <w:t>memset(rptr-&gt;buf, 0, MAX_LEN);</w:t>
-      </w:r>
-    </w:p>
-    <w:p>
-      <w:pPr>
-        <w:rPr>
-          <w:rFonts w:asciiTheme="minorEastAsia" w:hAnsiTheme="minorEastAsia" w:cs="Georgia"/>
-          <w:color w:val="A14DA4"/>
-          <w:kern w:val="0"/>
-          <w:sz w:val="24"/>
-          <w:szCs w:val="24"/>
-        </w:rPr>
-      </w:pPr>
-      <w:r>
-        <w:rPr>
-          <w:rFonts w:asciiTheme="minorEastAsia" w:hAnsiTheme="minorEastAsia" w:cs="Georgia"/>
-          <w:color w:val="A14DA4"/>
-          <w:kern w:val="0"/>
-          <w:sz w:val="24"/>
-          <w:szCs w:val="24"/>
-        </w:rPr>
-        <w:tab/>
-        <w:t>rptr-&gt;len=1000;</w:t>
-      </w:r>
-    </w:p>
-    <w:p>
-      <w:pPr>
-        <w:rPr>
-          <w:rFonts w:asciiTheme="minorEastAsia" w:hAnsiTheme="minorEastAsia" w:cs="Georgia"/>
-          <w:color w:val="A14DA4"/>
-          <w:kern w:val="0"/>
-          <w:sz w:val="24"/>
-          <w:szCs w:val="24"/>
-        </w:rPr>
-      </w:pPr>
-      <w:r>
-        <w:rPr>
-          <w:rFonts w:asciiTheme="minorEastAsia" w:hAnsiTheme="minorEastAsia" w:cs="Georgia"/>
-          <w:color w:val="A14DA4"/>
-          <w:kern w:val="0"/>
-          <w:sz w:val="24"/>
-          <w:szCs w:val="24"/>
-        </w:rPr>
-        <w:tab/>
-        <w:t>strcpy(rptr-&gt;buf, "hello world");</w:t>
-      </w:r>
-    </w:p>
-    <w:p>
-      <w:pPr>
-        <w:rPr>
-          <w:rFonts w:asciiTheme="minorEastAsia" w:hAnsiTheme="minorEastAsia" w:cs="Georgia"/>
-          <w:color w:val="A14DA4"/>
-          <w:kern w:val="0"/>
-          <w:sz w:val="24"/>
-          <w:szCs w:val="24"/>
-        </w:rPr>
-      </w:pPr>
-      <w:r>
-        <w:rPr>
-          <w:rFonts w:asciiTheme="minorEastAsia" w:hAnsiTheme="minorEastAsia" w:cs="Georgia"/>
-          <w:color w:val="A14DA4"/>
-          <w:kern w:val="0"/>
-          <w:sz w:val="24"/>
-          <w:szCs w:val="24"/>
-        </w:rPr>
-        <w:tab/>
-        <w:t>while(1);</w:t>
+        <w:t>printf("%d %s\n", rptr-&gt;len, rptr-&gt;buf);</w:t>
       </w:r>
     </w:p>
     <w:p>
@@ -9755,22 +11393,32 @@
     <w:p>
       <w:pPr>
         <w:rPr>
+          <w:rFonts w:asciiTheme="minorEastAsia" w:hAnsiTheme="minorEastAsia" w:cs="Georgia"/>
+          <w:color w:val="A14DA4"/>
+          <w:kern w:val="0"/>
+          <w:sz w:val="24"/>
+          <w:szCs w:val="24"/>
+        </w:rPr>
+      </w:pPr>
+      <w:r>
+        <w:rPr>
           <w:rFonts w:asciiTheme="minorEastAsia" w:hAnsiTheme="minorEastAsia" w:cs="Georgia" w:hint="eastAsia"/>
           <w:color w:val="A14DA4"/>
           <w:kern w:val="0"/>
           <w:sz w:val="24"/>
           <w:szCs w:val="24"/>
         </w:rPr>
-      </w:pPr>
-      <w:r>
-        <w:rPr>
-          <w:rFonts w:asciiTheme="minorEastAsia" w:hAnsiTheme="minorEastAsia" w:cs="Georgia"/>
-          <w:color w:val="A14DA4"/>
-          <w:kern w:val="0"/>
-          <w:sz w:val="24"/>
-          <w:szCs w:val="24"/>
-        </w:rPr>
-        <w:t>P</w:t>
+        <w:t>有</w:t>
+      </w:r>
+      <w:r>
+        <w:rPr>
+          <w:rFonts w:asciiTheme="minorEastAsia" w:hAnsiTheme="minorEastAsia" w:cs="Georgia"/>
+          <w:color w:val="A14DA4"/>
+          <w:kern w:val="0"/>
+          <w:sz w:val="24"/>
+          <w:szCs w:val="24"/>
+        </w:rPr>
+        <w:t>亲缘关系的</w:t>
       </w:r>
       <w:r>
         <w:rPr>
@@ -9780,31 +11428,265 @@
           <w:sz w:val="24"/>
           <w:szCs w:val="24"/>
         </w:rPr>
-        <w:t>o</w:t>
-      </w:r>
-      <w:r>
-        <w:rPr>
-          <w:rFonts w:asciiTheme="minorEastAsia" w:hAnsiTheme="minorEastAsia" w:cs="Georgia"/>
-          <w:color w:val="A14DA4"/>
-          <w:kern w:val="0"/>
-          <w:sz w:val="24"/>
-          <w:szCs w:val="24"/>
-        </w:rPr>
-        <w:t>six-shm-r</w:t>
-      </w:r>
-      <w:r>
-        <w:rPr>
-          <w:rFonts w:asciiTheme="minorEastAsia" w:hAnsiTheme="minorEastAsia" w:cs="Georgia"/>
-          <w:color w:val="A14DA4"/>
-          <w:kern w:val="0"/>
-          <w:sz w:val="24"/>
-          <w:szCs w:val="24"/>
-        </w:rPr>
-        <w:t>.c</w:t>
-      </w:r>
-    </w:p>
-    <w:p>
-      <w:pPr>
+        <w:t>共享</w:t>
+      </w:r>
+      <w:r>
+        <w:rPr>
+          <w:rFonts w:asciiTheme="minorEastAsia" w:hAnsiTheme="minorEastAsia" w:cs="Georgia"/>
+          <w:color w:val="A14DA4"/>
+          <w:kern w:val="0"/>
+          <w:sz w:val="24"/>
+          <w:szCs w:val="24"/>
+        </w:rPr>
+        <w:t>内存：</w:t>
+      </w:r>
+    </w:p>
+    <w:p>
+      <w:pPr>
+        <w:rPr>
+          <w:rFonts w:asciiTheme="minorEastAsia" w:hAnsiTheme="minorEastAsia" w:cs="Georgia"/>
+          <w:color w:val="A14DA4"/>
+          <w:kern w:val="0"/>
+          <w:sz w:val="24"/>
+          <w:szCs w:val="24"/>
+        </w:rPr>
+      </w:pPr>
+      <w:r>
+        <w:rPr>
+          <w:rFonts w:asciiTheme="minorEastAsia" w:hAnsiTheme="minorEastAsia" w:cs="Georgia"/>
+          <w:color w:val="A14DA4"/>
+          <w:kern w:val="0"/>
+          <w:sz w:val="24"/>
+          <w:szCs w:val="24"/>
+        </w:rPr>
+        <w:t>#include &lt;sys/mman.h&gt;</w:t>
+      </w:r>
+    </w:p>
+    <w:p>
+      <w:pPr>
+        <w:rPr>
+          <w:rFonts w:asciiTheme="minorEastAsia" w:hAnsiTheme="minorEastAsia" w:cs="Georgia"/>
+          <w:color w:val="A14DA4"/>
+          <w:kern w:val="0"/>
+          <w:sz w:val="24"/>
+          <w:szCs w:val="24"/>
+        </w:rPr>
+      </w:pPr>
+      <w:r>
+        <w:rPr>
+          <w:rFonts w:asciiTheme="minorEastAsia" w:hAnsiTheme="minorEastAsia" w:cs="Georgia"/>
+          <w:color w:val="A14DA4"/>
+          <w:kern w:val="0"/>
+          <w:sz w:val="24"/>
+          <w:szCs w:val="24"/>
+        </w:rPr>
+        <w:t>#include &lt;stdio.h&gt;</w:t>
+      </w:r>
+    </w:p>
+    <w:p>
+      <w:pPr>
+        <w:rPr>
+          <w:rFonts w:asciiTheme="minorEastAsia" w:hAnsiTheme="minorEastAsia" w:cs="Georgia"/>
+          <w:color w:val="A14DA4"/>
+          <w:kern w:val="0"/>
+          <w:sz w:val="24"/>
+          <w:szCs w:val="24"/>
+        </w:rPr>
+      </w:pPr>
+      <w:r>
+        <w:rPr>
+          <w:rFonts w:asciiTheme="minorEastAsia" w:hAnsiTheme="minorEastAsia" w:cs="Georgia"/>
+          <w:color w:val="A14DA4"/>
+          <w:kern w:val="0"/>
+          <w:sz w:val="24"/>
+          <w:szCs w:val="24"/>
+        </w:rPr>
+        <w:t>#include &lt;stdlib.h&gt;</w:t>
+      </w:r>
+    </w:p>
+    <w:p>
+      <w:pPr>
+        <w:rPr>
+          <w:rFonts w:asciiTheme="minorEastAsia" w:hAnsiTheme="minorEastAsia" w:cs="Georgia"/>
+          <w:color w:val="A14DA4"/>
+          <w:kern w:val="0"/>
+          <w:sz w:val="24"/>
+          <w:szCs w:val="24"/>
+        </w:rPr>
+      </w:pPr>
+      <w:r>
+        <w:rPr>
+          <w:rFonts w:asciiTheme="minorEastAsia" w:hAnsiTheme="minorEastAsia" w:cs="Georgia"/>
+          <w:color w:val="A14DA4"/>
+          <w:kern w:val="0"/>
+          <w:sz w:val="24"/>
+          <w:szCs w:val="24"/>
+        </w:rPr>
+        <w:t>#include &lt;unistd.h&gt;</w:t>
+      </w:r>
+    </w:p>
+    <w:p>
+      <w:pPr>
+        <w:rPr>
+          <w:rFonts w:asciiTheme="minorEastAsia" w:hAnsiTheme="minorEastAsia" w:cs="Georgia"/>
+          <w:color w:val="A14DA4"/>
+          <w:kern w:val="0"/>
+          <w:sz w:val="24"/>
+          <w:szCs w:val="24"/>
+        </w:rPr>
+      </w:pPr>
+      <w:r>
+        <w:rPr>
+          <w:rFonts w:asciiTheme="minorEastAsia" w:hAnsiTheme="minorEastAsia" w:cs="Georgia"/>
+          <w:color w:val="A14DA4"/>
+          <w:kern w:val="0"/>
+          <w:sz w:val="24"/>
+          <w:szCs w:val="24"/>
+        </w:rPr>
+        <w:t>#include &lt;string.h&gt;</w:t>
+      </w:r>
+    </w:p>
+    <w:p>
+      <w:pPr>
+        <w:rPr>
+          <w:rFonts w:asciiTheme="minorEastAsia" w:hAnsiTheme="minorEastAsia" w:cs="Georgia"/>
+          <w:color w:val="A14DA4"/>
+          <w:kern w:val="0"/>
+          <w:sz w:val="24"/>
+          <w:szCs w:val="24"/>
+        </w:rPr>
+      </w:pPr>
+    </w:p>
+    <w:p>
+      <w:pPr>
+        <w:rPr>
+          <w:rFonts w:asciiTheme="minorEastAsia" w:hAnsiTheme="minorEastAsia" w:cs="Georgia"/>
+          <w:color w:val="A14DA4"/>
+          <w:kern w:val="0"/>
+          <w:sz w:val="24"/>
+          <w:szCs w:val="24"/>
+        </w:rPr>
+      </w:pPr>
+      <w:r>
+        <w:rPr>
+          <w:rFonts w:asciiTheme="minorEastAsia" w:hAnsiTheme="minorEastAsia" w:cs="Georgia"/>
+          <w:color w:val="A14DA4"/>
+          <w:kern w:val="0"/>
+          <w:sz w:val="24"/>
+          <w:szCs w:val="24"/>
+        </w:rPr>
+        <w:t>int main(int argc, char **argv)</w:t>
+      </w:r>
+    </w:p>
+    <w:p>
+      <w:pPr>
+        <w:rPr>
+          <w:rFonts w:asciiTheme="minorEastAsia" w:hAnsiTheme="minorEastAsia" w:cs="Georgia"/>
+          <w:color w:val="A14DA4"/>
+          <w:kern w:val="0"/>
+          <w:sz w:val="24"/>
+          <w:szCs w:val="24"/>
+        </w:rPr>
+      </w:pPr>
+      <w:r>
+        <w:rPr>
+          <w:rFonts w:asciiTheme="minorEastAsia" w:hAnsiTheme="minorEastAsia" w:cs="Georgia"/>
+          <w:color w:val="A14DA4"/>
+          <w:kern w:val="0"/>
+          <w:sz w:val="24"/>
+          <w:szCs w:val="24"/>
+        </w:rPr>
+        <w:t>{</w:t>
+      </w:r>
+    </w:p>
+    <w:p>
+      <w:pPr>
+        <w:rPr>
+          <w:rFonts w:asciiTheme="minorEastAsia" w:hAnsiTheme="minorEastAsia" w:cs="Georgia"/>
+          <w:color w:val="A14DA4"/>
+          <w:kern w:val="0"/>
+          <w:sz w:val="24"/>
+          <w:szCs w:val="24"/>
+        </w:rPr>
+      </w:pPr>
+      <w:r>
+        <w:rPr>
+          <w:rFonts w:asciiTheme="minorEastAsia" w:hAnsiTheme="minorEastAsia" w:cs="Georgia"/>
+          <w:color w:val="A14DA4"/>
+          <w:kern w:val="0"/>
+          <w:sz w:val="24"/>
+          <w:szCs w:val="24"/>
+        </w:rPr>
+        <w:tab/>
+        <w:t>pid_t pid;</w:t>
+      </w:r>
+    </w:p>
+    <w:p>
+      <w:pPr>
+        <w:rPr>
+          <w:rFonts w:asciiTheme="minorEastAsia" w:hAnsiTheme="minorEastAsia" w:cs="Georgia"/>
+          <w:color w:val="A14DA4"/>
+          <w:kern w:val="0"/>
+          <w:sz w:val="24"/>
+          <w:szCs w:val="24"/>
+        </w:rPr>
+      </w:pPr>
+      <w:r>
+        <w:rPr>
+          <w:rFonts w:asciiTheme="minorEastAsia" w:hAnsiTheme="minorEastAsia" w:cs="Georgia"/>
+          <w:color w:val="A14DA4"/>
+          <w:kern w:val="0"/>
+          <w:sz w:val="24"/>
+          <w:szCs w:val="24"/>
+        </w:rPr>
+        <w:tab/>
+        <w:t>char *p;</w:t>
+      </w:r>
+    </w:p>
+    <w:p>
+      <w:pPr>
+        <w:rPr>
+          <w:rFonts w:asciiTheme="minorEastAsia" w:hAnsiTheme="minorEastAsia" w:cs="Georgia"/>
+          <w:color w:val="A14DA4"/>
+          <w:kern w:val="0"/>
+          <w:sz w:val="24"/>
+          <w:szCs w:val="24"/>
+        </w:rPr>
+      </w:pPr>
+    </w:p>
+    <w:p>
+      <w:pPr>
+        <w:rPr>
+          <w:rFonts w:asciiTheme="minorEastAsia" w:hAnsiTheme="minorEastAsia" w:cs="Georgia"/>
+          <w:color w:val="A14DA4"/>
+          <w:kern w:val="0"/>
+          <w:sz w:val="24"/>
+          <w:szCs w:val="24"/>
+        </w:rPr>
+      </w:pPr>
+      <w:r>
+        <w:rPr>
+          <w:rFonts w:asciiTheme="minorEastAsia" w:hAnsiTheme="minorEastAsia" w:cs="Georgia"/>
+          <w:color w:val="A14DA4"/>
+          <w:kern w:val="0"/>
+          <w:sz w:val="24"/>
+          <w:szCs w:val="24"/>
+        </w:rPr>
+        <w:tab/>
+        <w:t>p = (char *)mmap(NULL, 4096, PROT_READ | PROT_WRITE,</w:t>
+      </w:r>
+    </w:p>
+    <w:p>
+      <w:pPr>
+        <w:rPr>
+          <w:rFonts w:asciiTheme="minorEastAsia" w:hAnsiTheme="minorEastAsia" w:cs="Georgia"/>
+          <w:color w:val="A14DA4"/>
+          <w:kern w:val="0"/>
+          <w:sz w:val="24"/>
+          <w:szCs w:val="24"/>
+        </w:rPr>
+      </w:pPr>
+      <w:r>
         <w:rPr>
           <w:rFonts w:asciiTheme="minorEastAsia" w:hAnsiTheme="minorEastAsia" w:cs="Georgia" w:hint="eastAsia"/>
           <w:color w:val="A14DA4"/>
@@ -9812,475 +11694,405 @@
           <w:sz w:val="24"/>
           <w:szCs w:val="24"/>
         </w:rPr>
-      </w:pPr>
-    </w:p>
-    <w:p>
-      <w:pPr>
-        <w:rPr>
-          <w:rFonts w:asciiTheme="minorEastAsia" w:hAnsiTheme="minorEastAsia" w:cs="Georgia"/>
-          <w:color w:val="A14DA4"/>
-          <w:kern w:val="0"/>
-          <w:sz w:val="24"/>
-          <w:szCs w:val="24"/>
-        </w:rPr>
-      </w:pPr>
-      <w:r>
-        <w:rPr>
-          <w:rFonts w:asciiTheme="minorEastAsia" w:hAnsiTheme="minorEastAsia" w:cs="Georgia"/>
-          <w:color w:val="A14DA4"/>
-          <w:kern w:val="0"/>
-          <w:sz w:val="24"/>
-          <w:szCs w:val="24"/>
-        </w:rPr>
-        <w:t>#include &lt;sys/mman.h&gt;</w:t>
-      </w:r>
-    </w:p>
-    <w:p>
-      <w:pPr>
-        <w:rPr>
-          <w:rFonts w:asciiTheme="minorEastAsia" w:hAnsiTheme="minorEastAsia" w:cs="Georgia"/>
-          <w:color w:val="A14DA4"/>
-          <w:kern w:val="0"/>
-          <w:sz w:val="24"/>
-          <w:szCs w:val="24"/>
-        </w:rPr>
-      </w:pPr>
-      <w:r>
-        <w:rPr>
-          <w:rFonts w:asciiTheme="minorEastAsia" w:hAnsiTheme="minorEastAsia" w:cs="Georgia"/>
-          <w:color w:val="A14DA4"/>
-          <w:kern w:val="0"/>
-          <w:sz w:val="24"/>
-          <w:szCs w:val="24"/>
-        </w:rPr>
-        <w:t>#include &lt;sys/stat.h&gt;        /* For mode constants */</w:t>
-      </w:r>
-    </w:p>
-    <w:p>
-      <w:pPr>
-        <w:rPr>
-          <w:rFonts w:asciiTheme="minorEastAsia" w:hAnsiTheme="minorEastAsia" w:cs="Georgia"/>
-          <w:color w:val="A14DA4"/>
-          <w:kern w:val="0"/>
-          <w:sz w:val="24"/>
-          <w:szCs w:val="24"/>
-        </w:rPr>
-      </w:pPr>
-      <w:r>
-        <w:rPr>
-          <w:rFonts w:asciiTheme="minorEastAsia" w:hAnsiTheme="minorEastAsia" w:cs="Georgia"/>
-          <w:color w:val="A14DA4"/>
-          <w:kern w:val="0"/>
-          <w:sz w:val="24"/>
-          <w:szCs w:val="24"/>
-        </w:rPr>
-        <w:t>#include &lt;fcntl.h&gt;           /* For O_* constants */</w:t>
-      </w:r>
-    </w:p>
-    <w:p>
-      <w:pPr>
-        <w:rPr>
-          <w:rFonts w:asciiTheme="minorEastAsia" w:hAnsiTheme="minorEastAsia" w:cs="Georgia"/>
-          <w:color w:val="A14DA4"/>
-          <w:kern w:val="0"/>
-          <w:sz w:val="24"/>
-          <w:szCs w:val="24"/>
-        </w:rPr>
-      </w:pPr>
-      <w:r>
-        <w:rPr>
-          <w:rFonts w:asciiTheme="minorEastAsia" w:hAnsiTheme="minorEastAsia" w:cs="Georgia"/>
-          <w:color w:val="A14DA4"/>
-          <w:kern w:val="0"/>
-          <w:sz w:val="24"/>
-          <w:szCs w:val="24"/>
-        </w:rPr>
-        <w:t>#include &lt;stdlib.h&gt;           /* For O_* constants */</w:t>
-      </w:r>
-    </w:p>
-    <w:p>
-      <w:pPr>
-        <w:rPr>
-          <w:rFonts w:asciiTheme="minorEastAsia" w:hAnsiTheme="minorEastAsia" w:cs="Georgia"/>
-          <w:color w:val="A14DA4"/>
-          <w:kern w:val="0"/>
-          <w:sz w:val="24"/>
-          <w:szCs w:val="24"/>
-        </w:rPr>
-      </w:pPr>
-      <w:r>
-        <w:rPr>
-          <w:rFonts w:asciiTheme="minorEastAsia" w:hAnsiTheme="minorEastAsia" w:cs="Georgia"/>
-          <w:color w:val="A14DA4"/>
-          <w:kern w:val="0"/>
-          <w:sz w:val="24"/>
-          <w:szCs w:val="24"/>
-        </w:rPr>
-        <w:t>#include &lt;string.h&gt;</w:t>
-      </w:r>
-    </w:p>
-    <w:p>
-      <w:pPr>
-        <w:rPr>
-          <w:rFonts w:asciiTheme="minorEastAsia" w:hAnsiTheme="minorEastAsia" w:cs="Georgia"/>
-          <w:color w:val="A14DA4"/>
-          <w:kern w:val="0"/>
-          <w:sz w:val="24"/>
-          <w:szCs w:val="24"/>
-        </w:rPr>
-      </w:pPr>
-      <w:r>
-        <w:rPr>
-          <w:rFonts w:asciiTheme="minorEastAsia" w:hAnsiTheme="minorEastAsia" w:cs="Georgia"/>
-          <w:color w:val="A14DA4"/>
-          <w:kern w:val="0"/>
-          <w:sz w:val="24"/>
-          <w:szCs w:val="24"/>
-        </w:rPr>
-        <w:t>#include &lt;stdio.h&gt;</w:t>
-      </w:r>
-    </w:p>
-    <w:p>
-      <w:pPr>
-        <w:rPr>
-          <w:rFonts w:asciiTheme="minorEastAsia" w:hAnsiTheme="minorEastAsia" w:cs="Georgia"/>
-          <w:color w:val="A14DA4"/>
-          <w:kern w:val="0"/>
-          <w:sz w:val="24"/>
-          <w:szCs w:val="24"/>
-        </w:rPr>
-      </w:pPr>
-    </w:p>
-    <w:p>
-      <w:pPr>
-        <w:rPr>
-          <w:rFonts w:asciiTheme="minorEastAsia" w:hAnsiTheme="minorEastAsia" w:cs="Georgia"/>
-          <w:color w:val="A14DA4"/>
-          <w:kern w:val="0"/>
-          <w:sz w:val="24"/>
-          <w:szCs w:val="24"/>
-        </w:rPr>
-      </w:pPr>
-      <w:r>
-        <w:rPr>
-          <w:rFonts w:asciiTheme="minorEastAsia" w:hAnsiTheme="minorEastAsia" w:cs="Georgia"/>
-          <w:color w:val="A14DA4"/>
-          <w:kern w:val="0"/>
-          <w:sz w:val="24"/>
-          <w:szCs w:val="24"/>
-        </w:rPr>
-        <w:t>#define MAX_LEN 10000</w:t>
-      </w:r>
-    </w:p>
-    <w:p>
-      <w:pPr>
-        <w:rPr>
-          <w:rFonts w:asciiTheme="minorEastAsia" w:hAnsiTheme="minorEastAsia" w:cs="Georgia"/>
-          <w:color w:val="A14DA4"/>
-          <w:kern w:val="0"/>
-          <w:sz w:val="24"/>
-          <w:szCs w:val="24"/>
-        </w:rPr>
-      </w:pPr>
-      <w:r>
-        <w:rPr>
-          <w:rFonts w:asciiTheme="minorEastAsia" w:hAnsiTheme="minorEastAsia" w:cs="Georgia"/>
-          <w:color w:val="A14DA4"/>
-          <w:kern w:val="0"/>
-          <w:sz w:val="24"/>
-          <w:szCs w:val="24"/>
-        </w:rPr>
-        <w:t>struct region {        /* Defines "structure" of shared memory */</w:t>
-      </w:r>
-    </w:p>
-    <w:p>
-      <w:pPr>
-        <w:rPr>
-          <w:rFonts w:asciiTheme="minorEastAsia" w:hAnsiTheme="minorEastAsia" w:cs="Georgia"/>
-          <w:color w:val="A14DA4"/>
-          <w:kern w:val="0"/>
-          <w:sz w:val="24"/>
-          <w:szCs w:val="24"/>
-        </w:rPr>
-      </w:pPr>
-      <w:r>
-        <w:rPr>
-          <w:rFonts w:asciiTheme="minorEastAsia" w:hAnsiTheme="minorEastAsia" w:cs="Georgia"/>
-          <w:color w:val="A14DA4"/>
-          <w:kern w:val="0"/>
-          <w:sz w:val="24"/>
-          <w:szCs w:val="24"/>
-        </w:rPr>
-        <w:tab/>
-        <w:t>int len;</w:t>
-      </w:r>
-    </w:p>
-    <w:p>
-      <w:pPr>
-        <w:rPr>
-          <w:rFonts w:asciiTheme="minorEastAsia" w:hAnsiTheme="minorEastAsia" w:cs="Georgia"/>
-          <w:color w:val="A14DA4"/>
-          <w:kern w:val="0"/>
-          <w:sz w:val="24"/>
-          <w:szCs w:val="24"/>
-        </w:rPr>
-      </w:pPr>
-      <w:r>
-        <w:rPr>
-          <w:rFonts w:asciiTheme="minorEastAsia" w:hAnsiTheme="minorEastAsia" w:cs="Georgia"/>
-          <w:color w:val="A14DA4"/>
-          <w:kern w:val="0"/>
-          <w:sz w:val="24"/>
-          <w:szCs w:val="24"/>
-        </w:rPr>
-        <w:tab/>
-        <w:t>char buf[MAX_LEN];</w:t>
-      </w:r>
-    </w:p>
-    <w:p>
-      <w:pPr>
-        <w:rPr>
-          <w:rFonts w:asciiTheme="minorEastAsia" w:hAnsiTheme="minorEastAsia" w:cs="Georgia"/>
-          <w:color w:val="A14DA4"/>
-          <w:kern w:val="0"/>
-          <w:sz w:val="24"/>
-          <w:szCs w:val="24"/>
-        </w:rPr>
-      </w:pPr>
-      <w:r>
-        <w:rPr>
-          <w:rFonts w:asciiTheme="minorEastAsia" w:hAnsiTheme="minorEastAsia" w:cs="Georgia"/>
-          <w:color w:val="A14DA4"/>
-          <w:kern w:val="0"/>
-          <w:sz w:val="24"/>
-          <w:szCs w:val="24"/>
-        </w:rPr>
-        <w:t>};</w:t>
-      </w:r>
-    </w:p>
-    <w:p>
-      <w:pPr>
-        <w:rPr>
-          <w:rFonts w:asciiTheme="minorEastAsia" w:hAnsiTheme="minorEastAsia" w:cs="Georgia"/>
-          <w:color w:val="A14DA4"/>
-          <w:kern w:val="0"/>
-          <w:sz w:val="24"/>
-          <w:szCs w:val="24"/>
-        </w:rPr>
-      </w:pPr>
-      <w:r>
-        <w:rPr>
-          <w:rFonts w:asciiTheme="minorEastAsia" w:hAnsiTheme="minorEastAsia" w:cs="Georgia"/>
-          <w:color w:val="A14DA4"/>
-          <w:kern w:val="0"/>
-          <w:sz w:val="24"/>
-          <w:szCs w:val="24"/>
-        </w:rPr>
-        <w:t>struct region *rptr;</w:t>
-      </w:r>
-    </w:p>
-    <w:p>
-      <w:pPr>
-        <w:rPr>
-          <w:rFonts w:asciiTheme="minorEastAsia" w:hAnsiTheme="minorEastAsia" w:cs="Georgia"/>
-          <w:color w:val="A14DA4"/>
-          <w:kern w:val="0"/>
-          <w:sz w:val="24"/>
-          <w:szCs w:val="24"/>
-        </w:rPr>
-      </w:pPr>
-      <w:r>
-        <w:rPr>
-          <w:rFonts w:asciiTheme="minorEastAsia" w:hAnsiTheme="minorEastAsia" w:cs="Georgia"/>
-          <w:color w:val="A14DA4"/>
-          <w:kern w:val="0"/>
-          <w:sz w:val="24"/>
-          <w:szCs w:val="24"/>
-        </w:rPr>
-        <w:t>int fd;</w:t>
-      </w:r>
-    </w:p>
-    <w:p>
-      <w:pPr>
-        <w:rPr>
-          <w:rFonts w:asciiTheme="minorEastAsia" w:hAnsiTheme="minorEastAsia" w:cs="Georgia"/>
-          <w:color w:val="A14DA4"/>
-          <w:kern w:val="0"/>
-          <w:sz w:val="24"/>
-          <w:szCs w:val="24"/>
-        </w:rPr>
-      </w:pPr>
-    </w:p>
-    <w:p>
-      <w:pPr>
-        <w:rPr>
-          <w:rFonts w:asciiTheme="minorEastAsia" w:hAnsiTheme="minorEastAsia" w:cs="Georgia"/>
-          <w:color w:val="A14DA4"/>
-          <w:kern w:val="0"/>
-          <w:sz w:val="24"/>
-          <w:szCs w:val="24"/>
-        </w:rPr>
-      </w:pPr>
-      <w:r>
-        <w:rPr>
-          <w:rFonts w:asciiTheme="minorEastAsia" w:hAnsiTheme="minorEastAsia" w:cs="Georgia"/>
-          <w:color w:val="A14DA4"/>
-          <w:kern w:val="0"/>
-          <w:sz w:val="24"/>
-          <w:szCs w:val="24"/>
-        </w:rPr>
-        <w:t>int main(int argc, char **argv)</w:t>
-      </w:r>
-    </w:p>
-    <w:p>
-      <w:pPr>
-        <w:rPr>
-          <w:rFonts w:asciiTheme="minorEastAsia" w:hAnsiTheme="minorEastAsia" w:cs="Georgia"/>
-          <w:color w:val="A14DA4"/>
-          <w:kern w:val="0"/>
-          <w:sz w:val="24"/>
-          <w:szCs w:val="24"/>
-        </w:rPr>
-      </w:pPr>
-      <w:r>
-        <w:rPr>
-          <w:rFonts w:asciiTheme="minorEastAsia" w:hAnsiTheme="minorEastAsia" w:cs="Georgia"/>
-          <w:color w:val="A14DA4"/>
-          <w:kern w:val="0"/>
-          <w:sz w:val="24"/>
-          <w:szCs w:val="24"/>
-        </w:rPr>
-        <w:t>{</w:t>
-      </w:r>
-    </w:p>
-    <w:p>
-      <w:pPr>
-        <w:rPr>
-          <w:rFonts w:asciiTheme="minorEastAsia" w:hAnsiTheme="minorEastAsia" w:cs="Georgia"/>
-          <w:color w:val="A14DA4"/>
-          <w:kern w:val="0"/>
-          <w:sz w:val="24"/>
-          <w:szCs w:val="24"/>
-        </w:rPr>
-      </w:pPr>
-      <w:r>
-        <w:rPr>
-          <w:rFonts w:asciiTheme="minorEastAsia" w:hAnsiTheme="minorEastAsia" w:cs="Georgia"/>
-          <w:color w:val="A14DA4"/>
-          <w:kern w:val="0"/>
-          <w:sz w:val="24"/>
-          <w:szCs w:val="24"/>
-        </w:rPr>
-        <w:tab/>
-        <w:t>/* Create shared memory object and set its size */</w:t>
-      </w:r>
-    </w:p>
-    <w:p>
-      <w:pPr>
-        <w:rPr>
-          <w:rFonts w:asciiTheme="minorEastAsia" w:hAnsiTheme="minorEastAsia" w:cs="Georgia"/>
-          <w:color w:val="A14DA4"/>
-          <w:kern w:val="0"/>
-          <w:sz w:val="24"/>
-          <w:szCs w:val="24"/>
-        </w:rPr>
-      </w:pPr>
-      <w:r>
-        <w:rPr>
-          <w:rFonts w:asciiTheme="minorEastAsia" w:hAnsiTheme="minorEastAsia" w:cs="Georgia"/>
-          <w:color w:val="A14DA4"/>
-          <w:kern w:val="0"/>
-          <w:sz w:val="24"/>
-          <w:szCs w:val="24"/>
-        </w:rPr>
-        <w:tab/>
-        <w:t>fd = shm_open(argv[1], O_RDWR, S_IRUSR | S_IWUSR);</w:t>
-      </w:r>
-    </w:p>
-    <w:p>
-      <w:pPr>
-        <w:rPr>
-          <w:rFonts w:asciiTheme="minorEastAsia" w:hAnsiTheme="minorEastAsia" w:cs="Georgia"/>
-          <w:color w:val="A14DA4"/>
-          <w:kern w:val="0"/>
-          <w:sz w:val="24"/>
-          <w:szCs w:val="24"/>
-        </w:rPr>
-      </w:pPr>
-      <w:r>
-        <w:rPr>
-          <w:rFonts w:asciiTheme="minorEastAsia" w:hAnsiTheme="minorEastAsia" w:cs="Georgia"/>
-          <w:color w:val="A14DA4"/>
-          <w:kern w:val="0"/>
-          <w:sz w:val="24"/>
-          <w:szCs w:val="24"/>
-        </w:rPr>
-        <w:tab/>
-        <w:t>if (fd == -1) {</w:t>
-      </w:r>
-    </w:p>
-    <w:p>
-      <w:pPr>
-        <w:rPr>
-          <w:rFonts w:asciiTheme="minorEastAsia" w:hAnsiTheme="minorEastAsia" w:cs="Georgia"/>
-          <w:color w:val="A14DA4"/>
-          <w:kern w:val="0"/>
-          <w:sz w:val="24"/>
-          <w:szCs w:val="24"/>
-        </w:rPr>
-      </w:pPr>
-      <w:r>
-        <w:rPr>
-          <w:rFonts w:asciiTheme="minorEastAsia" w:hAnsiTheme="minorEastAsia" w:cs="Georgia"/>
-          <w:color w:val="A14DA4"/>
-          <w:kern w:val="0"/>
-          <w:sz w:val="24"/>
-          <w:szCs w:val="24"/>
-        </w:rPr>
-        <w:tab/>
-      </w:r>
-      <w:r>
-        <w:rPr>
-          <w:rFonts w:asciiTheme="minorEastAsia" w:hAnsiTheme="minorEastAsia" w:cs="Georgia"/>
-          <w:color w:val="A14DA4"/>
-          <w:kern w:val="0"/>
-          <w:sz w:val="24"/>
-          <w:szCs w:val="24"/>
-        </w:rPr>
-        <w:tab/>
-        <w:t>perror("shm open failed\n"); /* Handle error */;</w:t>
-      </w:r>
-    </w:p>
-    <w:p>
-      <w:pPr>
-        <w:rPr>
-          <w:rFonts w:asciiTheme="minorEastAsia" w:hAnsiTheme="minorEastAsia" w:cs="Georgia"/>
-          <w:color w:val="A14DA4"/>
-          <w:kern w:val="0"/>
-          <w:sz w:val="24"/>
-          <w:szCs w:val="24"/>
-        </w:rPr>
-      </w:pPr>
-      <w:r>
-        <w:rPr>
-          <w:rFonts w:asciiTheme="minorEastAsia" w:hAnsiTheme="minorEastAsia" w:cs="Georgia"/>
-          <w:color w:val="A14DA4"/>
-          <w:kern w:val="0"/>
-          <w:sz w:val="24"/>
-          <w:szCs w:val="24"/>
-        </w:rPr>
-        <w:tab/>
-      </w:r>
-      <w:r>
-        <w:rPr>
-          <w:rFonts w:asciiTheme="minorEastAsia" w:hAnsiTheme="minorEastAsia" w:cs="Georgia"/>
-          <w:color w:val="A14DA4"/>
-          <w:kern w:val="0"/>
-          <w:sz w:val="24"/>
-          <w:szCs w:val="24"/>
-        </w:rPr>
-        <w:tab/>
-        <w:t>return -1;</w:t>
+        <w:tab/>
+      </w:r>
+      <w:r>
+        <w:rPr>
+          <w:rFonts w:asciiTheme="minorEastAsia" w:hAnsiTheme="minorEastAsia" w:cs="Georgia" w:hint="eastAsia"/>
+          <w:color w:val="A14DA4"/>
+          <w:kern w:val="0"/>
+          <w:sz w:val="24"/>
+          <w:szCs w:val="24"/>
+        </w:rPr>
+        <w:tab/>
+      </w:r>
+      <w:r>
+        <w:rPr>
+          <w:rFonts w:asciiTheme="minorEastAsia" w:hAnsiTheme="minorEastAsia" w:cs="Georgia" w:hint="eastAsia"/>
+          <w:color w:val="A14DA4"/>
+          <w:kern w:val="0"/>
+          <w:sz w:val="24"/>
+          <w:szCs w:val="24"/>
+        </w:rPr>
+        <w:tab/>
+        <w:t xml:space="preserve"> MAP_SHARED | MAP_ANONYMOUS, -1, 0); </w:t>
+      </w:r>
+    </w:p>
+    <w:p>
+      <w:pPr>
+        <w:rPr>
+          <w:rFonts w:asciiTheme="minorEastAsia" w:hAnsiTheme="minorEastAsia" w:cs="Georgia"/>
+          <w:color w:val="A14DA4"/>
+          <w:kern w:val="0"/>
+          <w:sz w:val="24"/>
+          <w:szCs w:val="24"/>
+        </w:rPr>
+      </w:pPr>
+      <w:r>
+        <w:rPr>
+          <w:rFonts w:asciiTheme="minorEastAsia" w:hAnsiTheme="minorEastAsia" w:cs="Georgia" w:hint="eastAsia"/>
+          <w:color w:val="A14DA4"/>
+          <w:kern w:val="0"/>
+          <w:sz w:val="24"/>
+          <w:szCs w:val="24"/>
+        </w:rPr>
+        <w:t>//相同vma,shared,物理内存相同；若改为private，虚拟地址相同，物理地址不同</w:t>
+      </w:r>
+    </w:p>
+    <w:p>
+      <w:pPr>
+        <w:rPr>
+          <w:rFonts w:asciiTheme="minorEastAsia" w:hAnsiTheme="minorEastAsia" w:cs="Georgia"/>
+          <w:color w:val="A14DA4"/>
+          <w:kern w:val="0"/>
+          <w:sz w:val="24"/>
+          <w:szCs w:val="24"/>
+        </w:rPr>
+      </w:pPr>
+    </w:p>
+    <w:p>
+      <w:pPr>
+        <w:rPr>
+          <w:rFonts w:asciiTheme="minorEastAsia" w:hAnsiTheme="minorEastAsia" w:cs="Georgia"/>
+          <w:color w:val="A14DA4"/>
+          <w:kern w:val="0"/>
+          <w:sz w:val="24"/>
+          <w:szCs w:val="24"/>
+        </w:rPr>
+      </w:pPr>
+      <w:r>
+        <w:rPr>
+          <w:rFonts w:asciiTheme="minorEastAsia" w:hAnsiTheme="minorEastAsia" w:cs="Georgia"/>
+          <w:color w:val="A14DA4"/>
+          <w:kern w:val="0"/>
+          <w:sz w:val="24"/>
+          <w:szCs w:val="24"/>
+        </w:rPr>
+        <w:tab/>
+        <w:t>strcpy(p, "XXXXXXXXXXXXXXXXX");</w:t>
+      </w:r>
+    </w:p>
+    <w:p>
+      <w:pPr>
+        <w:rPr>
+          <w:rFonts w:asciiTheme="minorEastAsia" w:hAnsiTheme="minorEastAsia" w:cs="Georgia"/>
+          <w:color w:val="A14DA4"/>
+          <w:kern w:val="0"/>
+          <w:sz w:val="24"/>
+          <w:szCs w:val="24"/>
+        </w:rPr>
+      </w:pPr>
+    </w:p>
+    <w:p>
+      <w:pPr>
+        <w:rPr>
+          <w:rFonts w:asciiTheme="minorEastAsia" w:hAnsiTheme="minorEastAsia" w:cs="Georgia"/>
+          <w:color w:val="A14DA4"/>
+          <w:kern w:val="0"/>
+          <w:sz w:val="24"/>
+          <w:szCs w:val="24"/>
+        </w:rPr>
+      </w:pPr>
+      <w:r>
+        <w:rPr>
+          <w:rFonts w:asciiTheme="minorEastAsia" w:hAnsiTheme="minorEastAsia" w:cs="Georgia"/>
+          <w:color w:val="A14DA4"/>
+          <w:kern w:val="0"/>
+          <w:sz w:val="24"/>
+          <w:szCs w:val="24"/>
+        </w:rPr>
+        <w:tab/>
+        <w:t>pid = fork();</w:t>
+      </w:r>
+    </w:p>
+    <w:p>
+      <w:pPr>
+        <w:rPr>
+          <w:rFonts w:asciiTheme="minorEastAsia" w:hAnsiTheme="minorEastAsia" w:cs="Georgia"/>
+          <w:color w:val="A14DA4"/>
+          <w:kern w:val="0"/>
+          <w:sz w:val="24"/>
+          <w:szCs w:val="24"/>
+        </w:rPr>
+      </w:pPr>
+      <w:r>
+        <w:rPr>
+          <w:rFonts w:asciiTheme="minorEastAsia" w:hAnsiTheme="minorEastAsia" w:cs="Georgia"/>
+          <w:color w:val="A14DA4"/>
+          <w:kern w:val="0"/>
+          <w:sz w:val="24"/>
+          <w:szCs w:val="24"/>
+        </w:rPr>
+        <w:tab/>
+        <w:t>if (pid == -1) {</w:t>
+      </w:r>
+    </w:p>
+    <w:p>
+      <w:pPr>
+        <w:rPr>
+          <w:rFonts w:asciiTheme="minorEastAsia" w:hAnsiTheme="minorEastAsia" w:cs="Georgia"/>
+          <w:color w:val="A14DA4"/>
+          <w:kern w:val="0"/>
+          <w:sz w:val="24"/>
+          <w:szCs w:val="24"/>
+        </w:rPr>
+      </w:pPr>
+      <w:r>
+        <w:rPr>
+          <w:rFonts w:asciiTheme="minorEastAsia" w:hAnsiTheme="minorEastAsia" w:cs="Georgia"/>
+          <w:color w:val="A14DA4"/>
+          <w:kern w:val="0"/>
+          <w:sz w:val="24"/>
+          <w:szCs w:val="24"/>
+        </w:rPr>
+        <w:tab/>
+      </w:r>
+      <w:r>
+        <w:rPr>
+          <w:rFonts w:asciiTheme="minorEastAsia" w:hAnsiTheme="minorEastAsia" w:cs="Georgia"/>
+          <w:color w:val="A14DA4"/>
+          <w:kern w:val="0"/>
+          <w:sz w:val="24"/>
+          <w:szCs w:val="24"/>
+        </w:rPr>
+        <w:tab/>
+        <w:t>exit(-1);</w:t>
+      </w:r>
+    </w:p>
+    <w:p>
+      <w:pPr>
+        <w:rPr>
+          <w:rFonts w:asciiTheme="minorEastAsia" w:hAnsiTheme="minorEastAsia" w:cs="Georgia"/>
+          <w:color w:val="A14DA4"/>
+          <w:kern w:val="0"/>
+          <w:sz w:val="24"/>
+          <w:szCs w:val="24"/>
+        </w:rPr>
+      </w:pPr>
+      <w:r>
+        <w:rPr>
+          <w:rFonts w:asciiTheme="minorEastAsia" w:hAnsiTheme="minorEastAsia" w:cs="Georgia"/>
+          <w:color w:val="A14DA4"/>
+          <w:kern w:val="0"/>
+          <w:sz w:val="24"/>
+          <w:szCs w:val="24"/>
+        </w:rPr>
+        <w:tab/>
+        <w:t>} else if (pid == 0) { //shared vma</w:t>
+      </w:r>
+    </w:p>
+    <w:p>
+      <w:pPr>
+        <w:rPr>
+          <w:rFonts w:asciiTheme="minorEastAsia" w:hAnsiTheme="minorEastAsia" w:cs="Georgia"/>
+          <w:color w:val="A14DA4"/>
+          <w:kern w:val="0"/>
+          <w:sz w:val="24"/>
+          <w:szCs w:val="24"/>
+        </w:rPr>
+      </w:pPr>
+      <w:r>
+        <w:rPr>
+          <w:rFonts w:asciiTheme="minorEastAsia" w:hAnsiTheme="minorEastAsia" w:cs="Georgia"/>
+          <w:color w:val="A14DA4"/>
+          <w:kern w:val="0"/>
+          <w:sz w:val="24"/>
+          <w:szCs w:val="24"/>
+        </w:rPr>
+        <w:tab/>
+      </w:r>
+      <w:r>
+        <w:rPr>
+          <w:rFonts w:asciiTheme="minorEastAsia" w:hAnsiTheme="minorEastAsia" w:cs="Georgia"/>
+          <w:color w:val="A14DA4"/>
+          <w:kern w:val="0"/>
+          <w:sz w:val="24"/>
+          <w:szCs w:val="24"/>
+        </w:rPr>
+        <w:tab/>
+        <w:t>sprintf(p, "%s", "Hello World");</w:t>
+      </w:r>
+    </w:p>
+    <w:p>
+      <w:pPr>
+        <w:rPr>
+          <w:rFonts w:asciiTheme="minorEastAsia" w:hAnsiTheme="minorEastAsia" w:cs="Georgia"/>
+          <w:color w:val="A14DA4"/>
+          <w:kern w:val="0"/>
+          <w:sz w:val="24"/>
+          <w:szCs w:val="24"/>
+        </w:rPr>
+      </w:pPr>
+      <w:r>
+        <w:rPr>
+          <w:rFonts w:asciiTheme="minorEastAsia" w:hAnsiTheme="minorEastAsia" w:cs="Georgia"/>
+          <w:color w:val="A14DA4"/>
+          <w:kern w:val="0"/>
+          <w:sz w:val="24"/>
+          <w:szCs w:val="24"/>
+        </w:rPr>
+        <w:tab/>
+      </w:r>
+      <w:r>
+        <w:rPr>
+          <w:rFonts w:asciiTheme="minorEastAsia" w:hAnsiTheme="minorEastAsia" w:cs="Georgia"/>
+          <w:color w:val="A14DA4"/>
+          <w:kern w:val="0"/>
+          <w:sz w:val="24"/>
+          <w:szCs w:val="24"/>
+        </w:rPr>
+        <w:tab/>
+        <w:t>munmap(p, 4096);</w:t>
+      </w:r>
+    </w:p>
+    <w:p>
+      <w:pPr>
+        <w:rPr>
+          <w:rFonts w:asciiTheme="minorEastAsia" w:hAnsiTheme="minorEastAsia" w:cs="Georgia"/>
+          <w:color w:val="A14DA4"/>
+          <w:kern w:val="0"/>
+          <w:sz w:val="24"/>
+          <w:szCs w:val="24"/>
+        </w:rPr>
+      </w:pPr>
+      <w:r>
+        <w:rPr>
+          <w:rFonts w:asciiTheme="minorEastAsia" w:hAnsiTheme="minorEastAsia" w:cs="Georgia"/>
+          <w:color w:val="A14DA4"/>
+          <w:kern w:val="0"/>
+          <w:sz w:val="24"/>
+          <w:szCs w:val="24"/>
+        </w:rPr>
+        <w:tab/>
+      </w:r>
+      <w:r>
+        <w:rPr>
+          <w:rFonts w:asciiTheme="minorEastAsia" w:hAnsiTheme="minorEastAsia" w:cs="Georgia"/>
+          <w:color w:val="A14DA4"/>
+          <w:kern w:val="0"/>
+          <w:sz w:val="24"/>
+          <w:szCs w:val="24"/>
+        </w:rPr>
+        <w:tab/>
+        <w:t>_exit(0);</w:t>
+      </w:r>
+    </w:p>
+    <w:p>
+      <w:pPr>
+        <w:rPr>
+          <w:rFonts w:asciiTheme="minorEastAsia" w:hAnsiTheme="minorEastAsia" w:cs="Georgia"/>
+          <w:color w:val="A14DA4"/>
+          <w:kern w:val="0"/>
+          <w:sz w:val="24"/>
+          <w:szCs w:val="24"/>
+        </w:rPr>
+      </w:pPr>
+      <w:r>
+        <w:rPr>
+          <w:rFonts w:asciiTheme="minorEastAsia" w:hAnsiTheme="minorEastAsia" w:cs="Georgia"/>
+          <w:color w:val="A14DA4"/>
+          <w:kern w:val="0"/>
+          <w:sz w:val="24"/>
+          <w:szCs w:val="24"/>
+        </w:rPr>
+        <w:tab/>
+        <w:t>} else {</w:t>
+      </w:r>
+    </w:p>
+    <w:p>
+      <w:pPr>
+        <w:rPr>
+          <w:rFonts w:asciiTheme="minorEastAsia" w:hAnsiTheme="minorEastAsia" w:cs="Georgia"/>
+          <w:color w:val="A14DA4"/>
+          <w:kern w:val="0"/>
+          <w:sz w:val="24"/>
+          <w:szCs w:val="24"/>
+        </w:rPr>
+      </w:pPr>
+      <w:r>
+        <w:rPr>
+          <w:rFonts w:asciiTheme="minorEastAsia" w:hAnsiTheme="minorEastAsia" w:cs="Georgia"/>
+          <w:color w:val="A14DA4"/>
+          <w:kern w:val="0"/>
+          <w:sz w:val="24"/>
+          <w:szCs w:val="24"/>
+        </w:rPr>
+        <w:tab/>
+      </w:r>
+      <w:r>
+        <w:rPr>
+          <w:rFonts w:asciiTheme="minorEastAsia" w:hAnsiTheme="minorEastAsia" w:cs="Georgia"/>
+          <w:color w:val="A14DA4"/>
+          <w:kern w:val="0"/>
+          <w:sz w:val="24"/>
+          <w:szCs w:val="24"/>
+        </w:rPr>
+        <w:tab/>
+        <w:t>sleep(2);</w:t>
+      </w:r>
+    </w:p>
+    <w:p>
+      <w:pPr>
+        <w:rPr>
+          <w:rFonts w:asciiTheme="minorEastAsia" w:hAnsiTheme="minorEastAsia" w:cs="Georgia"/>
+          <w:color w:val="A14DA4"/>
+          <w:kern w:val="0"/>
+          <w:sz w:val="24"/>
+          <w:szCs w:val="24"/>
+        </w:rPr>
+      </w:pPr>
+      <w:r>
+        <w:rPr>
+          <w:rFonts w:asciiTheme="minorEastAsia" w:hAnsiTheme="minorEastAsia" w:cs="Georgia"/>
+          <w:color w:val="A14DA4"/>
+          <w:kern w:val="0"/>
+          <w:sz w:val="24"/>
+          <w:szCs w:val="24"/>
+        </w:rPr>
+        <w:tab/>
+      </w:r>
+      <w:r>
+        <w:rPr>
+          <w:rFonts w:asciiTheme="minorEastAsia" w:hAnsiTheme="minorEastAsia" w:cs="Georgia"/>
+          <w:color w:val="A14DA4"/>
+          <w:kern w:val="0"/>
+          <w:sz w:val="24"/>
+          <w:szCs w:val="24"/>
+        </w:rPr>
+        <w:tab/>
+        <w:t>printf("%s\n", p);</w:t>
+      </w:r>
+    </w:p>
+    <w:p>
+      <w:pPr>
+        <w:rPr>
+          <w:rFonts w:asciiTheme="minorEastAsia" w:hAnsiTheme="minorEastAsia" w:cs="Georgia"/>
+          <w:color w:val="A14DA4"/>
+          <w:kern w:val="0"/>
+          <w:sz w:val="24"/>
+          <w:szCs w:val="24"/>
+        </w:rPr>
+      </w:pPr>
+      <w:r>
+        <w:rPr>
+          <w:rFonts w:asciiTheme="minorEastAsia" w:hAnsiTheme="minorEastAsia" w:cs="Georgia"/>
+          <w:color w:val="A14DA4"/>
+          <w:kern w:val="0"/>
+          <w:sz w:val="24"/>
+          <w:szCs w:val="24"/>
+        </w:rPr>
+        <w:tab/>
+      </w:r>
+      <w:r>
+        <w:rPr>
+          <w:rFonts w:asciiTheme="minorEastAsia" w:hAnsiTheme="minorEastAsia" w:cs="Georgia"/>
+          <w:color w:val="A14DA4"/>
+          <w:kern w:val="0"/>
+          <w:sz w:val="24"/>
+          <w:szCs w:val="24"/>
+        </w:rPr>
+        <w:tab/>
+        <w:t>munmap(p, 4096);</w:t>
       </w:r>
     </w:p>
     <w:p>
@@ -10335,419 +12147,73 @@
           <w:szCs w:val="24"/>
         </w:rPr>
         <w:tab/>
-        <w:t>if (ftruncate(fd, sizeof(struct region)) == -1) {</w:t>
-      </w:r>
-    </w:p>
-    <w:p>
-      <w:pPr>
-        <w:rPr>
-          <w:rFonts w:asciiTheme="minorEastAsia" w:hAnsiTheme="minorEastAsia" w:cs="Georgia"/>
-          <w:color w:val="A14DA4"/>
-          <w:kern w:val="0"/>
-          <w:sz w:val="24"/>
-          <w:szCs w:val="24"/>
-        </w:rPr>
-      </w:pPr>
-      <w:r>
-        <w:rPr>
-          <w:rFonts w:asciiTheme="minorEastAsia" w:hAnsiTheme="minorEastAsia" w:cs="Georgia"/>
-          <w:color w:val="A14DA4"/>
-          <w:kern w:val="0"/>
-          <w:sz w:val="24"/>
-          <w:szCs w:val="24"/>
-        </w:rPr>
-        <w:tab/>
-      </w:r>
-      <w:r>
-        <w:rPr>
-          <w:rFonts w:asciiTheme="minorEastAsia" w:hAnsiTheme="minorEastAsia" w:cs="Georgia"/>
-          <w:color w:val="A14DA4"/>
-          <w:kern w:val="0"/>
-          <w:sz w:val="24"/>
-          <w:szCs w:val="24"/>
-        </w:rPr>
-        <w:tab/>
-        <w:t>perror("ftruncate failed\n")</w:t>
-      </w:r>
-      <w:r>
-        <w:rPr>
-          <w:rFonts w:asciiTheme="minorEastAsia" w:hAnsiTheme="minorEastAsia" w:cs="Georgia"/>
-          <w:color w:val="A14DA4"/>
-          <w:kern w:val="0"/>
-          <w:sz w:val="24"/>
-          <w:szCs w:val="24"/>
-        </w:rPr>
-        <w:tab/>
-        <w:t>/* Handle error */;</w:t>
-      </w:r>
-    </w:p>
-    <w:p>
-      <w:pPr>
-        <w:rPr>
-          <w:rFonts w:asciiTheme="minorEastAsia" w:hAnsiTheme="minorEastAsia" w:cs="Georgia"/>
-          <w:color w:val="A14DA4"/>
-          <w:kern w:val="0"/>
-          <w:sz w:val="24"/>
-          <w:szCs w:val="24"/>
-        </w:rPr>
-      </w:pPr>
-      <w:r>
-        <w:rPr>
-          <w:rFonts w:asciiTheme="minorEastAsia" w:hAnsiTheme="minorEastAsia" w:cs="Georgia"/>
-          <w:color w:val="A14DA4"/>
-          <w:kern w:val="0"/>
-          <w:sz w:val="24"/>
-          <w:szCs w:val="24"/>
-        </w:rPr>
-        <w:tab/>
-      </w:r>
-      <w:r>
-        <w:rPr>
-          <w:rFonts w:asciiTheme="minorEastAsia" w:hAnsiTheme="minorEastAsia" w:cs="Georgia"/>
-          <w:color w:val="A14DA4"/>
-          <w:kern w:val="0"/>
-          <w:sz w:val="24"/>
-          <w:szCs w:val="24"/>
-        </w:rPr>
-        <w:tab/>
-        <w:t>return -1;</w:t>
-      </w:r>
-    </w:p>
-    <w:p>
-      <w:pPr>
-        <w:rPr>
-          <w:rFonts w:asciiTheme="minorEastAsia" w:hAnsiTheme="minorEastAsia" w:cs="Georgia"/>
-          <w:color w:val="A14DA4"/>
-          <w:kern w:val="0"/>
-          <w:sz w:val="24"/>
-          <w:szCs w:val="24"/>
-        </w:rPr>
-      </w:pPr>
-      <w:r>
-        <w:rPr>
-          <w:rFonts w:asciiTheme="minorEastAsia" w:hAnsiTheme="minorEastAsia" w:cs="Georgia"/>
-          <w:color w:val="A14DA4"/>
-          <w:kern w:val="0"/>
-          <w:sz w:val="24"/>
-          <w:szCs w:val="24"/>
-        </w:rPr>
-        <w:tab/>
+        <w:t>return 0;</w:t>
+      </w:r>
+    </w:p>
+    <w:p>
+      <w:pPr>
+        <w:rPr>
+          <w:rFonts w:asciiTheme="minorEastAsia" w:hAnsiTheme="minorEastAsia" w:cs="Georgia"/>
+          <w:color w:val="A14DA4"/>
+          <w:kern w:val="0"/>
+          <w:sz w:val="24"/>
+          <w:szCs w:val="24"/>
+        </w:rPr>
+      </w:pPr>
+      <w:r>
+        <w:rPr>
+          <w:rFonts w:asciiTheme="minorEastAsia" w:hAnsiTheme="minorEastAsia" w:cs="Georgia"/>
+          <w:color w:val="A14DA4"/>
+          <w:kern w:val="0"/>
+          <w:sz w:val="24"/>
+          <w:szCs w:val="24"/>
+        </w:rPr>
         <w:t>}</w:t>
       </w:r>
     </w:p>
     <w:p>
       <w:pPr>
-        <w:rPr>
-          <w:rFonts w:asciiTheme="minorEastAsia" w:hAnsiTheme="minorEastAsia" w:cs="Georgia"/>
-          <w:color w:val="A14DA4"/>
-          <w:kern w:val="0"/>
-          <w:sz w:val="24"/>
-          <w:szCs w:val="24"/>
-        </w:rPr>
-      </w:pPr>
-    </w:p>
-    <w:p>
-      <w:pPr>
-        <w:rPr>
-          <w:rFonts w:asciiTheme="minorEastAsia" w:hAnsiTheme="minorEastAsia" w:cs="Georgia"/>
-          <w:color w:val="A14DA4"/>
-          <w:kern w:val="0"/>
-          <w:sz w:val="24"/>
-          <w:szCs w:val="24"/>
-        </w:rPr>
-      </w:pPr>
-      <w:r>
-        <w:rPr>
-          <w:rFonts w:asciiTheme="minorEastAsia" w:hAnsiTheme="minorEastAsia" w:cs="Georgia"/>
-          <w:color w:val="A14DA4"/>
-          <w:kern w:val="0"/>
-          <w:sz w:val="24"/>
-          <w:szCs w:val="24"/>
-        </w:rPr>
-        <w:tab/>
-        <w:t>/* Map shared memory object */</w:t>
-      </w:r>
-    </w:p>
-    <w:p>
-      <w:pPr>
-        <w:rPr>
-          <w:rFonts w:asciiTheme="minorEastAsia" w:hAnsiTheme="minorEastAsia" w:cs="Georgia"/>
-          <w:color w:val="A14DA4"/>
-          <w:kern w:val="0"/>
-          <w:sz w:val="24"/>
-          <w:szCs w:val="24"/>
-        </w:rPr>
-      </w:pPr>
-      <w:r>
-        <w:rPr>
-          <w:rFonts w:asciiTheme="minorEastAsia" w:hAnsiTheme="minorEastAsia" w:cs="Georgia"/>
-          <w:color w:val="A14DA4"/>
-          <w:kern w:val="0"/>
-          <w:sz w:val="24"/>
-          <w:szCs w:val="24"/>
-        </w:rPr>
-        <w:tab/>
-        <w:t>rptr = mmap(NULL, sizeof(struct region),</w:t>
-      </w:r>
-    </w:p>
-    <w:p>
-      <w:pPr>
-        <w:rPr>
-          <w:rFonts w:asciiTheme="minorEastAsia" w:hAnsiTheme="minorEastAsia" w:cs="Georgia"/>
-          <w:color w:val="A14DA4"/>
-          <w:kern w:val="0"/>
-          <w:sz w:val="24"/>
-          <w:szCs w:val="24"/>
-        </w:rPr>
-      </w:pPr>
-      <w:r>
-        <w:rPr>
-          <w:rFonts w:asciiTheme="minorEastAsia" w:hAnsiTheme="minorEastAsia" w:cs="Georgia"/>
-          <w:color w:val="A14DA4"/>
-          <w:kern w:val="0"/>
-          <w:sz w:val="24"/>
-          <w:szCs w:val="24"/>
-        </w:rPr>
-        <w:tab/>
-      </w:r>
-      <w:r>
-        <w:rPr>
-          <w:rFonts w:asciiTheme="minorEastAsia" w:hAnsiTheme="minorEastAsia" w:cs="Georgia"/>
-          <w:color w:val="A14DA4"/>
-          <w:kern w:val="0"/>
-          <w:sz w:val="24"/>
-          <w:szCs w:val="24"/>
-        </w:rPr>
-        <w:tab/>
-      </w:r>
-      <w:r>
-        <w:rPr>
-          <w:rFonts w:asciiTheme="minorEastAsia" w:hAnsiTheme="minorEastAsia" w:cs="Georgia"/>
-          <w:color w:val="A14DA4"/>
-          <w:kern w:val="0"/>
-          <w:sz w:val="24"/>
-          <w:szCs w:val="24"/>
-        </w:rPr>
-        <w:tab/>
-        <w:t>PROT_READ | PROT_WRITE, MAP_SHARED, fd, 0);</w:t>
-      </w:r>
-    </w:p>
-    <w:p>
-      <w:pPr>
-        <w:rPr>
-          <w:rFonts w:asciiTheme="minorEastAsia" w:hAnsiTheme="minorEastAsia" w:cs="Georgia"/>
-          <w:color w:val="A14DA4"/>
-          <w:kern w:val="0"/>
-          <w:sz w:val="24"/>
-          <w:szCs w:val="24"/>
-        </w:rPr>
-      </w:pPr>
-      <w:r>
-        <w:rPr>
-          <w:rFonts w:asciiTheme="minorEastAsia" w:hAnsiTheme="minorEastAsia" w:cs="Georgia"/>
-          <w:color w:val="A14DA4"/>
-          <w:kern w:val="0"/>
-          <w:sz w:val="24"/>
-          <w:szCs w:val="24"/>
-        </w:rPr>
-        <w:tab/>
-        <w:t>if (rptr == MAP_FAILED) {</w:t>
-      </w:r>
-    </w:p>
-    <w:p>
-      <w:pPr>
-        <w:rPr>
-          <w:rFonts w:asciiTheme="minorEastAsia" w:hAnsiTheme="minorEastAsia" w:cs="Georgia"/>
-          <w:color w:val="A14DA4"/>
-          <w:kern w:val="0"/>
-          <w:sz w:val="24"/>
-          <w:szCs w:val="24"/>
-        </w:rPr>
-      </w:pPr>
-      <w:r>
-        <w:rPr>
-          <w:rFonts w:asciiTheme="minorEastAsia" w:hAnsiTheme="minorEastAsia" w:cs="Georgia"/>
-          <w:color w:val="A14DA4"/>
-          <w:kern w:val="0"/>
-          <w:sz w:val="24"/>
-          <w:szCs w:val="24"/>
-        </w:rPr>
-        <w:tab/>
-      </w:r>
-      <w:r>
-        <w:rPr>
-          <w:rFonts w:asciiTheme="minorEastAsia" w:hAnsiTheme="minorEastAsia" w:cs="Georgia"/>
-          <w:color w:val="A14DA4"/>
-          <w:kern w:val="0"/>
-          <w:sz w:val="24"/>
-          <w:szCs w:val="24"/>
-        </w:rPr>
-        <w:tab/>
-        <w:t>perror("mmap failed\n") /* Handle error */;</w:t>
-      </w:r>
-    </w:p>
-    <w:p>
-      <w:pPr>
-        <w:rPr>
-          <w:rFonts w:asciiTheme="minorEastAsia" w:hAnsiTheme="minorEastAsia" w:cs="Georgia"/>
-          <w:color w:val="A14DA4"/>
-          <w:kern w:val="0"/>
-          <w:sz w:val="24"/>
-          <w:szCs w:val="24"/>
-        </w:rPr>
-      </w:pPr>
-      <w:r>
-        <w:rPr>
-          <w:rFonts w:asciiTheme="minorEastAsia" w:hAnsiTheme="minorEastAsia" w:cs="Georgia"/>
-          <w:color w:val="A14DA4"/>
-          <w:kern w:val="0"/>
-          <w:sz w:val="24"/>
-          <w:szCs w:val="24"/>
-        </w:rPr>
-        <w:tab/>
-      </w:r>
-      <w:r>
-        <w:rPr>
-          <w:rFonts w:asciiTheme="minorEastAsia" w:hAnsiTheme="minorEastAsia" w:cs="Georgia"/>
-          <w:color w:val="A14DA4"/>
-          <w:kern w:val="0"/>
-          <w:sz w:val="24"/>
-          <w:szCs w:val="24"/>
-        </w:rPr>
-        <w:tab/>
-        <w:t>return -1;</w:t>
-      </w:r>
-    </w:p>
-    <w:p>
-      <w:pPr>
-        <w:rPr>
-          <w:rFonts w:asciiTheme="minorEastAsia" w:hAnsiTheme="minorEastAsia" w:cs="Georgia"/>
-          <w:color w:val="A14DA4"/>
-          <w:kern w:val="0"/>
-          <w:sz w:val="24"/>
-          <w:szCs w:val="24"/>
-        </w:rPr>
-      </w:pPr>
-      <w:r>
-        <w:rPr>
-          <w:rFonts w:asciiTheme="minorEastAsia" w:hAnsiTheme="minorEastAsia" w:cs="Georgia"/>
-          <w:color w:val="A14DA4"/>
-          <w:kern w:val="0"/>
-          <w:sz w:val="24"/>
-          <w:szCs w:val="24"/>
-        </w:rPr>
-        <w:tab/>
-        <w:t>}</w:t>
-      </w:r>
-    </w:p>
-    <w:p>
-      <w:pPr>
-        <w:rPr>
-          <w:rFonts w:asciiTheme="minorEastAsia" w:hAnsiTheme="minorEastAsia" w:cs="Georgia"/>
-          <w:color w:val="A14DA4"/>
-          <w:kern w:val="0"/>
-          <w:sz w:val="24"/>
-          <w:szCs w:val="24"/>
-        </w:rPr>
-      </w:pPr>
-    </w:p>
-    <w:p>
-      <w:pPr>
-        <w:rPr>
-          <w:rFonts w:asciiTheme="minorEastAsia" w:hAnsiTheme="minorEastAsia" w:cs="Georgia"/>
-          <w:color w:val="A14DA4"/>
-          <w:kern w:val="0"/>
-          <w:sz w:val="24"/>
-          <w:szCs w:val="24"/>
-        </w:rPr>
-      </w:pPr>
-      <w:r>
-        <w:rPr>
-          <w:rFonts w:asciiTheme="minorEastAsia" w:hAnsiTheme="minorEastAsia" w:cs="Georgia"/>
-          <w:color w:val="A14DA4"/>
-          <w:kern w:val="0"/>
-          <w:sz w:val="24"/>
-          <w:szCs w:val="24"/>
-        </w:rPr>
-        <w:tab/>
-        <w:t>/* Now we can refer to mapped region using fields of rptr;</w:t>
-      </w:r>
-    </w:p>
-    <w:p>
-      <w:pPr>
-        <w:rPr>
-          <w:rFonts w:asciiTheme="minorEastAsia" w:hAnsiTheme="minorEastAsia" w:cs="Georgia"/>
-          <w:color w:val="A14DA4"/>
-          <w:kern w:val="0"/>
-          <w:sz w:val="24"/>
-          <w:szCs w:val="24"/>
-        </w:rPr>
-      </w:pPr>
-      <w:r>
-        <w:rPr>
-          <w:rFonts w:asciiTheme="minorEastAsia" w:hAnsiTheme="minorEastAsia" w:cs="Georgia"/>
-          <w:color w:val="A14DA4"/>
-          <w:kern w:val="0"/>
-          <w:sz w:val="24"/>
-          <w:szCs w:val="24"/>
-        </w:rPr>
-        <w:tab/>
-        <w:t xml:space="preserve">   for example, rptr-&gt;len */</w:t>
-      </w:r>
-    </w:p>
-    <w:p>
-      <w:pPr>
-        <w:rPr>
-          <w:rFonts w:asciiTheme="minorEastAsia" w:hAnsiTheme="minorEastAsia" w:cs="Georgia"/>
-          <w:color w:val="A14DA4"/>
-          <w:kern w:val="0"/>
-          <w:sz w:val="24"/>
-          <w:szCs w:val="24"/>
-        </w:rPr>
-      </w:pPr>
-      <w:r>
-        <w:rPr>
-          <w:rFonts w:asciiTheme="minorEastAsia" w:hAnsiTheme="minorEastAsia" w:cs="Georgia"/>
-          <w:color w:val="A14DA4"/>
-          <w:kern w:val="0"/>
-          <w:sz w:val="24"/>
-          <w:szCs w:val="24"/>
-        </w:rPr>
-        <w:tab/>
-        <w:t>printf("%d %s\n", rptr-&gt;len, rptr-&gt;buf);</w:t>
-      </w:r>
-    </w:p>
-    <w:p>
-      <w:pPr>
-        <w:rPr>
-          <w:rFonts w:asciiTheme="minorEastAsia" w:hAnsiTheme="minorEastAsia" w:cs="Georgia"/>
-          <w:color w:val="A14DA4"/>
-          <w:kern w:val="0"/>
-          <w:sz w:val="24"/>
-          <w:szCs w:val="24"/>
-        </w:rPr>
-      </w:pPr>
-      <w:r>
-        <w:rPr>
-          <w:rFonts w:asciiTheme="minorEastAsia" w:hAnsiTheme="minorEastAsia" w:cs="Georgia"/>
-          <w:color w:val="A14DA4"/>
-          <w:kern w:val="0"/>
-          <w:sz w:val="24"/>
-          <w:szCs w:val="24"/>
-        </w:rPr>
-        <w:t>}</w:t>
-      </w:r>
-    </w:p>
-    <w:p>
-      <w:pPr>
-        <w:rPr>
-          <w:rFonts w:asciiTheme="minorEastAsia" w:hAnsiTheme="minorEastAsia" w:cs="Georgia"/>
-          <w:color w:val="A14DA4"/>
-          <w:kern w:val="0"/>
-          <w:sz w:val="24"/>
-          <w:szCs w:val="24"/>
-        </w:rPr>
-      </w:pPr>
+        <w:pStyle w:val="2"/>
+      </w:pPr>
+      <w:r>
+        <w:rPr>
+          <w:rFonts w:hint="eastAsia"/>
+        </w:rPr>
+        <w:t>4.</w:t>
+      </w:r>
+      <w:r>
+        <w:rPr>
+          <w:rFonts w:hint="eastAsia"/>
+        </w:rPr>
+        <w:t xml:space="preserve"> </w:t>
+      </w:r>
+      <w:r>
+        <w:rPr>
+          <w:rFonts w:hint="eastAsia"/>
+        </w:rPr>
+        <w:t xml:space="preserve">UNIX </w:t>
+      </w:r>
+      <w:r>
+        <w:t>D</w:t>
+      </w:r>
+      <w:r>
+        <w:rPr>
+          <w:rFonts w:hint="eastAsia"/>
+        </w:rPr>
+        <w:t xml:space="preserve">omain </w:t>
+      </w:r>
+      <w:r>
+        <w:t>S</w:t>
+      </w:r>
+      <w:r>
+        <w:rPr>
+          <w:rFonts w:hint="eastAsia"/>
+        </w:rPr>
+        <w:t>ocket</w:t>
+      </w:r>
+      <w:r>
+        <w:t xml:space="preserve"> IPC</w:t>
+      </w:r>
     </w:p>
     <w:p>
       <w:pPr>
@@ -10767,17 +12233,17 @@
           <w:sz w:val="24"/>
           <w:szCs w:val="24"/>
         </w:rPr>
-        <w:t>有</w:t>
-      </w:r>
-      <w:r>
-        <w:rPr>
-          <w:rFonts w:asciiTheme="minorEastAsia" w:hAnsiTheme="minorEastAsia" w:cs="Georgia"/>
-          <w:color w:val="A14DA4"/>
-          <w:kern w:val="0"/>
-          <w:sz w:val="24"/>
-          <w:szCs w:val="24"/>
-        </w:rPr>
-        <w:t>亲缘关系的</w:t>
+        <w:t>现代</w:t>
+      </w:r>
+      <w:r>
+        <w:rPr>
+          <w:rFonts w:asciiTheme="minorEastAsia" w:hAnsiTheme="minorEastAsia" w:cs="Georgia"/>
+          <w:color w:val="A14DA4"/>
+          <w:kern w:val="0"/>
+          <w:sz w:val="24"/>
+          <w:szCs w:val="24"/>
+        </w:rPr>
+        <w:t>Linux用的</w:t>
       </w:r>
       <w:r>
         <w:rPr>
@@ -10787,264 +12253,18 @@
           <w:sz w:val="24"/>
           <w:szCs w:val="24"/>
         </w:rPr>
-        <w:t>共享</w:t>
-      </w:r>
-      <w:r>
-        <w:rPr>
-          <w:rFonts w:asciiTheme="minorEastAsia" w:hAnsiTheme="minorEastAsia" w:cs="Georgia"/>
-          <w:color w:val="A14DA4"/>
-          <w:kern w:val="0"/>
-          <w:sz w:val="24"/>
-          <w:szCs w:val="24"/>
-        </w:rPr>
-        <w:t>内存：</w:t>
-      </w:r>
-    </w:p>
-    <w:p>
-      <w:pPr>
-        <w:rPr>
-          <w:rFonts w:asciiTheme="minorEastAsia" w:hAnsiTheme="minorEastAsia" w:cs="Georgia"/>
-          <w:color w:val="A14DA4"/>
-          <w:kern w:val="0"/>
-          <w:sz w:val="24"/>
-          <w:szCs w:val="24"/>
-        </w:rPr>
-      </w:pPr>
-      <w:r>
-        <w:rPr>
-          <w:rFonts w:asciiTheme="minorEastAsia" w:hAnsiTheme="minorEastAsia" w:cs="Georgia"/>
-          <w:color w:val="A14DA4"/>
-          <w:kern w:val="0"/>
-          <w:sz w:val="24"/>
-          <w:szCs w:val="24"/>
-        </w:rPr>
-        <w:t>#include &lt;sys/mman.h&gt;</w:t>
-      </w:r>
-    </w:p>
-    <w:p>
-      <w:pPr>
-        <w:rPr>
-          <w:rFonts w:asciiTheme="minorEastAsia" w:hAnsiTheme="minorEastAsia" w:cs="Georgia"/>
-          <w:color w:val="A14DA4"/>
-          <w:kern w:val="0"/>
-          <w:sz w:val="24"/>
-          <w:szCs w:val="24"/>
-        </w:rPr>
-      </w:pPr>
-      <w:r>
-        <w:rPr>
-          <w:rFonts w:asciiTheme="minorEastAsia" w:hAnsiTheme="minorEastAsia" w:cs="Georgia"/>
-          <w:color w:val="A14DA4"/>
-          <w:kern w:val="0"/>
-          <w:sz w:val="24"/>
-          <w:szCs w:val="24"/>
-        </w:rPr>
-        <w:t>#include &lt;stdio.h&gt;</w:t>
-      </w:r>
-    </w:p>
-    <w:p>
-      <w:pPr>
-        <w:rPr>
-          <w:rFonts w:asciiTheme="minorEastAsia" w:hAnsiTheme="minorEastAsia" w:cs="Georgia"/>
-          <w:color w:val="A14DA4"/>
-          <w:kern w:val="0"/>
-          <w:sz w:val="24"/>
-          <w:szCs w:val="24"/>
-        </w:rPr>
-      </w:pPr>
-      <w:r>
-        <w:rPr>
-          <w:rFonts w:asciiTheme="minorEastAsia" w:hAnsiTheme="minorEastAsia" w:cs="Georgia"/>
-          <w:color w:val="A14DA4"/>
-          <w:kern w:val="0"/>
-          <w:sz w:val="24"/>
-          <w:szCs w:val="24"/>
-        </w:rPr>
-        <w:t>#include &lt;stdlib.h&gt;</w:t>
-      </w:r>
-    </w:p>
-    <w:p>
-      <w:pPr>
-        <w:rPr>
-          <w:rFonts w:asciiTheme="minorEastAsia" w:hAnsiTheme="minorEastAsia" w:cs="Georgia"/>
-          <w:color w:val="A14DA4"/>
-          <w:kern w:val="0"/>
-          <w:sz w:val="24"/>
-          <w:szCs w:val="24"/>
-        </w:rPr>
-      </w:pPr>
-      <w:r>
-        <w:rPr>
-          <w:rFonts w:asciiTheme="minorEastAsia" w:hAnsiTheme="minorEastAsia" w:cs="Georgia"/>
-          <w:color w:val="A14DA4"/>
-          <w:kern w:val="0"/>
-          <w:sz w:val="24"/>
-          <w:szCs w:val="24"/>
-        </w:rPr>
-        <w:t>#include &lt;unistd.h&gt;</w:t>
-      </w:r>
-    </w:p>
-    <w:p>
-      <w:pPr>
-        <w:rPr>
-          <w:rFonts w:asciiTheme="minorEastAsia" w:hAnsiTheme="minorEastAsia" w:cs="Georgia"/>
-          <w:color w:val="A14DA4"/>
-          <w:kern w:val="0"/>
-          <w:sz w:val="24"/>
-          <w:szCs w:val="24"/>
-        </w:rPr>
-      </w:pPr>
-      <w:r>
-        <w:rPr>
-          <w:rFonts w:asciiTheme="minorEastAsia" w:hAnsiTheme="minorEastAsia" w:cs="Georgia"/>
-          <w:color w:val="A14DA4"/>
-          <w:kern w:val="0"/>
-          <w:sz w:val="24"/>
-          <w:szCs w:val="24"/>
-        </w:rPr>
-        <w:t>#include &lt;string.h&gt;</w:t>
-      </w:r>
-    </w:p>
-    <w:p>
-      <w:pPr>
-        <w:rPr>
-          <w:rFonts w:asciiTheme="minorEastAsia" w:hAnsiTheme="minorEastAsia" w:cs="Georgia"/>
-          <w:color w:val="A14DA4"/>
-          <w:kern w:val="0"/>
-          <w:sz w:val="24"/>
-          <w:szCs w:val="24"/>
-        </w:rPr>
-      </w:pPr>
-    </w:p>
-    <w:p>
-      <w:pPr>
-        <w:rPr>
-          <w:rFonts w:asciiTheme="minorEastAsia" w:hAnsiTheme="minorEastAsia" w:cs="Georgia"/>
-          <w:color w:val="A14DA4"/>
-          <w:kern w:val="0"/>
-          <w:sz w:val="24"/>
-          <w:szCs w:val="24"/>
-        </w:rPr>
-      </w:pPr>
-      <w:r>
-        <w:rPr>
-          <w:rFonts w:asciiTheme="minorEastAsia" w:hAnsiTheme="minorEastAsia" w:cs="Georgia"/>
-          <w:color w:val="A14DA4"/>
-          <w:kern w:val="0"/>
-          <w:sz w:val="24"/>
-          <w:szCs w:val="24"/>
-        </w:rPr>
-        <w:t>int main(int argc, char **argv)</w:t>
-      </w:r>
-    </w:p>
-    <w:p>
-      <w:pPr>
-        <w:rPr>
-          <w:rFonts w:asciiTheme="minorEastAsia" w:hAnsiTheme="minorEastAsia" w:cs="Georgia"/>
-          <w:color w:val="A14DA4"/>
-          <w:kern w:val="0"/>
-          <w:sz w:val="24"/>
-          <w:szCs w:val="24"/>
-        </w:rPr>
-      </w:pPr>
-      <w:r>
-        <w:rPr>
-          <w:rFonts w:asciiTheme="minorEastAsia" w:hAnsiTheme="minorEastAsia" w:cs="Georgia"/>
-          <w:color w:val="A14DA4"/>
-          <w:kern w:val="0"/>
-          <w:sz w:val="24"/>
-          <w:szCs w:val="24"/>
-        </w:rPr>
-        <w:t>{</w:t>
-      </w:r>
-    </w:p>
-    <w:p>
-      <w:pPr>
-        <w:rPr>
-          <w:rFonts w:asciiTheme="minorEastAsia" w:hAnsiTheme="minorEastAsia" w:cs="Georgia"/>
-          <w:color w:val="A14DA4"/>
-          <w:kern w:val="0"/>
-          <w:sz w:val="24"/>
-          <w:szCs w:val="24"/>
-        </w:rPr>
-      </w:pPr>
-      <w:r>
-        <w:rPr>
-          <w:rFonts w:asciiTheme="minorEastAsia" w:hAnsiTheme="minorEastAsia" w:cs="Georgia"/>
-          <w:color w:val="A14DA4"/>
-          <w:kern w:val="0"/>
-          <w:sz w:val="24"/>
-          <w:szCs w:val="24"/>
-        </w:rPr>
-        <w:tab/>
-        <w:t>pid_t pid;</w:t>
-      </w:r>
-    </w:p>
-    <w:p>
-      <w:pPr>
-        <w:rPr>
-          <w:rFonts w:asciiTheme="minorEastAsia" w:hAnsiTheme="minorEastAsia" w:cs="Georgia"/>
-          <w:color w:val="A14DA4"/>
-          <w:kern w:val="0"/>
-          <w:sz w:val="24"/>
-          <w:szCs w:val="24"/>
-        </w:rPr>
-      </w:pPr>
-      <w:r>
-        <w:rPr>
-          <w:rFonts w:asciiTheme="minorEastAsia" w:hAnsiTheme="minorEastAsia" w:cs="Georgia"/>
-          <w:color w:val="A14DA4"/>
-          <w:kern w:val="0"/>
-          <w:sz w:val="24"/>
-          <w:szCs w:val="24"/>
-        </w:rPr>
-        <w:tab/>
-        <w:t>char *p;</w:t>
-      </w:r>
-    </w:p>
-    <w:p>
-      <w:pPr>
-        <w:rPr>
-          <w:rFonts w:asciiTheme="minorEastAsia" w:hAnsiTheme="minorEastAsia" w:cs="Georgia"/>
-          <w:color w:val="A14DA4"/>
-          <w:kern w:val="0"/>
-          <w:sz w:val="24"/>
-          <w:szCs w:val="24"/>
-        </w:rPr>
-      </w:pPr>
-    </w:p>
-    <w:p>
-      <w:pPr>
-        <w:rPr>
-          <w:rFonts w:asciiTheme="minorEastAsia" w:hAnsiTheme="minorEastAsia" w:cs="Georgia"/>
-          <w:color w:val="A14DA4"/>
-          <w:kern w:val="0"/>
-          <w:sz w:val="24"/>
-          <w:szCs w:val="24"/>
-        </w:rPr>
-      </w:pPr>
-      <w:r>
-        <w:rPr>
-          <w:rFonts w:asciiTheme="minorEastAsia" w:hAnsiTheme="minorEastAsia" w:cs="Georgia"/>
-          <w:color w:val="A14DA4"/>
-          <w:kern w:val="0"/>
-          <w:sz w:val="24"/>
-          <w:szCs w:val="24"/>
-        </w:rPr>
-        <w:tab/>
-        <w:t>p = (char *)mmap(NULL, 4096, PROT_READ | PROT_WRITE,</w:t>
-      </w:r>
-    </w:p>
-    <w:p>
-      <w:pPr>
-        <w:rPr>
-          <w:rFonts w:asciiTheme="minorEastAsia" w:hAnsiTheme="minorEastAsia" w:cs="Georgia"/>
-          <w:color w:val="A14DA4"/>
-          <w:kern w:val="0"/>
-          <w:sz w:val="24"/>
-          <w:szCs w:val="24"/>
-        </w:rPr>
-      </w:pPr>
+        <w:t>普遍</w:t>
+      </w:r>
+      <w:r>
+        <w:rPr>
+          <w:rFonts w:asciiTheme="minorEastAsia" w:hAnsiTheme="minorEastAsia" w:cs="Georgia"/>
+          <w:color w:val="A14DA4"/>
+          <w:kern w:val="0"/>
+          <w:sz w:val="24"/>
+          <w:szCs w:val="24"/>
+        </w:rPr>
+        <w:t>的是</w:t>
+      </w:r>
       <w:r>
         <w:rPr>
           <w:rFonts w:asciiTheme="minorEastAsia" w:hAnsiTheme="minorEastAsia" w:cs="Georgia" w:hint="eastAsia"/>
@@ -11053,7 +12273,28 @@
           <w:sz w:val="24"/>
           <w:szCs w:val="24"/>
         </w:rPr>
-        <w:tab/>
+        <w:t>UNIX domain socket</w:t>
+      </w:r>
+    </w:p>
+    <w:p>
+      <w:pPr>
+        <w:rPr>
+          <w:rFonts w:asciiTheme="minorEastAsia" w:hAnsiTheme="minorEastAsia" w:cs="Georgia"/>
+          <w:color w:val="A14DA4"/>
+          <w:kern w:val="0"/>
+          <w:sz w:val="24"/>
+          <w:szCs w:val="24"/>
+        </w:rPr>
+      </w:pPr>
+      <w:r>
+        <w:rPr>
+          <w:rFonts w:asciiTheme="minorEastAsia" w:hAnsiTheme="minorEastAsia" w:cs="Georgia"/>
+          <w:color w:val="A14DA4"/>
+          <w:kern w:val="0"/>
+          <w:sz w:val="24"/>
+          <w:szCs w:val="24"/>
+        </w:rPr>
+        <w:t>socketAPI</w:t>
       </w:r>
       <w:r>
         <w:rPr>
@@ -11063,7 +12304,17 @@
           <w:sz w:val="24"/>
           <w:szCs w:val="24"/>
         </w:rPr>
-        <w:tab/>
+        <w:t>原本</w:t>
+      </w:r>
+      <w:r>
+        <w:rPr>
+          <w:rFonts w:asciiTheme="minorEastAsia" w:hAnsiTheme="minorEastAsia" w:cs="Georgia"/>
+          <w:color w:val="A14DA4"/>
+          <w:kern w:val="0"/>
+          <w:sz w:val="24"/>
+          <w:szCs w:val="24"/>
+        </w:rPr>
+        <w:t>为网络通讯设计的，但后来</w:t>
       </w:r>
       <w:r>
         <w:rPr>
@@ -11073,12 +12324,19 @@
           <w:sz w:val="24"/>
           <w:szCs w:val="24"/>
         </w:rPr>
-        <w:tab/>
-        <w:t xml:space="preserve"> MAP_SHARED | MAP_ANONYMOUS, -1, 0); </w:t>
-      </w:r>
-    </w:p>
-    <w:p>
-      <w:pPr>
+        <w:t>在socket的框架上</w:t>
+      </w:r>
+      <w:r>
+        <w:rPr>
+          <w:rFonts w:asciiTheme="minorEastAsia" w:hAnsiTheme="minorEastAsia" w:cs="Georgia"/>
+          <w:color w:val="A14DA4"/>
+          <w:kern w:val="0"/>
+          <w:sz w:val="24"/>
+          <w:szCs w:val="24"/>
+        </w:rPr>
+        <w:t>发展出一种IPC机制</w:t>
+      </w:r>
+      <w:r>
         <w:rPr>
           <w:rFonts w:asciiTheme="minorEastAsia" w:hAnsiTheme="minorEastAsia" w:cs="Georgia" w:hint="eastAsia"/>
           <w:color w:val="A14DA4"/>
@@ -11086,9 +12344,8 @@
           <w:sz w:val="24"/>
           <w:szCs w:val="24"/>
         </w:rPr>
-      </w:pPr>
-      <w:bookmarkStart w:id="0" w:name="_GoBack"/>
-      <w:bookmarkEnd w:id="0"/>
+        <w:t>UNIX domain socket</w:t>
+      </w:r>
       <w:r>
         <w:rPr>
           <w:rFonts w:asciiTheme="minorEastAsia" w:hAnsiTheme="minorEastAsia" w:cs="Georgia" w:hint="eastAsia"/>
@@ -11097,422 +12354,19 @@
           <w:sz w:val="24"/>
           <w:szCs w:val="24"/>
         </w:rPr>
-        <w:t>//相同vma,shared,物理内存相同；若改为private，虚拟地址相同，物理地址不同</w:t>
-      </w:r>
-    </w:p>
-    <w:p>
-      <w:pPr>
-        <w:rPr>
-          <w:rFonts w:asciiTheme="minorEastAsia" w:hAnsiTheme="minorEastAsia" w:cs="Georgia"/>
-          <w:color w:val="A14DA4"/>
-          <w:kern w:val="0"/>
-          <w:sz w:val="24"/>
-          <w:szCs w:val="24"/>
-        </w:rPr>
-      </w:pPr>
-    </w:p>
-    <w:p>
-      <w:pPr>
-        <w:rPr>
-          <w:rFonts w:asciiTheme="minorEastAsia" w:hAnsiTheme="minorEastAsia" w:cs="Georgia"/>
-          <w:color w:val="A14DA4"/>
-          <w:kern w:val="0"/>
-          <w:sz w:val="24"/>
-          <w:szCs w:val="24"/>
-        </w:rPr>
-      </w:pPr>
-      <w:r>
-        <w:rPr>
-          <w:rFonts w:asciiTheme="minorEastAsia" w:hAnsiTheme="minorEastAsia" w:cs="Georgia"/>
-          <w:color w:val="A14DA4"/>
-          <w:kern w:val="0"/>
-          <w:sz w:val="24"/>
-          <w:szCs w:val="24"/>
-        </w:rPr>
-        <w:tab/>
-        <w:t>strcpy(p, "XXXXXXXXXXXXXXXXX");</w:t>
-      </w:r>
-    </w:p>
-    <w:p>
-      <w:pPr>
-        <w:rPr>
-          <w:rFonts w:asciiTheme="minorEastAsia" w:hAnsiTheme="minorEastAsia" w:cs="Georgia"/>
-          <w:color w:val="A14DA4"/>
-          <w:kern w:val="0"/>
-          <w:sz w:val="24"/>
-          <w:szCs w:val="24"/>
-        </w:rPr>
-      </w:pPr>
-    </w:p>
-    <w:p>
-      <w:pPr>
-        <w:rPr>
-          <w:rFonts w:asciiTheme="minorEastAsia" w:hAnsiTheme="minorEastAsia" w:cs="Georgia"/>
-          <w:color w:val="A14DA4"/>
-          <w:kern w:val="0"/>
-          <w:sz w:val="24"/>
-          <w:szCs w:val="24"/>
-        </w:rPr>
-      </w:pPr>
-      <w:r>
-        <w:rPr>
-          <w:rFonts w:asciiTheme="minorEastAsia" w:hAnsiTheme="minorEastAsia" w:cs="Georgia"/>
-          <w:color w:val="A14DA4"/>
-          <w:kern w:val="0"/>
-          <w:sz w:val="24"/>
-          <w:szCs w:val="24"/>
-        </w:rPr>
-        <w:tab/>
-        <w:t>pid = fork();</w:t>
-      </w:r>
-    </w:p>
-    <w:p>
-      <w:pPr>
-        <w:rPr>
-          <w:rFonts w:asciiTheme="minorEastAsia" w:hAnsiTheme="minorEastAsia" w:cs="Georgia"/>
-          <w:color w:val="A14DA4"/>
-          <w:kern w:val="0"/>
-          <w:sz w:val="24"/>
-          <w:szCs w:val="24"/>
-        </w:rPr>
-      </w:pPr>
-      <w:r>
-        <w:rPr>
-          <w:rFonts w:asciiTheme="minorEastAsia" w:hAnsiTheme="minorEastAsia" w:cs="Georgia"/>
-          <w:color w:val="A14DA4"/>
-          <w:kern w:val="0"/>
-          <w:sz w:val="24"/>
-          <w:szCs w:val="24"/>
-        </w:rPr>
-        <w:tab/>
-        <w:t>if (pid == -1) {</w:t>
-      </w:r>
-    </w:p>
-    <w:p>
-      <w:pPr>
-        <w:rPr>
-          <w:rFonts w:asciiTheme="minorEastAsia" w:hAnsiTheme="minorEastAsia" w:cs="Georgia"/>
-          <w:color w:val="A14DA4"/>
-          <w:kern w:val="0"/>
-          <w:sz w:val="24"/>
-          <w:szCs w:val="24"/>
-        </w:rPr>
-      </w:pPr>
-      <w:r>
-        <w:rPr>
-          <w:rFonts w:asciiTheme="minorEastAsia" w:hAnsiTheme="minorEastAsia" w:cs="Georgia"/>
-          <w:color w:val="A14DA4"/>
-          <w:kern w:val="0"/>
-          <w:sz w:val="24"/>
-          <w:szCs w:val="24"/>
-        </w:rPr>
-        <w:tab/>
-      </w:r>
-      <w:r>
-        <w:rPr>
-          <w:rFonts w:asciiTheme="minorEastAsia" w:hAnsiTheme="minorEastAsia" w:cs="Georgia"/>
-          <w:color w:val="A14DA4"/>
-          <w:kern w:val="0"/>
-          <w:sz w:val="24"/>
-          <w:szCs w:val="24"/>
-        </w:rPr>
-        <w:tab/>
-        <w:t>exit(-1);</w:t>
-      </w:r>
-    </w:p>
-    <w:p>
-      <w:pPr>
-        <w:rPr>
-          <w:rFonts w:asciiTheme="minorEastAsia" w:hAnsiTheme="minorEastAsia" w:cs="Georgia"/>
-          <w:color w:val="A14DA4"/>
-          <w:kern w:val="0"/>
-          <w:sz w:val="24"/>
-          <w:szCs w:val="24"/>
-        </w:rPr>
-      </w:pPr>
-      <w:r>
-        <w:rPr>
-          <w:rFonts w:asciiTheme="minorEastAsia" w:hAnsiTheme="minorEastAsia" w:cs="Georgia"/>
-          <w:color w:val="A14DA4"/>
-          <w:kern w:val="0"/>
-          <w:sz w:val="24"/>
-          <w:szCs w:val="24"/>
-        </w:rPr>
-        <w:tab/>
-        <w:t>} else if (pid == 0) { //shared vma</w:t>
-      </w:r>
-    </w:p>
-    <w:p>
-      <w:pPr>
-        <w:rPr>
-          <w:rFonts w:asciiTheme="minorEastAsia" w:hAnsiTheme="minorEastAsia" w:cs="Georgia"/>
-          <w:color w:val="A14DA4"/>
-          <w:kern w:val="0"/>
-          <w:sz w:val="24"/>
-          <w:szCs w:val="24"/>
-        </w:rPr>
-      </w:pPr>
-      <w:r>
-        <w:rPr>
-          <w:rFonts w:asciiTheme="minorEastAsia" w:hAnsiTheme="minorEastAsia" w:cs="Georgia"/>
-          <w:color w:val="A14DA4"/>
-          <w:kern w:val="0"/>
-          <w:sz w:val="24"/>
-          <w:szCs w:val="24"/>
-        </w:rPr>
-        <w:tab/>
-      </w:r>
-      <w:r>
-        <w:rPr>
-          <w:rFonts w:asciiTheme="minorEastAsia" w:hAnsiTheme="minorEastAsia" w:cs="Georgia"/>
-          <w:color w:val="A14DA4"/>
-          <w:kern w:val="0"/>
-          <w:sz w:val="24"/>
-          <w:szCs w:val="24"/>
-        </w:rPr>
-        <w:tab/>
-        <w:t>sprintf(p, "%s", "Hello World");</w:t>
-      </w:r>
-    </w:p>
-    <w:p>
-      <w:pPr>
-        <w:rPr>
-          <w:rFonts w:asciiTheme="minorEastAsia" w:hAnsiTheme="minorEastAsia" w:cs="Georgia"/>
-          <w:color w:val="A14DA4"/>
-          <w:kern w:val="0"/>
-          <w:sz w:val="24"/>
-          <w:szCs w:val="24"/>
-        </w:rPr>
-      </w:pPr>
-      <w:r>
-        <w:rPr>
-          <w:rFonts w:asciiTheme="minorEastAsia" w:hAnsiTheme="minorEastAsia" w:cs="Georgia"/>
-          <w:color w:val="A14DA4"/>
-          <w:kern w:val="0"/>
-          <w:sz w:val="24"/>
-          <w:szCs w:val="24"/>
-        </w:rPr>
-        <w:tab/>
-      </w:r>
-      <w:r>
-        <w:rPr>
-          <w:rFonts w:asciiTheme="minorEastAsia" w:hAnsiTheme="minorEastAsia" w:cs="Georgia"/>
-          <w:color w:val="A14DA4"/>
-          <w:kern w:val="0"/>
-          <w:sz w:val="24"/>
-          <w:szCs w:val="24"/>
-        </w:rPr>
-        <w:tab/>
-        <w:t>munmap(p, 4096);</w:t>
-      </w:r>
-    </w:p>
-    <w:p>
-      <w:pPr>
-        <w:rPr>
-          <w:rFonts w:asciiTheme="minorEastAsia" w:hAnsiTheme="minorEastAsia" w:cs="Georgia"/>
-          <w:color w:val="A14DA4"/>
-          <w:kern w:val="0"/>
-          <w:sz w:val="24"/>
-          <w:szCs w:val="24"/>
-        </w:rPr>
-      </w:pPr>
-      <w:r>
-        <w:rPr>
-          <w:rFonts w:asciiTheme="minorEastAsia" w:hAnsiTheme="minorEastAsia" w:cs="Georgia"/>
-          <w:color w:val="A14DA4"/>
-          <w:kern w:val="0"/>
-          <w:sz w:val="24"/>
-          <w:szCs w:val="24"/>
-        </w:rPr>
-        <w:tab/>
-      </w:r>
-      <w:r>
-        <w:rPr>
-          <w:rFonts w:asciiTheme="minorEastAsia" w:hAnsiTheme="minorEastAsia" w:cs="Georgia"/>
-          <w:color w:val="A14DA4"/>
-          <w:kern w:val="0"/>
-          <w:sz w:val="24"/>
-          <w:szCs w:val="24"/>
-        </w:rPr>
-        <w:tab/>
-        <w:t>_exit(0);</w:t>
-      </w:r>
-    </w:p>
-    <w:p>
-      <w:pPr>
-        <w:rPr>
-          <w:rFonts w:asciiTheme="minorEastAsia" w:hAnsiTheme="minorEastAsia" w:cs="Georgia"/>
-          <w:color w:val="A14DA4"/>
-          <w:kern w:val="0"/>
-          <w:sz w:val="24"/>
-          <w:szCs w:val="24"/>
-        </w:rPr>
-      </w:pPr>
-      <w:r>
-        <w:rPr>
-          <w:rFonts w:asciiTheme="minorEastAsia" w:hAnsiTheme="minorEastAsia" w:cs="Georgia"/>
-          <w:color w:val="A14DA4"/>
-          <w:kern w:val="0"/>
-          <w:sz w:val="24"/>
-          <w:szCs w:val="24"/>
-        </w:rPr>
-        <w:tab/>
-        <w:t>} else {</w:t>
-      </w:r>
-    </w:p>
-    <w:p>
-      <w:pPr>
-        <w:rPr>
-          <w:rFonts w:asciiTheme="minorEastAsia" w:hAnsiTheme="minorEastAsia" w:cs="Georgia"/>
-          <w:color w:val="A14DA4"/>
-          <w:kern w:val="0"/>
-          <w:sz w:val="24"/>
-          <w:szCs w:val="24"/>
-        </w:rPr>
-      </w:pPr>
-      <w:r>
-        <w:rPr>
-          <w:rFonts w:asciiTheme="minorEastAsia" w:hAnsiTheme="minorEastAsia" w:cs="Georgia"/>
-          <w:color w:val="A14DA4"/>
-          <w:kern w:val="0"/>
-          <w:sz w:val="24"/>
-          <w:szCs w:val="24"/>
-        </w:rPr>
-        <w:tab/>
-      </w:r>
-      <w:r>
-        <w:rPr>
-          <w:rFonts w:asciiTheme="minorEastAsia" w:hAnsiTheme="minorEastAsia" w:cs="Georgia"/>
-          <w:color w:val="A14DA4"/>
-          <w:kern w:val="0"/>
-          <w:sz w:val="24"/>
-          <w:szCs w:val="24"/>
-        </w:rPr>
-        <w:tab/>
-        <w:t>sleep(2);</w:t>
-      </w:r>
-    </w:p>
-    <w:p>
-      <w:pPr>
-        <w:rPr>
-          <w:rFonts w:asciiTheme="minorEastAsia" w:hAnsiTheme="minorEastAsia" w:cs="Georgia"/>
-          <w:color w:val="A14DA4"/>
-          <w:kern w:val="0"/>
-          <w:sz w:val="24"/>
-          <w:szCs w:val="24"/>
-        </w:rPr>
-      </w:pPr>
-      <w:r>
-        <w:rPr>
-          <w:rFonts w:asciiTheme="minorEastAsia" w:hAnsiTheme="minorEastAsia" w:cs="Georgia"/>
-          <w:color w:val="A14DA4"/>
-          <w:kern w:val="0"/>
-          <w:sz w:val="24"/>
-          <w:szCs w:val="24"/>
-        </w:rPr>
-        <w:tab/>
-      </w:r>
-      <w:r>
-        <w:rPr>
-          <w:rFonts w:asciiTheme="minorEastAsia" w:hAnsiTheme="minorEastAsia" w:cs="Georgia"/>
-          <w:color w:val="A14DA4"/>
-          <w:kern w:val="0"/>
-          <w:sz w:val="24"/>
-          <w:szCs w:val="24"/>
-        </w:rPr>
-        <w:tab/>
-        <w:t>printf("%s\n", p);</w:t>
-      </w:r>
-    </w:p>
-    <w:p>
-      <w:pPr>
-        <w:rPr>
-          <w:rFonts w:asciiTheme="minorEastAsia" w:hAnsiTheme="minorEastAsia" w:cs="Georgia"/>
-          <w:color w:val="A14DA4"/>
-          <w:kern w:val="0"/>
-          <w:sz w:val="24"/>
-          <w:szCs w:val="24"/>
-        </w:rPr>
-      </w:pPr>
-      <w:r>
-        <w:rPr>
-          <w:rFonts w:asciiTheme="minorEastAsia" w:hAnsiTheme="minorEastAsia" w:cs="Georgia"/>
-          <w:color w:val="A14DA4"/>
-          <w:kern w:val="0"/>
-          <w:sz w:val="24"/>
-          <w:szCs w:val="24"/>
-        </w:rPr>
-        <w:tab/>
-      </w:r>
-      <w:r>
-        <w:rPr>
-          <w:rFonts w:asciiTheme="minorEastAsia" w:hAnsiTheme="minorEastAsia" w:cs="Georgia"/>
-          <w:color w:val="A14DA4"/>
-          <w:kern w:val="0"/>
-          <w:sz w:val="24"/>
-          <w:szCs w:val="24"/>
-        </w:rPr>
-        <w:tab/>
-        <w:t>munmap(p, 4096);</w:t>
-      </w:r>
-    </w:p>
-    <w:p>
-      <w:pPr>
-        <w:rPr>
-          <w:rFonts w:asciiTheme="minorEastAsia" w:hAnsiTheme="minorEastAsia" w:cs="Georgia"/>
-          <w:color w:val="A14DA4"/>
-          <w:kern w:val="0"/>
-          <w:sz w:val="24"/>
-          <w:szCs w:val="24"/>
-        </w:rPr>
-      </w:pPr>
-      <w:r>
-        <w:rPr>
-          <w:rFonts w:asciiTheme="minorEastAsia" w:hAnsiTheme="minorEastAsia" w:cs="Georgia"/>
-          <w:color w:val="A14DA4"/>
-          <w:kern w:val="0"/>
-          <w:sz w:val="24"/>
-          <w:szCs w:val="24"/>
-        </w:rPr>
-        <w:tab/>
-        <w:t>}</w:t>
-      </w:r>
-    </w:p>
-    <w:p>
-      <w:pPr>
-        <w:rPr>
-          <w:rFonts w:asciiTheme="minorEastAsia" w:hAnsiTheme="minorEastAsia" w:cs="Georgia"/>
-          <w:color w:val="A14DA4"/>
-          <w:kern w:val="0"/>
-          <w:sz w:val="24"/>
-          <w:szCs w:val="24"/>
-        </w:rPr>
-      </w:pPr>
-    </w:p>
-    <w:p>
-      <w:pPr>
-        <w:rPr>
-          <w:rFonts w:asciiTheme="minorEastAsia" w:hAnsiTheme="minorEastAsia" w:cs="Georgia"/>
-          <w:color w:val="A14DA4"/>
-          <w:kern w:val="0"/>
-          <w:sz w:val="24"/>
-          <w:szCs w:val="24"/>
-        </w:rPr>
-      </w:pPr>
-      <w:r>
-        <w:rPr>
-          <w:rFonts w:asciiTheme="minorEastAsia" w:hAnsiTheme="minorEastAsia" w:cs="Georgia"/>
-          <w:color w:val="A14DA4"/>
-          <w:kern w:val="0"/>
-          <w:sz w:val="24"/>
-          <w:szCs w:val="24"/>
-        </w:rPr>
-        <w:tab/>
-        <w:t>return 0;</w:t>
-      </w:r>
-    </w:p>
-    <w:p>
-      <w:pPr>
+        <w:t>，</w:t>
+      </w:r>
+      <w:r>
+        <w:rPr>
+          <w:rFonts w:asciiTheme="minorEastAsia" w:hAnsiTheme="minorEastAsia" w:cs="Georgia"/>
+          <w:color w:val="A14DA4"/>
+          <w:kern w:val="0"/>
+          <w:sz w:val="24"/>
+          <w:szCs w:val="24"/>
+        </w:rPr>
+        <w:t>socketAPI</w:t>
+      </w:r>
+      <w:r>
         <w:rPr>
           <w:rFonts w:asciiTheme="minorEastAsia" w:hAnsiTheme="minorEastAsia" w:cs="Georgia" w:hint="eastAsia"/>
           <w:color w:val="A14DA4"/>
@@ -11520,234 +12374,639 @@
           <w:sz w:val="24"/>
           <w:szCs w:val="24"/>
         </w:rPr>
-      </w:pPr>
-      <w:r>
-        <w:rPr>
-          <w:rFonts w:asciiTheme="minorEastAsia" w:hAnsiTheme="minorEastAsia" w:cs="Georgia"/>
-          <w:color w:val="A14DA4"/>
-          <w:kern w:val="0"/>
-          <w:sz w:val="24"/>
-          <w:szCs w:val="24"/>
-        </w:rPr>
-        <w:t>}</w:t>
-      </w:r>
-    </w:p>
-    <w:p>
-      <w:pPr>
-        <w:pStyle w:val="2"/>
-      </w:pPr>
-      <w:r>
-        <w:rPr>
-          <w:rFonts w:hint="eastAsia"/>
-        </w:rPr>
-        <w:t>4.</w:t>
-      </w:r>
-      <w:r>
-        <w:rPr>
-          <w:rFonts w:hint="eastAsia"/>
-        </w:rPr>
+        <w:t>也可以</w:t>
+      </w:r>
+      <w:r>
+        <w:rPr>
+          <w:rFonts w:asciiTheme="minorEastAsia" w:hAnsiTheme="minorEastAsia" w:cs="Georgia"/>
+          <w:color w:val="A14DA4"/>
+          <w:kern w:val="0"/>
+          <w:sz w:val="24"/>
+          <w:szCs w:val="24"/>
+        </w:rPr>
+        <w:t>用于同一台主机的进程通讯，但是</w:t>
+      </w:r>
+      <w:r>
+        <w:rPr>
+          <w:rFonts w:asciiTheme="minorEastAsia" w:hAnsiTheme="minorEastAsia" w:cs="Georgia" w:hint="eastAsia"/>
+          <w:color w:val="A14DA4"/>
+          <w:kern w:val="0"/>
+          <w:sz w:val="24"/>
+          <w:szCs w:val="24"/>
+        </w:rPr>
+        <w:t>UNIX domain socket</w:t>
+      </w:r>
+      <w:r>
+        <w:rPr>
+          <w:rFonts w:asciiTheme="minorEastAsia" w:hAnsiTheme="minorEastAsia" w:cs="Georgia" w:hint="eastAsia"/>
+          <w:color w:val="A14DA4"/>
+          <w:kern w:val="0"/>
+          <w:sz w:val="24"/>
+          <w:szCs w:val="24"/>
+        </w:rPr>
+        <w:t>用于</w:t>
+      </w:r>
+      <w:r>
+        <w:rPr>
+          <w:rFonts w:asciiTheme="minorEastAsia" w:hAnsiTheme="minorEastAsia" w:cs="Georgia"/>
+          <w:color w:val="A14DA4"/>
+          <w:kern w:val="0"/>
+          <w:sz w:val="24"/>
+          <w:szCs w:val="24"/>
+        </w:rPr>
+        <w:t>IPC更有效率：</w:t>
+      </w:r>
+      <w:r>
+        <w:rPr>
+          <w:rFonts w:asciiTheme="minorEastAsia" w:hAnsiTheme="minorEastAsia" w:cs="Georgia" w:hint="eastAsia"/>
+          <w:color w:val="A14DA4"/>
+          <w:kern w:val="0"/>
+          <w:sz w:val="24"/>
+          <w:szCs w:val="24"/>
+        </w:rPr>
+        <w:t>它</w:t>
+      </w:r>
+      <w:r>
+        <w:rPr>
+          <w:rFonts w:asciiTheme="minorEastAsia" w:hAnsiTheme="minorEastAsia" w:cs="Georgia"/>
+          <w:color w:val="A14DA4"/>
+          <w:kern w:val="0"/>
+          <w:sz w:val="24"/>
+          <w:szCs w:val="24"/>
+        </w:rPr>
+        <w:t>不需要经过网络协议栈，</w:t>
+      </w:r>
+      <w:r>
+        <w:rPr>
+          <w:rFonts w:asciiTheme="minorEastAsia" w:hAnsiTheme="minorEastAsia" w:cs="Georgia" w:hint="eastAsia"/>
+          <w:color w:val="A14DA4"/>
+          <w:kern w:val="0"/>
+          <w:sz w:val="24"/>
+          <w:szCs w:val="24"/>
+        </w:rPr>
+        <w:t>不需要</w:t>
+      </w:r>
+      <w:r>
+        <w:rPr>
+          <w:rFonts w:asciiTheme="minorEastAsia" w:hAnsiTheme="minorEastAsia" w:cs="Georgia"/>
+          <w:color w:val="A14DA4"/>
+          <w:kern w:val="0"/>
+          <w:sz w:val="24"/>
+          <w:szCs w:val="24"/>
+        </w:rPr>
+        <w:t>打包拆包、计算校验、维护序号和应答等，只是将应用层数据</w:t>
+      </w:r>
+      <w:r>
+        <w:rPr>
+          <w:rFonts w:asciiTheme="minorEastAsia" w:hAnsiTheme="minorEastAsia" w:cs="Georgia" w:hint="eastAsia"/>
+          <w:color w:val="A14DA4"/>
+          <w:kern w:val="0"/>
+          <w:sz w:val="24"/>
+          <w:szCs w:val="24"/>
+        </w:rPr>
+        <w:t>从</w:t>
+      </w:r>
+      <w:r>
+        <w:rPr>
+          <w:rFonts w:asciiTheme="minorEastAsia" w:hAnsiTheme="minorEastAsia" w:cs="Georgia"/>
+          <w:color w:val="A14DA4"/>
+          <w:kern w:val="0"/>
+          <w:sz w:val="24"/>
+          <w:szCs w:val="24"/>
+        </w:rPr>
+        <w:t>一个进程拷贝到</w:t>
+      </w:r>
+      <w:r>
+        <w:rPr>
+          <w:rFonts w:asciiTheme="minorEastAsia" w:hAnsiTheme="minorEastAsia" w:cs="Georgia" w:hint="eastAsia"/>
+          <w:color w:val="A14DA4"/>
+          <w:kern w:val="0"/>
+          <w:sz w:val="24"/>
+          <w:szCs w:val="24"/>
+        </w:rPr>
+        <w:t>另一个</w:t>
+      </w:r>
+      <w:r>
+        <w:rPr>
+          <w:rFonts w:asciiTheme="minorEastAsia" w:hAnsiTheme="minorEastAsia" w:cs="Georgia"/>
+          <w:color w:val="A14DA4"/>
+          <w:kern w:val="0"/>
+          <w:sz w:val="24"/>
+          <w:szCs w:val="24"/>
+        </w:rPr>
+        <w:t>进程。</w:t>
+      </w:r>
+    </w:p>
+    <w:p>
+      <w:pPr>
+        <w:rPr>
+          <w:rFonts w:asciiTheme="minorEastAsia" w:hAnsiTheme="minorEastAsia" w:cs="Georgia"/>
+          <w:color w:val="A14DA4"/>
+          <w:kern w:val="0"/>
+          <w:sz w:val="24"/>
+          <w:szCs w:val="24"/>
+        </w:rPr>
+      </w:pPr>
+      <w:r>
+        <w:rPr>
+          <w:rFonts w:asciiTheme="minorEastAsia" w:hAnsiTheme="minorEastAsia" w:cs="Georgia" w:hint="eastAsia"/>
+          <w:color w:val="A14DA4"/>
+          <w:kern w:val="0"/>
+          <w:sz w:val="24"/>
+          <w:szCs w:val="24"/>
+        </w:rPr>
+        <w:t>UNIX domain socket</w:t>
+      </w:r>
+      <w:r>
+        <w:rPr>
+          <w:rFonts w:asciiTheme="minorEastAsia" w:hAnsiTheme="minorEastAsia" w:cs="Georgia" w:hint="eastAsia"/>
+          <w:color w:val="A14DA4"/>
+          <w:kern w:val="0"/>
+          <w:sz w:val="24"/>
+          <w:szCs w:val="24"/>
+        </w:rPr>
+        <w:t>也提供了</w:t>
+      </w:r>
+      <w:r>
+        <w:rPr>
+          <w:rFonts w:asciiTheme="minorEastAsia" w:hAnsiTheme="minorEastAsia" w:cs="Georgia"/>
+          <w:color w:val="A14DA4"/>
+          <w:kern w:val="0"/>
+          <w:sz w:val="24"/>
+          <w:szCs w:val="24"/>
+        </w:rPr>
+        <w:t>面向流和数据包</w:t>
+      </w:r>
+      <w:r>
+        <w:rPr>
+          <w:rFonts w:asciiTheme="minorEastAsia" w:hAnsiTheme="minorEastAsia" w:cs="Georgia" w:hint="eastAsia"/>
+          <w:color w:val="A14DA4"/>
+          <w:kern w:val="0"/>
+          <w:sz w:val="24"/>
+          <w:szCs w:val="24"/>
+        </w:rPr>
+        <w:t>两种</w:t>
+      </w:r>
+      <w:r>
+        <w:rPr>
+          <w:rFonts w:asciiTheme="minorEastAsia" w:hAnsiTheme="minorEastAsia" w:cs="Georgia"/>
+          <w:color w:val="A14DA4"/>
+          <w:kern w:val="0"/>
+          <w:sz w:val="24"/>
+          <w:szCs w:val="24"/>
+        </w:rPr>
+        <w:t>接口，类似于TCP/UDP</w:t>
+      </w:r>
+      <w:r>
+        <w:rPr>
+          <w:rFonts w:asciiTheme="minorEastAsia" w:hAnsiTheme="minorEastAsia" w:cs="Georgia" w:hint="eastAsia"/>
+          <w:color w:val="A14DA4"/>
+          <w:kern w:val="0"/>
+          <w:sz w:val="24"/>
+          <w:szCs w:val="24"/>
+        </w:rPr>
+        <w:t>，</w:t>
+      </w:r>
+      <w:r>
+        <w:rPr>
+          <w:rFonts w:asciiTheme="minorEastAsia" w:hAnsiTheme="minorEastAsia" w:cs="Georgia"/>
+          <w:color w:val="A14DA4"/>
+          <w:kern w:val="0"/>
+          <w:sz w:val="24"/>
+          <w:szCs w:val="24"/>
+        </w:rPr>
+        <w:t>但是面向消息的</w:t>
+      </w:r>
+      <w:r>
+        <w:rPr>
+          <w:rFonts w:asciiTheme="minorEastAsia" w:hAnsiTheme="minorEastAsia" w:cs="Georgia" w:hint="eastAsia"/>
+          <w:color w:val="A14DA4"/>
+          <w:kern w:val="0"/>
+          <w:sz w:val="24"/>
+          <w:szCs w:val="24"/>
+        </w:rPr>
+        <w:t>UNIX domain socket</w:t>
+      </w:r>
+      <w:r>
+        <w:rPr>
+          <w:rFonts w:asciiTheme="minorEastAsia" w:hAnsiTheme="minorEastAsia" w:cs="Georgia" w:hint="eastAsia"/>
+          <w:color w:val="A14DA4"/>
+          <w:kern w:val="0"/>
+          <w:sz w:val="24"/>
+          <w:szCs w:val="24"/>
+        </w:rPr>
+        <w:t>也是</w:t>
+      </w:r>
+      <w:r>
+        <w:rPr>
+          <w:rFonts w:asciiTheme="minorEastAsia" w:hAnsiTheme="minorEastAsia" w:cs="Georgia"/>
+          <w:color w:val="A14DA4"/>
+          <w:kern w:val="0"/>
+          <w:sz w:val="24"/>
+          <w:szCs w:val="24"/>
+        </w:rPr>
+        <w:t>可靠的，消息既不会丢失也不会乱序；</w:t>
+      </w:r>
+    </w:p>
+    <w:p>
+      <w:pPr>
+        <w:rPr>
+          <w:rFonts w:asciiTheme="minorEastAsia" w:hAnsiTheme="minorEastAsia" w:cs="Georgia"/>
+          <w:color w:val="A14DA4"/>
+          <w:kern w:val="0"/>
+          <w:sz w:val="24"/>
+          <w:szCs w:val="24"/>
+        </w:rPr>
+      </w:pPr>
+    </w:p>
+    <w:p>
+      <w:pPr>
+        <w:rPr>
+          <w:rFonts w:asciiTheme="minorEastAsia" w:hAnsiTheme="minorEastAsia" w:cs="Georgia" w:hint="eastAsia"/>
+          <w:color w:val="A14DA4"/>
+          <w:kern w:val="0"/>
+          <w:sz w:val="24"/>
+          <w:szCs w:val="24"/>
+        </w:rPr>
+      </w:pPr>
+      <w:r>
+        <w:rPr>
+          <w:rFonts w:asciiTheme="minorEastAsia" w:hAnsiTheme="minorEastAsia" w:cs="Georgia" w:hint="eastAsia"/>
+          <w:color w:val="A14DA4"/>
+          <w:kern w:val="0"/>
+          <w:sz w:val="24"/>
+          <w:szCs w:val="24"/>
+        </w:rPr>
+        <w:t>UNIX domain socket</w:t>
+      </w:r>
+      <w:r>
+        <w:rPr>
+          <w:rFonts w:asciiTheme="minorEastAsia" w:hAnsiTheme="minorEastAsia" w:cs="Georgia" w:hint="eastAsia"/>
+          <w:color w:val="A14DA4"/>
+          <w:kern w:val="0"/>
+          <w:sz w:val="24"/>
+          <w:szCs w:val="24"/>
+        </w:rPr>
+        <w:t>是</w:t>
+      </w:r>
+      <w:r>
+        <w:rPr>
+          <w:rFonts w:asciiTheme="minorEastAsia" w:hAnsiTheme="minorEastAsia" w:cs="Georgia"/>
+          <w:color w:val="A14DA4"/>
+          <w:kern w:val="0"/>
+          <w:sz w:val="24"/>
+          <w:szCs w:val="24"/>
+        </w:rPr>
+        <w:t>全双工的，相比其他IPC机制有明显的优越性，目前</w:t>
+      </w:r>
+      <w:r>
+        <w:rPr>
+          <w:rFonts w:asciiTheme="minorEastAsia" w:hAnsiTheme="minorEastAsia" w:cs="Georgia" w:hint="eastAsia"/>
+          <w:color w:val="A14DA4"/>
+          <w:kern w:val="0"/>
+          <w:sz w:val="24"/>
+          <w:szCs w:val="24"/>
+        </w:rPr>
+        <w:t>已成为</w:t>
+      </w:r>
+      <w:r>
+        <w:rPr>
+          <w:rFonts w:asciiTheme="minorEastAsia" w:hAnsiTheme="minorEastAsia" w:cs="Georgia"/>
+          <w:color w:val="A14DA4"/>
+          <w:kern w:val="0"/>
+          <w:sz w:val="24"/>
+          <w:szCs w:val="24"/>
+        </w:rPr>
+        <w:t>使用最广泛的IPC机制，比如X Windows</w:t>
+      </w:r>
+      <w:r>
+        <w:rPr>
+          <w:rFonts w:asciiTheme="minorEastAsia" w:hAnsiTheme="minorEastAsia" w:cs="Georgia" w:hint="eastAsia"/>
+          <w:color w:val="A14DA4"/>
+          <w:kern w:val="0"/>
+          <w:sz w:val="24"/>
+          <w:szCs w:val="24"/>
+        </w:rPr>
+        <w:t>和</w:t>
+      </w:r>
+      <w:r>
+        <w:rPr>
+          <w:rFonts w:asciiTheme="minorEastAsia" w:hAnsiTheme="minorEastAsia" w:cs="Georgia"/>
+          <w:color w:val="A14DA4"/>
+          <w:kern w:val="0"/>
+          <w:sz w:val="24"/>
+          <w:szCs w:val="24"/>
+        </w:rPr>
+        <w:t>GUI之间通讯；</w:t>
+      </w:r>
+    </w:p>
+    <w:p>
+      <w:pPr>
+        <w:rPr>
+          <w:rFonts w:asciiTheme="minorEastAsia" w:hAnsiTheme="minorEastAsia" w:cs="Georgia"/>
+          <w:color w:val="A14DA4"/>
+          <w:kern w:val="0"/>
+          <w:sz w:val="24"/>
+          <w:szCs w:val="24"/>
+        </w:rPr>
+      </w:pPr>
+    </w:p>
+    <w:p>
+      <w:pPr>
+        <w:rPr>
+          <w:rFonts w:asciiTheme="minorEastAsia" w:hAnsiTheme="minorEastAsia" w:cs="Georgia"/>
+          <w:color w:val="A14DA4"/>
+          <w:kern w:val="0"/>
+          <w:sz w:val="24"/>
+          <w:szCs w:val="24"/>
+        </w:rPr>
+      </w:pPr>
+    </w:p>
+    <w:p>
+      <w:pPr>
+        <w:rPr>
+          <w:rFonts w:asciiTheme="minorEastAsia" w:hAnsiTheme="minorEastAsia" w:cs="Georgia"/>
+          <w:color w:val="A14DA4"/>
+          <w:kern w:val="0"/>
+          <w:sz w:val="24"/>
+          <w:szCs w:val="24"/>
+        </w:rPr>
+      </w:pPr>
+      <w:r>
+        <w:rPr>
+          <w:rFonts w:asciiTheme="minorEastAsia" w:hAnsiTheme="minorEastAsia" w:cs="Georgia" w:hint="eastAsia"/>
+          <w:color w:val="A14DA4"/>
+          <w:kern w:val="0"/>
+          <w:sz w:val="24"/>
+          <w:szCs w:val="24"/>
+        </w:rPr>
+        <w:t>查看</w:t>
+      </w:r>
+      <w:r>
+        <w:rPr>
+          <w:rFonts w:asciiTheme="minorEastAsia" w:hAnsiTheme="minorEastAsia" w:cs="Georgia"/>
+          <w:color w:val="A14DA4"/>
+          <w:kern w:val="0"/>
+          <w:sz w:val="24"/>
+          <w:szCs w:val="24"/>
+        </w:rPr>
+        <w:t>UNIX.domain</w:t>
+      </w:r>
+    </w:p>
+    <w:p>
+      <w:pPr>
+        <w:rPr>
+          <w:rFonts w:asciiTheme="minorEastAsia" w:hAnsiTheme="minorEastAsia" w:cs="Georgia"/>
+          <w:color w:val="A14DA4"/>
+          <w:kern w:val="0"/>
+          <w:sz w:val="24"/>
+          <w:szCs w:val="24"/>
+        </w:rPr>
+      </w:pPr>
+      <w:r>
+        <w:rPr>
+          <w:rFonts w:asciiTheme="minorEastAsia" w:hAnsiTheme="minorEastAsia" w:cs="Georgia"/>
+          <w:color w:val="A14DA4"/>
+          <w:kern w:val="0"/>
+          <w:sz w:val="24"/>
+          <w:szCs w:val="24"/>
+        </w:rPr>
+        <w:t>n</w:t>
+      </w:r>
+      <w:r>
+        <w:rPr>
+          <w:rFonts w:asciiTheme="minorEastAsia" w:hAnsiTheme="minorEastAsia" w:cs="Georgia"/>
+          <w:color w:val="A14DA4"/>
+          <w:kern w:val="0"/>
+          <w:sz w:val="24"/>
+          <w:szCs w:val="24"/>
+        </w:rPr>
+        <w:t>etstat –an |grep UNIX</w:t>
+      </w:r>
+    </w:p>
+    <w:p>
+      <w:pPr>
+        <w:rPr>
+          <w:rFonts w:asciiTheme="minorEastAsia" w:hAnsiTheme="minorEastAsia" w:cs="Georgia"/>
+          <w:color w:val="A14DA4"/>
+          <w:kern w:val="0"/>
+          <w:sz w:val="24"/>
+          <w:szCs w:val="24"/>
+        </w:rPr>
+      </w:pPr>
+      <w:r>
+        <w:rPr>
+          <w:rFonts w:asciiTheme="minorEastAsia" w:hAnsiTheme="minorEastAsia" w:cs="Georgia"/>
+          <w:color w:val="A14DA4"/>
+          <w:kern w:val="0"/>
+          <w:sz w:val="24"/>
+          <w:szCs w:val="24"/>
+        </w:rPr>
+        <w:t>pidof -p id</w:t>
+      </w:r>
+    </w:p>
+    <w:p>
+      <w:pPr>
+        <w:rPr>
+          <w:rFonts w:asciiTheme="minorEastAsia" w:hAnsiTheme="minorEastAsia" w:cs="Georgia"/>
+          <w:color w:val="A14DA4"/>
+          <w:kern w:val="0"/>
+          <w:sz w:val="24"/>
+          <w:szCs w:val="24"/>
+        </w:rPr>
+      </w:pPr>
+    </w:p>
+    <w:p>
+      <w:pPr>
+        <w:rPr>
+          <w:rFonts w:asciiTheme="minorEastAsia" w:hAnsiTheme="minorEastAsia" w:cs="Georgia"/>
+          <w:color w:val="A14DA4"/>
+          <w:kern w:val="0"/>
+          <w:sz w:val="24"/>
+          <w:szCs w:val="24"/>
+        </w:rPr>
+      </w:pPr>
+    </w:p>
+    <w:p>
+      <w:pPr>
+        <w:rPr>
+          <w:rFonts w:asciiTheme="minorEastAsia" w:hAnsiTheme="minorEastAsia" w:cs="Georgia"/>
+          <w:color w:val="A14DA4"/>
+          <w:kern w:val="0"/>
+          <w:sz w:val="24"/>
+          <w:szCs w:val="24"/>
+        </w:rPr>
+      </w:pPr>
+      <w:r>
+        <w:rPr>
+          <w:rFonts w:asciiTheme="minorEastAsia" w:hAnsiTheme="minorEastAsia" w:cs="Georgia"/>
+          <w:color w:val="A14DA4"/>
+          <w:kern w:val="0"/>
+          <w:sz w:val="24"/>
+          <w:szCs w:val="24"/>
+        </w:rPr>
+        <w:t>5.S</w:t>
+      </w:r>
+      <w:r>
+        <w:rPr>
+          <w:rFonts w:asciiTheme="minorEastAsia" w:hAnsiTheme="minorEastAsia" w:cs="Georgia" w:hint="eastAsia"/>
+          <w:color w:val="A14DA4"/>
+          <w:kern w:val="0"/>
+          <w:sz w:val="24"/>
+          <w:szCs w:val="24"/>
+        </w:rPr>
+        <w:t>ocketpair:类似</w:t>
+      </w:r>
+      <w:r>
+        <w:rPr>
+          <w:rFonts w:asciiTheme="minorEastAsia" w:hAnsiTheme="minorEastAsia" w:cs="Georgia"/>
+          <w:color w:val="A14DA4"/>
+          <w:kern w:val="0"/>
+          <w:sz w:val="24"/>
+          <w:szCs w:val="24"/>
+        </w:rPr>
+        <w:t>Pipe</w:t>
+      </w:r>
+      <w:r>
+        <w:rPr>
+          <w:rFonts w:asciiTheme="minorEastAsia" w:hAnsiTheme="minorEastAsia" w:cs="Georgia" w:hint="eastAsia"/>
+          <w:color w:val="A14DA4"/>
+          <w:kern w:val="0"/>
+          <w:sz w:val="24"/>
+          <w:szCs w:val="24"/>
+        </w:rPr>
+        <w:t>，</w:t>
+      </w:r>
+      <w:r>
+        <w:rPr>
+          <w:rFonts w:asciiTheme="minorEastAsia" w:hAnsiTheme="minorEastAsia" w:cs="Georgia"/>
+          <w:color w:val="A14DA4"/>
+          <w:kern w:val="0"/>
+          <w:sz w:val="24"/>
+          <w:szCs w:val="24"/>
+        </w:rPr>
+        <w:t>但支持双工</w:t>
+      </w:r>
+    </w:p>
+    <w:p>
+      <w:pPr>
+        <w:rPr>
+          <w:rFonts w:asciiTheme="minorEastAsia" w:hAnsiTheme="minorEastAsia" w:cs="Georgia"/>
+          <w:color w:val="A14DA4"/>
+          <w:kern w:val="0"/>
+          <w:sz w:val="24"/>
+          <w:szCs w:val="24"/>
+        </w:rPr>
+      </w:pPr>
+    </w:p>
+    <w:p>
+      <w:pPr>
+        <w:rPr>
+          <w:rFonts w:hint="eastAsia"/>
+        </w:rPr>
+      </w:pPr>
+      <w:r>
+        <w:rPr>
+          <w:rFonts w:hint="eastAsia"/>
+        </w:rPr>
+        <w:t>适合</w:t>
+      </w:r>
+      <w:r>
+        <w:t>有亲缘关系进程间通信</w:t>
+      </w:r>
+      <w:r>
+        <w:rPr>
+          <w:rFonts w:hint="eastAsia"/>
+        </w:rPr>
+        <w:t>，</w:t>
+      </w:r>
+      <w:r>
         <w:t xml:space="preserve"> </w:t>
       </w:r>
-      <w:r>
-        <w:rPr>
-          <w:rFonts w:hint="eastAsia"/>
-        </w:rPr>
-        <w:t>UNIX domain socket</w:t>
-      </w:r>
-    </w:p>
-    <w:p>
-      <w:pPr>
-        <w:rPr>
-          <w:rFonts w:asciiTheme="minorEastAsia" w:hAnsiTheme="minorEastAsia" w:cs="Georgia"/>
-          <w:color w:val="A14DA4"/>
-          <w:kern w:val="0"/>
-          <w:sz w:val="24"/>
-          <w:szCs w:val="24"/>
-        </w:rPr>
-      </w:pPr>
-      <w:r>
-        <w:rPr>
-          <w:rFonts w:asciiTheme="minorEastAsia" w:hAnsiTheme="minorEastAsia" w:cs="Georgia" w:hint="eastAsia"/>
-          <w:color w:val="A14DA4"/>
-          <w:kern w:val="0"/>
-          <w:sz w:val="24"/>
-          <w:szCs w:val="24"/>
-        </w:rPr>
-        <w:t>现代</w:t>
-      </w:r>
-      <w:r>
-        <w:rPr>
-          <w:rFonts w:asciiTheme="minorEastAsia" w:hAnsiTheme="minorEastAsia" w:cs="Georgia"/>
-          <w:color w:val="A14DA4"/>
-          <w:kern w:val="0"/>
-          <w:sz w:val="24"/>
-          <w:szCs w:val="24"/>
-        </w:rPr>
-        <w:t>Linux用的</w:t>
-      </w:r>
-      <w:r>
-        <w:rPr>
-          <w:rFonts w:asciiTheme="minorEastAsia" w:hAnsiTheme="minorEastAsia" w:cs="Georgia" w:hint="eastAsia"/>
-          <w:color w:val="A14DA4"/>
-          <w:kern w:val="0"/>
-          <w:sz w:val="24"/>
-          <w:szCs w:val="24"/>
-        </w:rPr>
-        <w:t>普遍</w:t>
-      </w:r>
-      <w:r>
-        <w:rPr>
-          <w:rFonts w:asciiTheme="minorEastAsia" w:hAnsiTheme="minorEastAsia" w:cs="Georgia"/>
-          <w:color w:val="A14DA4"/>
-          <w:kern w:val="0"/>
-          <w:sz w:val="24"/>
-          <w:szCs w:val="24"/>
-        </w:rPr>
-        <w:t>的是</w:t>
-      </w:r>
-      <w:r>
-        <w:rPr>
-          <w:rFonts w:asciiTheme="minorEastAsia" w:hAnsiTheme="minorEastAsia" w:cs="Georgia" w:hint="eastAsia"/>
-          <w:color w:val="A14DA4"/>
-          <w:kern w:val="0"/>
-          <w:sz w:val="24"/>
-          <w:szCs w:val="24"/>
-        </w:rPr>
-        <w:t>UNIX domain socket</w:t>
-      </w:r>
-    </w:p>
-    <w:p>
-      <w:pPr>
-        <w:rPr>
-          <w:rFonts w:asciiTheme="minorEastAsia" w:hAnsiTheme="minorEastAsia" w:cs="Georgia"/>
-          <w:color w:val="A14DA4"/>
-          <w:kern w:val="0"/>
-          <w:sz w:val="24"/>
-          <w:szCs w:val="24"/>
-        </w:rPr>
-      </w:pPr>
-    </w:p>
-    <w:p>
-      <w:pPr>
-        <w:rPr>
-          <w:rFonts w:asciiTheme="minorEastAsia" w:hAnsiTheme="minorEastAsia" w:cs="Georgia"/>
-          <w:color w:val="A14DA4"/>
-          <w:kern w:val="0"/>
-          <w:sz w:val="24"/>
-          <w:szCs w:val="24"/>
-        </w:rPr>
-      </w:pPr>
-      <w:r>
-        <w:rPr>
-          <w:rFonts w:asciiTheme="minorEastAsia" w:hAnsiTheme="minorEastAsia" w:cs="Georgia" w:hint="eastAsia"/>
-          <w:color w:val="A14DA4"/>
-          <w:kern w:val="0"/>
-          <w:sz w:val="24"/>
-          <w:szCs w:val="24"/>
-        </w:rPr>
-        <w:t>查看</w:t>
-      </w:r>
-      <w:r>
-        <w:rPr>
-          <w:rFonts w:asciiTheme="minorEastAsia" w:hAnsiTheme="minorEastAsia" w:cs="Georgia"/>
-          <w:color w:val="A14DA4"/>
-          <w:kern w:val="0"/>
-          <w:sz w:val="24"/>
-          <w:szCs w:val="24"/>
-        </w:rPr>
-        <w:t>UNIX.domain</w:t>
-      </w:r>
-    </w:p>
-    <w:p>
-      <w:pPr>
-        <w:rPr>
-          <w:rFonts w:asciiTheme="minorEastAsia" w:hAnsiTheme="minorEastAsia" w:cs="Georgia"/>
-          <w:color w:val="A14DA4"/>
-          <w:kern w:val="0"/>
-          <w:sz w:val="24"/>
-          <w:szCs w:val="24"/>
-        </w:rPr>
-      </w:pPr>
-      <w:r>
-        <w:rPr>
-          <w:rFonts w:asciiTheme="minorEastAsia" w:hAnsiTheme="minorEastAsia" w:cs="Georgia"/>
-          <w:color w:val="A14DA4"/>
-          <w:kern w:val="0"/>
-          <w:sz w:val="24"/>
-          <w:szCs w:val="24"/>
-        </w:rPr>
-        <w:t>Netstat –an |grep UNIX</w:t>
-      </w:r>
-    </w:p>
-    <w:p>
-      <w:pPr>
-        <w:rPr>
-          <w:rFonts w:asciiTheme="minorEastAsia" w:hAnsiTheme="minorEastAsia" w:cs="Georgia"/>
-          <w:color w:val="A14DA4"/>
-          <w:kern w:val="0"/>
-          <w:sz w:val="24"/>
-          <w:szCs w:val="24"/>
-        </w:rPr>
-      </w:pPr>
-      <w:r>
-        <w:rPr>
-          <w:rFonts w:asciiTheme="minorEastAsia" w:hAnsiTheme="minorEastAsia" w:cs="Georgia"/>
-          <w:color w:val="A14DA4"/>
-          <w:kern w:val="0"/>
-          <w:sz w:val="24"/>
-          <w:szCs w:val="24"/>
-        </w:rPr>
-        <w:t>Pidof -p id</w:t>
-      </w:r>
-    </w:p>
-    <w:p>
-      <w:pPr>
-        <w:rPr>
-          <w:rFonts w:asciiTheme="minorEastAsia" w:hAnsiTheme="minorEastAsia" w:cs="Georgia"/>
-          <w:color w:val="A14DA4"/>
-          <w:kern w:val="0"/>
-          <w:sz w:val="24"/>
-          <w:szCs w:val="24"/>
-        </w:rPr>
-      </w:pPr>
-    </w:p>
-    <w:p>
-      <w:pPr>
-        <w:rPr>
-          <w:rFonts w:asciiTheme="minorEastAsia" w:hAnsiTheme="minorEastAsia" w:cs="Georgia"/>
-          <w:color w:val="A14DA4"/>
-          <w:kern w:val="0"/>
-          <w:sz w:val="24"/>
-          <w:szCs w:val="24"/>
-        </w:rPr>
-      </w:pPr>
-      <w:r>
-        <w:rPr>
-          <w:rFonts w:asciiTheme="minorEastAsia" w:hAnsiTheme="minorEastAsia" w:cs="Georgia" w:hint="eastAsia"/>
-          <w:color w:val="A14DA4"/>
-          <w:kern w:val="0"/>
-          <w:sz w:val="24"/>
-          <w:szCs w:val="24"/>
+    </w:p>
+    <w:p>
+      <w:r>
+        <w:t>Lsof</w:t>
+      </w:r>
+    </w:p>
+    <w:p>
+      <w:r>
+        <w:rPr>
+          <w:rFonts w:hint="eastAsia"/>
+        </w:rPr>
+        <w:t>看进程</w:t>
+      </w:r>
+      <w:r>
+        <w:t>打开的文件；</w:t>
+      </w:r>
+    </w:p>
+    <w:p>
+      <w:r>
+        <w:rPr>
+          <w:rFonts w:hint="eastAsia"/>
+        </w:rPr>
+        <w:t>看</w:t>
+      </w:r>
+      <w:r>
+        <w:t>文件被什么进程打开</w:t>
+      </w:r>
+      <w:r>
+        <w:rPr>
+          <w:rFonts w:hint="eastAsia"/>
+        </w:rPr>
+        <w:t>；</w:t>
+      </w:r>
+    </w:p>
+    <w:p>
+      <w:r>
+        <w:rPr>
+          <w:rFonts w:hint="eastAsia"/>
+        </w:rPr>
+        <w:t>看</w:t>
+      </w:r>
+      <w:r>
+        <w:t>IPC;</w:t>
+      </w:r>
+    </w:p>
+    <w:p>
+      <w:pPr>
+        <w:rPr>
+          <w:rFonts w:hint="eastAsia"/>
+        </w:rPr>
+      </w:pPr>
+      <w:r>
+        <w:rPr>
+          <w:rFonts w:hint="eastAsia"/>
+        </w:rPr>
+        <w:t>看</w:t>
+      </w:r>
+      <w:r>
+        <w:rPr>
+          <w:rFonts w:hint="eastAsia"/>
+        </w:rPr>
+        <w:t>socket;</w:t>
+      </w:r>
+    </w:p>
+    <w:p>
+      <w:pPr>
+        <w:rPr>
+          <w:rFonts w:hint="eastAsia"/>
+        </w:rPr>
+      </w:pPr>
+    </w:p>
+    <w:p>
+      <w:r>
+        <w:rPr>
+          <w:rFonts w:hint="eastAsia"/>
         </w:rPr>
         <w:t>可以</w:t>
       </w:r>
       <w:r>
-        <w:rPr>
-          <w:rFonts w:asciiTheme="minorEastAsia" w:hAnsiTheme="minorEastAsia" w:cs="Georgia"/>
-          <w:color w:val="A14DA4"/>
-          <w:kern w:val="0"/>
-          <w:sz w:val="24"/>
-          <w:szCs w:val="24"/>
-        </w:rPr>
         <w:t>查看动态库被那些进程</w:t>
       </w:r>
       <w:r>
         <w:rPr>
-          <w:rFonts w:asciiTheme="minorEastAsia" w:hAnsiTheme="minorEastAsia" w:cs="Georgia" w:hint="eastAsia"/>
-          <w:color w:val="A14DA4"/>
-          <w:kern w:val="0"/>
-          <w:sz w:val="24"/>
-          <w:szCs w:val="24"/>
+          <w:rFonts w:hint="eastAsia"/>
         </w:rPr>
         <w:t>打开</w:t>
       </w:r>
@@ -11819,421 +13078,789 @@
     <w:p>
       <w:pPr>
         <w:rPr>
-          <w:rFonts w:asciiTheme="minorEastAsia" w:hAnsiTheme="minorEastAsia" w:cs="Georgia"/>
-          <w:color w:val="A14DA4"/>
-          <w:kern w:val="0"/>
-          <w:sz w:val="24"/>
-          <w:szCs w:val="24"/>
-        </w:rPr>
-      </w:pPr>
-      <w:r>
-        <w:rPr>
-          <w:rFonts w:asciiTheme="minorEastAsia" w:hAnsiTheme="minorEastAsia" w:cs="Georgia"/>
-          <w:color w:val="A14DA4"/>
-          <w:kern w:val="0"/>
-          <w:sz w:val="24"/>
-          <w:szCs w:val="24"/>
-        </w:rPr>
-        <w:t>5.</w:t>
-      </w:r>
-      <w:r>
-        <w:rPr>
-          <w:rFonts w:asciiTheme="minorEastAsia" w:hAnsiTheme="minorEastAsia" w:cs="Georgia"/>
-          <w:color w:val="A14DA4"/>
-          <w:kern w:val="0"/>
-          <w:sz w:val="24"/>
-          <w:szCs w:val="24"/>
+          <w:rFonts w:asciiTheme="minorEastAsia" w:hAnsiTheme="minorEastAsia" w:cs="Georgia" w:hint="eastAsia"/>
+          <w:color w:val="A14DA4"/>
+          <w:kern w:val="0"/>
+          <w:sz w:val="24"/>
+          <w:szCs w:val="24"/>
+        </w:rPr>
+      </w:pPr>
+    </w:p>
+    <w:p>
+      <w:pPr>
+        <w:pStyle w:val="3"/>
+        <w:spacing w:before="0" w:after="120" w:line="504" w:lineRule="atLeast"/>
+        <w:rPr>
+          <w:rFonts w:ascii="Segoe UI" w:hAnsi="Segoe UI" w:cs="Segoe UI"/>
+          <w:b w:val="0"/>
+          <w:bCs w:val="0"/>
+          <w:color w:val="212529"/>
+          <w:sz w:val="42"/>
+          <w:szCs w:val="42"/>
+        </w:rPr>
+      </w:pPr>
+      <w:r>
+        <w:rPr>
+          <w:rFonts w:asciiTheme="minorEastAsia" w:hAnsiTheme="minorEastAsia" w:cs="Georgia"/>
+          <w:color w:val="A14DA4"/>
+          <w:kern w:val="0"/>
+          <w:sz w:val="24"/>
+          <w:szCs w:val="24"/>
+        </w:rPr>
+        <w:t>Day5</w:t>
+      </w:r>
+      <w:r>
+        <w:rPr>
+          <w:rFonts w:ascii="Segoe UI" w:hAnsi="Segoe UI" w:cs="Segoe UI"/>
+          <w:b w:val="0"/>
+          <w:bCs w:val="0"/>
+          <w:color w:val="212529"/>
+          <w:sz w:val="42"/>
+          <w:szCs w:val="42"/>
+        </w:rPr>
+        <w:t>文件描述符</w:t>
+      </w:r>
+      <w:r>
+        <w:rPr>
+          <w:rFonts w:ascii="Segoe UI" w:hAnsi="Segoe UI" w:cs="Segoe UI"/>
+          <w:b w:val="0"/>
+          <w:bCs w:val="0"/>
+          <w:color w:val="212529"/>
+          <w:sz w:val="42"/>
+          <w:szCs w:val="42"/>
+        </w:rPr>
+        <w:t>fd</w:t>
+      </w:r>
+      <w:r>
+        <w:rPr>
+          <w:rFonts w:ascii="Segoe UI" w:hAnsi="Segoe UI" w:cs="Segoe UI"/>
+          <w:b w:val="0"/>
+          <w:bCs w:val="0"/>
+          <w:color w:val="212529"/>
+          <w:sz w:val="42"/>
+          <w:szCs w:val="42"/>
+        </w:rPr>
+        <w:t>跨进程共享与共享内存</w:t>
+      </w:r>
+    </w:p>
+    <w:p>
+      <w:pPr>
+        <w:pStyle w:val="a6"/>
+        <w:numPr>
+          <w:ilvl w:val="0"/>
+          <w:numId w:val="2"/>
+        </w:numPr>
+        <w:shd w:val="clear" w:color="auto" w:fill="FFFFFF"/>
+        <w:spacing w:before="0" w:beforeAutospacing="0" w:after="0" w:afterAutospacing="0"/>
+        <w:ind w:left="0"/>
+        <w:rPr>
+          <w:rFonts w:ascii="Helvetica" w:hAnsi="Helvetica" w:cs="Helvetica"/>
+          <w:color w:val="353535"/>
+          <w:sz w:val="21"/>
+          <w:szCs w:val="21"/>
+        </w:rPr>
+      </w:pPr>
+      <w:r>
+        <w:rPr>
+          <w:rFonts w:ascii="Helvetica" w:hAnsi="Helvetica" w:cs="Helvetica"/>
+          <w:color w:val="353535"/>
+          <w:sz w:val="21"/>
+          <w:szCs w:val="21"/>
+        </w:rPr>
+        <w:t xml:space="preserve">5.1 </w:t>
+      </w:r>
+      <w:r>
+        <w:rPr>
+          <w:rFonts w:ascii="Helvetica" w:hAnsi="Helvetica" w:cs="Helvetica"/>
+          <w:color w:val="353535"/>
+          <w:sz w:val="21"/>
+          <w:szCs w:val="21"/>
+        </w:rPr>
+        <w:t>跨进程共享文件描述符</w:t>
+      </w:r>
+      <w:r>
+        <w:rPr>
+          <w:rFonts w:ascii="Helvetica" w:hAnsi="Helvetica" w:cs="Helvetica"/>
+          <w:color w:val="353535"/>
+          <w:sz w:val="21"/>
+          <w:szCs w:val="21"/>
+        </w:rPr>
+        <w:t>fd</w:t>
+      </w:r>
+    </w:p>
+    <w:p>
+      <w:r>
+        <w:rPr>
+          <w:rFonts w:hint="eastAsia"/>
+        </w:rPr>
+        <w:t>可以</w:t>
+      </w:r>
+      <w:r>
+        <w:t>通过</w:t>
+      </w:r>
+      <w:r>
+        <w:rPr>
+          <w:rFonts w:hint="eastAsia"/>
+        </w:rPr>
+        <w:t>socket</w:t>
+      </w:r>
+      <w:r>
+        <w:rPr>
+          <w:rFonts w:hint="eastAsia"/>
+        </w:rPr>
+        <w:t>将</w:t>
+      </w:r>
+      <w:r>
+        <w:t>打开的</w:t>
+      </w:r>
+      <w:r>
+        <w:rPr>
+          <w:rFonts w:hint="eastAsia"/>
+        </w:rPr>
+        <w:t>fd</w:t>
+      </w:r>
+      <w:r>
+        <w:t>(</w:t>
+      </w:r>
+      <w:r>
+        <w:rPr>
+          <w:rFonts w:hint="eastAsia"/>
+        </w:rPr>
+        <w:t>包括</w:t>
+      </w:r>
+      <w:r>
+        <w:t>文件，共享内存</w:t>
+      </w:r>
+      <w:r>
+        <w:t>)</w:t>
+      </w:r>
+      <w:r>
+        <w:rPr>
+          <w:rFonts w:hint="eastAsia"/>
+        </w:rPr>
+        <w:t>发送</w:t>
+      </w:r>
+      <w:r>
+        <w:t>给另外一个进程，</w:t>
+      </w:r>
+      <w:r>
+        <w:rPr>
+          <w:rFonts w:hint="eastAsia"/>
+        </w:rPr>
+        <w:t>两个</w:t>
+      </w:r>
+      <w:r>
+        <w:t>进程</w:t>
+      </w:r>
+      <w:r>
+        <w:rPr>
+          <w:rFonts w:hint="eastAsia"/>
+        </w:rPr>
+        <w:t>fd</w:t>
+      </w:r>
+      <w:r>
+        <w:rPr>
+          <w:rFonts w:hint="eastAsia"/>
+        </w:rPr>
+        <w:t>可能可能</w:t>
+      </w:r>
+      <w:r>
+        <w:t>不等，但指向同一个文件</w:t>
+      </w:r>
+      <w:r>
+        <w:rPr>
+          <w:rFonts w:hint="eastAsia"/>
+        </w:rPr>
+        <w:t>(</w:t>
+      </w:r>
+      <w:r>
+        <w:rPr>
+          <w:rFonts w:hint="eastAsia"/>
+        </w:rPr>
+        <w:t>内存</w:t>
+      </w:r>
+      <w:r>
+        <w:rPr>
+          <w:rFonts w:hint="eastAsia"/>
+        </w:rPr>
+        <w:t>)</w:t>
+      </w:r>
+      <w:r>
+        <w:rPr>
+          <w:rFonts w:hint="eastAsia"/>
+        </w:rPr>
+        <w:t>。</w:t>
+      </w:r>
+    </w:p>
+    <w:p>
+      <w:r>
+        <w:rPr>
+          <w:rFonts w:hint="eastAsia"/>
         </w:rPr>
         <w:t>S</w:t>
       </w:r>
       <w:r>
-        <w:rPr>
-          <w:rFonts w:asciiTheme="minorEastAsia" w:hAnsiTheme="minorEastAsia" w:cs="Georgia" w:hint="eastAsia"/>
-          <w:color w:val="A14DA4"/>
-          <w:kern w:val="0"/>
-          <w:sz w:val="24"/>
-          <w:szCs w:val="24"/>
-        </w:rPr>
-        <w:t>ocketpair:类似</w:t>
-      </w:r>
-      <w:r>
-        <w:rPr>
-          <w:rFonts w:asciiTheme="minorEastAsia" w:hAnsiTheme="minorEastAsia" w:cs="Georgia"/>
-          <w:color w:val="A14DA4"/>
-          <w:kern w:val="0"/>
-          <w:sz w:val="24"/>
-          <w:szCs w:val="24"/>
-        </w:rPr>
-        <w:t>Pipe</w:t>
-      </w:r>
-      <w:r>
-        <w:rPr>
-          <w:rFonts w:asciiTheme="minorEastAsia" w:hAnsiTheme="minorEastAsia" w:cs="Georgia" w:hint="eastAsia"/>
-          <w:color w:val="A14DA4"/>
-          <w:kern w:val="0"/>
-          <w:sz w:val="24"/>
-          <w:szCs w:val="24"/>
+        <w:t>CM: socket control massage</w:t>
+      </w:r>
+    </w:p>
+    <w:p>
+      <w:bookmarkStart w:id="0" w:name="_GoBack"/>
+      <w:bookmarkEnd w:id="0"/>
+      <w:r>
+        <w:rPr>
+          <w:rFonts w:hint="eastAsia"/>
+        </w:rPr>
+        <w:t>将</w:t>
+      </w:r>
+      <w:r>
+        <w:t>Fd</w:t>
+      </w:r>
+      <w:r>
+        <w:t>封装成一个特殊的</w:t>
+      </w:r>
+      <w:r>
+        <w:rPr>
+          <w:rFonts w:hint="eastAsia"/>
+        </w:rPr>
+        <w:t>cmsg</w:t>
+      </w:r>
+      <w:r>
+        <w:rPr>
+          <w:rFonts w:hint="eastAsia"/>
         </w:rPr>
         <w:t>，</w:t>
       </w:r>
       <w:r>
-        <w:rPr>
-          <w:rFonts w:asciiTheme="minorEastAsia" w:hAnsiTheme="minorEastAsia" w:cs="Georgia"/>
-          <w:color w:val="A14DA4"/>
-          <w:kern w:val="0"/>
-          <w:sz w:val="24"/>
-          <w:szCs w:val="24"/>
-        </w:rPr>
-        <w:t>但支持双工</w:t>
-      </w:r>
-    </w:p>
-    <w:p>
-      <w:pPr>
-        <w:rPr>
-          <w:rFonts w:asciiTheme="minorEastAsia" w:hAnsiTheme="minorEastAsia" w:cs="Georgia"/>
-          <w:color w:val="A14DA4"/>
-          <w:kern w:val="0"/>
-          <w:sz w:val="24"/>
-          <w:szCs w:val="24"/>
-        </w:rPr>
-      </w:pPr>
-    </w:p>
-    <w:p>
-      <w:pPr>
-        <w:rPr>
-          <w:rFonts w:asciiTheme="minorEastAsia" w:hAnsiTheme="minorEastAsia" w:cs="Georgia"/>
-          <w:color w:val="A14DA4"/>
-          <w:kern w:val="0"/>
-          <w:sz w:val="24"/>
-          <w:szCs w:val="24"/>
-        </w:rPr>
-      </w:pPr>
-      <w:r>
-        <w:rPr>
-          <w:rFonts w:asciiTheme="minorEastAsia" w:hAnsiTheme="minorEastAsia" w:cs="Georgia" w:hint="eastAsia"/>
-          <w:color w:val="A14DA4"/>
-          <w:kern w:val="0"/>
-          <w:sz w:val="24"/>
-          <w:szCs w:val="24"/>
-        </w:rPr>
-        <w:t>适合</w:t>
-      </w:r>
-      <w:r>
-        <w:rPr>
-          <w:rFonts w:asciiTheme="minorEastAsia" w:hAnsiTheme="minorEastAsia" w:cs="Georgia"/>
-          <w:color w:val="A14DA4"/>
-          <w:kern w:val="0"/>
-          <w:sz w:val="24"/>
-          <w:szCs w:val="24"/>
-        </w:rPr>
-        <w:t>有亲缘关系进程间通信</w:t>
-      </w:r>
-      <w:r>
-        <w:rPr>
-          <w:rFonts w:asciiTheme="minorEastAsia" w:hAnsiTheme="minorEastAsia" w:cs="Georgia" w:hint="eastAsia"/>
-          <w:color w:val="A14DA4"/>
-          <w:kern w:val="0"/>
-          <w:sz w:val="24"/>
-          <w:szCs w:val="24"/>
-        </w:rPr>
-        <w:t>，</w:t>
-      </w:r>
-      <w:r>
-        <w:rPr>
-          <w:rFonts w:asciiTheme="minorEastAsia" w:hAnsiTheme="minorEastAsia" w:cs="Georgia"/>
-          <w:color w:val="A14DA4"/>
-          <w:kern w:val="0"/>
-          <w:sz w:val="24"/>
-          <w:szCs w:val="24"/>
-        </w:rPr>
+        <w:t>发送</w:t>
+      </w:r>
+    </w:p>
+    <w:p>
+      <w:r>
+        <w:t>|</w:t>
+      </w:r>
+      <w:r>
+        <w:rPr>
+          <w:noProof/>
+        </w:rPr>
+        <w:drawing>
+          <wp:inline distT="0" distB="0" distL="0" distR="0" wp14:anchorId="50BF616F" wp14:editId="5909CBAB">
+            <wp:extent cx="2951019" cy="2186874"/>
+            <wp:effectExtent l="0" t="0" r="1905" b="4445"/>
+            <wp:docPr id="19" name="图片 19"/>
+            <wp:cNvGraphicFramePr>
+              <a:graphicFrameLocks xmlns:a="http://schemas.openxmlformats.org/drawingml/2006/main" noChangeAspect="1"/>
+            </wp:cNvGraphicFramePr>
+            <a:graphic xmlns:a="http://schemas.openxmlformats.org/drawingml/2006/main">
+              <a:graphicData uri="http://schemas.openxmlformats.org/drawingml/2006/picture">
+                <pic:pic xmlns:pic="http://schemas.openxmlformats.org/drawingml/2006/picture">
+                  <pic:nvPicPr>
+                    <pic:cNvPr id="0" name="Picture 3"/>
+                    <pic:cNvPicPr>
+                      <a:picLocks noChangeAspect="1" noChangeArrowheads="1"/>
+                    </pic:cNvPicPr>
+                  </pic:nvPicPr>
+                  <pic:blipFill>
+                    <a:blip r:embed="rId24" cstate="print">
+                      <a:extLst>
+                        <a:ext uri="{28A0092B-C50C-407E-A947-70E740481C1C}">
+                          <a14:useLocalDpi xmlns:a14="http://schemas.microsoft.com/office/drawing/2010/main" val="0"/>
+                        </a:ext>
+                      </a:extLst>
+                    </a:blip>
+                    <a:srcRect/>
+                    <a:stretch>
+                      <a:fillRect/>
+                    </a:stretch>
+                  </pic:blipFill>
+                  <pic:spPr bwMode="auto">
+                    <a:xfrm>
+                      <a:off x="0" y="0"/>
+                      <a:ext cx="2973366" cy="2203434"/>
+                    </a:xfrm>
+                    <a:prstGeom prst="rect">
+                      <a:avLst/>
+                    </a:prstGeom>
+                    <a:noFill/>
+                    <a:ln>
+                      <a:noFill/>
+                    </a:ln>
+                  </pic:spPr>
+                </pic:pic>
+              </a:graphicData>
+            </a:graphic>
+          </wp:inline>
+        </w:drawing>
+      </w:r>
+      <w:r>
         <w:t xml:space="preserve"> </w:t>
       </w:r>
     </w:p>
     <w:p>
       <w:pPr>
         <w:rPr>
-          <w:rFonts w:asciiTheme="minorEastAsia" w:hAnsiTheme="minorEastAsia" w:cs="Georgia"/>
-          <w:color w:val="A14DA4"/>
-          <w:kern w:val="0"/>
-          <w:sz w:val="24"/>
-          <w:szCs w:val="24"/>
-        </w:rPr>
-      </w:pPr>
-    </w:p>
-    <w:p>
-      <w:pPr>
-        <w:rPr>
-          <w:rFonts w:asciiTheme="minorEastAsia" w:hAnsiTheme="minorEastAsia" w:cs="Georgia"/>
-          <w:color w:val="A14DA4"/>
-          <w:kern w:val="0"/>
-          <w:sz w:val="24"/>
-          <w:szCs w:val="24"/>
-        </w:rPr>
-      </w:pPr>
-    </w:p>
-    <w:p>
-      <w:pPr>
-        <w:rPr>
-          <w:rFonts w:asciiTheme="minorEastAsia" w:hAnsiTheme="minorEastAsia" w:cs="Georgia"/>
-          <w:color w:val="A14DA4"/>
-          <w:kern w:val="0"/>
-          <w:sz w:val="24"/>
-          <w:szCs w:val="24"/>
-        </w:rPr>
-      </w:pPr>
-    </w:p>
-    <w:p>
-      <w:pPr>
-        <w:rPr>
-          <w:rFonts w:asciiTheme="minorEastAsia" w:hAnsiTheme="minorEastAsia" w:cs="Georgia"/>
-          <w:color w:val="A14DA4"/>
-          <w:kern w:val="0"/>
-          <w:sz w:val="24"/>
-          <w:szCs w:val="24"/>
-        </w:rPr>
-      </w:pPr>
-    </w:p>
-    <w:p>
-      <w:pPr>
-        <w:rPr>
-          <w:rFonts w:asciiTheme="minorEastAsia" w:hAnsiTheme="minorEastAsia" w:cs="Georgia"/>
-          <w:color w:val="A14DA4"/>
-          <w:kern w:val="0"/>
-          <w:sz w:val="24"/>
-          <w:szCs w:val="24"/>
-        </w:rPr>
-      </w:pPr>
-    </w:p>
-    <w:p>
-      <w:pPr>
-        <w:rPr>
-          <w:rFonts w:asciiTheme="minorEastAsia" w:hAnsiTheme="minorEastAsia" w:cs="Georgia"/>
-          <w:color w:val="A14DA4"/>
-          <w:kern w:val="0"/>
-          <w:sz w:val="24"/>
-          <w:szCs w:val="24"/>
-        </w:rPr>
-      </w:pPr>
-    </w:p>
-    <w:p>
-      <w:pPr>
-        <w:rPr>
-          <w:rFonts w:asciiTheme="minorEastAsia" w:hAnsiTheme="minorEastAsia" w:cs="Georgia"/>
-          <w:color w:val="A14DA4"/>
-          <w:kern w:val="0"/>
-          <w:sz w:val="24"/>
-          <w:szCs w:val="24"/>
-        </w:rPr>
-      </w:pPr>
-    </w:p>
-    <w:p>
-      <w:pPr>
-        <w:rPr>
-          <w:rFonts w:asciiTheme="minorEastAsia" w:hAnsiTheme="minorEastAsia" w:cs="Georgia"/>
-          <w:color w:val="A14DA4"/>
-          <w:kern w:val="0"/>
-          <w:sz w:val="24"/>
-          <w:szCs w:val="24"/>
-        </w:rPr>
-      </w:pPr>
-    </w:p>
-    <w:p>
-      <w:pPr>
-        <w:rPr>
-          <w:rFonts w:asciiTheme="minorEastAsia" w:hAnsiTheme="minorEastAsia" w:cs="Georgia"/>
-          <w:color w:val="A14DA4"/>
-          <w:kern w:val="0"/>
-          <w:sz w:val="24"/>
-          <w:szCs w:val="24"/>
-        </w:rPr>
-      </w:pPr>
-    </w:p>
-    <w:p>
-      <w:pPr>
-        <w:rPr>
-          <w:rFonts w:asciiTheme="minorEastAsia" w:hAnsiTheme="minorEastAsia" w:cs="Georgia"/>
-          <w:color w:val="A14DA4"/>
-          <w:kern w:val="0"/>
-          <w:sz w:val="24"/>
-          <w:szCs w:val="24"/>
-        </w:rPr>
-      </w:pPr>
-    </w:p>
-    <w:p>
-      <w:pPr>
-        <w:rPr>
-          <w:rFonts w:asciiTheme="minorEastAsia" w:hAnsiTheme="minorEastAsia" w:cs="Georgia"/>
-          <w:color w:val="A14DA4"/>
-          <w:kern w:val="0"/>
-          <w:sz w:val="24"/>
-          <w:szCs w:val="24"/>
-        </w:rPr>
-      </w:pPr>
-    </w:p>
-    <w:p>
-      <w:pPr>
-        <w:rPr>
-          <w:rFonts w:asciiTheme="minorEastAsia" w:hAnsiTheme="minorEastAsia" w:cs="Georgia"/>
-          <w:color w:val="A14DA4"/>
-          <w:kern w:val="0"/>
-          <w:sz w:val="24"/>
-          <w:szCs w:val="24"/>
-        </w:rPr>
-      </w:pPr>
-    </w:p>
-    <w:p>
-      <w:pPr>
-        <w:rPr>
-          <w:rFonts w:asciiTheme="minorEastAsia" w:hAnsiTheme="minorEastAsia" w:cs="Georgia"/>
-          <w:color w:val="A14DA4"/>
-          <w:kern w:val="0"/>
-          <w:sz w:val="24"/>
-          <w:szCs w:val="24"/>
-        </w:rPr>
-      </w:pPr>
-    </w:p>
-    <w:p>
-      <w:pPr>
-        <w:rPr>
-          <w:rFonts w:asciiTheme="minorEastAsia" w:hAnsiTheme="minorEastAsia" w:cs="Georgia"/>
-          <w:color w:val="A14DA4"/>
-          <w:kern w:val="0"/>
-          <w:sz w:val="24"/>
-          <w:szCs w:val="24"/>
-        </w:rPr>
-      </w:pPr>
-    </w:p>
-    <w:p>
-      <w:pPr>
-        <w:rPr>
-          <w:rFonts w:asciiTheme="minorEastAsia" w:hAnsiTheme="minorEastAsia" w:cs="Georgia"/>
-          <w:color w:val="A14DA4"/>
-          <w:kern w:val="0"/>
-          <w:sz w:val="24"/>
-          <w:szCs w:val="24"/>
-        </w:rPr>
-      </w:pPr>
-    </w:p>
-    <w:p>
-      <w:pPr>
-        <w:rPr>
-          <w:rFonts w:asciiTheme="minorEastAsia" w:hAnsiTheme="minorEastAsia" w:cs="Georgia"/>
-          <w:color w:val="A14DA4"/>
-          <w:kern w:val="0"/>
-          <w:sz w:val="24"/>
-          <w:szCs w:val="24"/>
-        </w:rPr>
-      </w:pPr>
-    </w:p>
-    <w:p>
-      <w:pPr>
-        <w:rPr>
-          <w:rFonts w:asciiTheme="minorEastAsia" w:hAnsiTheme="minorEastAsia" w:cs="Georgia"/>
-          <w:color w:val="A14DA4"/>
-          <w:kern w:val="0"/>
-          <w:sz w:val="24"/>
-          <w:szCs w:val="24"/>
-        </w:rPr>
-      </w:pPr>
-    </w:p>
-    <w:p>
-      <w:pPr>
-        <w:rPr>
-          <w:rFonts w:asciiTheme="minorEastAsia" w:hAnsiTheme="minorEastAsia" w:cs="Georgia"/>
-          <w:color w:val="A14DA4"/>
-          <w:kern w:val="0"/>
-          <w:sz w:val="24"/>
-          <w:szCs w:val="24"/>
-        </w:rPr>
-      </w:pPr>
-    </w:p>
-    <w:p>
-      <w:pPr>
-        <w:rPr>
-          <w:rFonts w:asciiTheme="minorEastAsia" w:hAnsiTheme="minorEastAsia" w:cs="Georgia"/>
-          <w:color w:val="A14DA4"/>
-          <w:kern w:val="0"/>
-          <w:sz w:val="24"/>
-          <w:szCs w:val="24"/>
-        </w:rPr>
-      </w:pPr>
-    </w:p>
-    <w:p>
-      <w:pPr>
-        <w:rPr>
-          <w:rFonts w:asciiTheme="minorEastAsia" w:hAnsiTheme="minorEastAsia" w:cs="Georgia"/>
-          <w:color w:val="A14DA4"/>
-          <w:kern w:val="0"/>
-          <w:sz w:val="24"/>
-          <w:szCs w:val="24"/>
-        </w:rPr>
-      </w:pPr>
-    </w:p>
-    <w:p>
-      <w:pPr>
-        <w:rPr>
-          <w:rFonts w:asciiTheme="minorEastAsia" w:hAnsiTheme="minorEastAsia" w:cs="Georgia"/>
-          <w:color w:val="A14DA4"/>
-          <w:kern w:val="0"/>
-          <w:sz w:val="24"/>
-          <w:szCs w:val="24"/>
-        </w:rPr>
-      </w:pPr>
-    </w:p>
-    <w:p>
-      <w:pPr>
-        <w:rPr>
-          <w:rFonts w:asciiTheme="minorEastAsia" w:hAnsiTheme="minorEastAsia" w:cs="Georgia"/>
-          <w:color w:val="A14DA4"/>
-          <w:kern w:val="0"/>
-          <w:sz w:val="24"/>
-          <w:szCs w:val="24"/>
-        </w:rPr>
-      </w:pPr>
-    </w:p>
-    <w:p>
-      <w:pPr>
-        <w:rPr>
-          <w:rFonts w:asciiTheme="minorEastAsia" w:hAnsiTheme="minorEastAsia" w:cs="Georgia"/>
-          <w:color w:val="A14DA4"/>
-          <w:kern w:val="0"/>
-          <w:sz w:val="24"/>
-          <w:szCs w:val="24"/>
-        </w:rPr>
-      </w:pPr>
-    </w:p>
-    <w:p>
-      <w:pPr>
-        <w:rPr>
-          <w:rFonts w:asciiTheme="minorEastAsia" w:hAnsiTheme="minorEastAsia" w:cs="Georgia"/>
-          <w:color w:val="A14DA4"/>
-          <w:kern w:val="0"/>
-          <w:sz w:val="24"/>
-          <w:szCs w:val="24"/>
-        </w:rPr>
-      </w:pPr>
-    </w:p>
-    <w:p>
-      <w:pPr>
-        <w:rPr>
-          <w:rFonts w:asciiTheme="minorEastAsia" w:hAnsiTheme="minorEastAsia" w:cs="Georgia"/>
-          <w:color w:val="A14DA4"/>
-          <w:kern w:val="0"/>
-          <w:sz w:val="24"/>
-          <w:szCs w:val="24"/>
-        </w:rPr>
-      </w:pPr>
-    </w:p>
-    <w:p>
-      <w:pPr>
-        <w:rPr>
-          <w:rFonts w:asciiTheme="minorEastAsia" w:hAnsiTheme="minorEastAsia" w:cs="Georgia"/>
-          <w:color w:val="A14DA4"/>
-          <w:kern w:val="0"/>
-          <w:sz w:val="24"/>
-          <w:szCs w:val="24"/>
-        </w:rPr>
-      </w:pPr>
+          <w:rFonts w:hint="eastAsia"/>
+        </w:rPr>
+      </w:pPr>
+      <w:r>
+        <w:t>netstat  -an</w:t>
+      </w:r>
+      <w:r>
+        <w:t xml:space="preserve"> </w:t>
+      </w:r>
+      <w:r>
+        <w:t>|</w:t>
+      </w:r>
+      <w:r>
+        <w:t>grep fd-pass</w:t>
+      </w:r>
+    </w:p>
+    <w:p>
+      <w:pPr>
+        <w:rPr>
+          <w:rFonts w:ascii="Helvetica" w:hAnsi="Helvetica" w:cs="Helvetica"/>
+          <w:color w:val="353535"/>
+          <w:szCs w:val="21"/>
+        </w:rPr>
+      </w:pPr>
+      <w:r>
+        <w:rPr>
+          <w:noProof/>
+        </w:rPr>
+        <w:drawing>
+          <wp:inline distT="0" distB="0" distL="0" distR="0">
+            <wp:extent cx="5274310" cy="451862"/>
+            <wp:effectExtent l="0" t="0" r="2540" b="5715"/>
+            <wp:docPr id="20" name="图片 20" descr="C:\Users\tvt\AppData\Local\Temp\企业微信截图_16088126075304.png"/>
+            <wp:cNvGraphicFramePr>
+              <a:graphicFrameLocks xmlns:a="http://schemas.openxmlformats.org/drawingml/2006/main" noChangeAspect="1"/>
+            </wp:cNvGraphicFramePr>
+            <a:graphic xmlns:a="http://schemas.openxmlformats.org/drawingml/2006/main">
+              <a:graphicData uri="http://schemas.openxmlformats.org/drawingml/2006/picture">
+                <pic:pic xmlns:pic="http://schemas.openxmlformats.org/drawingml/2006/picture">
+                  <pic:nvPicPr>
+                    <pic:cNvPr id="0" name="Picture 4" descr="C:\Users\tvt\AppData\Local\Temp\企业微信截图_16088126075304.png"/>
+                    <pic:cNvPicPr>
+                      <a:picLocks noChangeAspect="1" noChangeArrowheads="1"/>
+                    </pic:cNvPicPr>
+                  </pic:nvPicPr>
+                  <pic:blipFill>
+                    <a:blip r:embed="rId25">
+                      <a:extLst>
+                        <a:ext uri="{28A0092B-C50C-407E-A947-70E740481C1C}">
+                          <a14:useLocalDpi xmlns:a14="http://schemas.microsoft.com/office/drawing/2010/main" val="0"/>
+                        </a:ext>
+                      </a:extLst>
+                    </a:blip>
+                    <a:srcRect/>
+                    <a:stretch>
+                      <a:fillRect/>
+                    </a:stretch>
+                  </pic:blipFill>
+                  <pic:spPr bwMode="auto">
+                    <a:xfrm>
+                      <a:off x="0" y="0"/>
+                      <a:ext cx="5274310" cy="451862"/>
+                    </a:xfrm>
+                    <a:prstGeom prst="rect">
+                      <a:avLst/>
+                    </a:prstGeom>
+                    <a:noFill/>
+                    <a:ln>
+                      <a:noFill/>
+                    </a:ln>
+                  </pic:spPr>
+                </pic:pic>
+              </a:graphicData>
+            </a:graphic>
+          </wp:inline>
+        </w:drawing>
+      </w:r>
+    </w:p>
+    <w:p>
+      <w:pPr>
+        <w:rPr>
+          <w:rFonts w:ascii="Helvetica" w:hAnsi="Helvetica" w:cs="Helvetica" w:hint="eastAsia"/>
+          <w:color w:val="353535"/>
+          <w:szCs w:val="21"/>
+        </w:rPr>
+      </w:pPr>
+      <w:r>
+        <w:rPr>
+          <w:rFonts w:ascii="Helvetica" w:hAnsi="Helvetica" w:cs="Helvetica" w:hint="eastAsia"/>
+          <w:color w:val="353535"/>
+          <w:szCs w:val="21"/>
+        </w:rPr>
+        <w:t>查询</w:t>
+      </w:r>
+      <w:r>
+        <w:rPr>
+          <w:rFonts w:ascii="Helvetica" w:hAnsi="Helvetica" w:cs="Helvetica"/>
+          <w:color w:val="353535"/>
+          <w:szCs w:val="21"/>
+        </w:rPr>
+        <w:t>进程打开的文件</w:t>
+      </w:r>
+      <w:r>
+        <w:rPr>
+          <w:rFonts w:ascii="Helvetica" w:hAnsi="Helvetica" w:cs="Helvetica" w:hint="eastAsia"/>
+          <w:color w:val="353535"/>
+          <w:szCs w:val="21"/>
+        </w:rPr>
+        <w:t xml:space="preserve">:lsof </w:t>
+      </w:r>
+      <w:r>
+        <w:rPr>
+          <w:rFonts w:ascii="Helvetica" w:hAnsi="Helvetica" w:cs="Helvetica"/>
+          <w:color w:val="353535"/>
+          <w:szCs w:val="21"/>
+        </w:rPr>
+        <w:t>–</w:t>
+      </w:r>
+      <w:r>
+        <w:rPr>
+          <w:rFonts w:ascii="Helvetica" w:hAnsi="Helvetica" w:cs="Helvetica" w:hint="eastAsia"/>
+          <w:color w:val="353535"/>
+          <w:szCs w:val="21"/>
+        </w:rPr>
+        <w:t xml:space="preserve">o </w:t>
+      </w:r>
+      <w:r>
+        <w:rPr>
+          <w:rFonts w:ascii="Helvetica" w:hAnsi="Helvetica" w:cs="Helvetica"/>
+          <w:color w:val="353535"/>
+          <w:szCs w:val="21"/>
+        </w:rPr>
+        <w:t>pid</w:t>
+      </w:r>
+    </w:p>
+    <w:p>
+      <w:pPr>
+        <w:rPr>
+          <w:rFonts w:ascii="Helvetica" w:hAnsi="Helvetica" w:cs="Helvetica"/>
+          <w:color w:val="353535"/>
+          <w:szCs w:val="21"/>
+        </w:rPr>
+      </w:pPr>
+      <w:r>
+        <w:rPr>
+          <w:noProof/>
+        </w:rPr>
+        <w:drawing>
+          <wp:inline distT="0" distB="0" distL="0" distR="0">
+            <wp:extent cx="5274310" cy="1916792"/>
+            <wp:effectExtent l="0" t="0" r="2540" b="7620"/>
+            <wp:docPr id="21" name="图片 21" descr="C:\Users\tvt\AppData\Local\Temp\企业微信截图_16088128944200.png"/>
+            <wp:cNvGraphicFramePr>
+              <a:graphicFrameLocks xmlns:a="http://schemas.openxmlformats.org/drawingml/2006/main" noChangeAspect="1"/>
+            </wp:cNvGraphicFramePr>
+            <a:graphic xmlns:a="http://schemas.openxmlformats.org/drawingml/2006/main">
+              <a:graphicData uri="http://schemas.openxmlformats.org/drawingml/2006/picture">
+                <pic:pic xmlns:pic="http://schemas.openxmlformats.org/drawingml/2006/picture">
+                  <pic:nvPicPr>
+                    <pic:cNvPr id="0" name="Picture 6" descr="C:\Users\tvt\AppData\Local\Temp\企业微信截图_16088128944200.png"/>
+                    <pic:cNvPicPr>
+                      <a:picLocks noChangeAspect="1" noChangeArrowheads="1"/>
+                    </pic:cNvPicPr>
+                  </pic:nvPicPr>
+                  <pic:blipFill>
+                    <a:blip r:embed="rId26">
+                      <a:extLst>
+                        <a:ext uri="{28A0092B-C50C-407E-A947-70E740481C1C}">
+                          <a14:useLocalDpi xmlns:a14="http://schemas.microsoft.com/office/drawing/2010/main" val="0"/>
+                        </a:ext>
+                      </a:extLst>
+                    </a:blip>
+                    <a:srcRect/>
+                    <a:stretch>
+                      <a:fillRect/>
+                    </a:stretch>
+                  </pic:blipFill>
+                  <pic:spPr bwMode="auto">
+                    <a:xfrm>
+                      <a:off x="0" y="0"/>
+                      <a:ext cx="5274310" cy="1916792"/>
+                    </a:xfrm>
+                    <a:prstGeom prst="rect">
+                      <a:avLst/>
+                    </a:prstGeom>
+                    <a:noFill/>
+                    <a:ln>
+                      <a:noFill/>
+                    </a:ln>
+                  </pic:spPr>
+                </pic:pic>
+              </a:graphicData>
+            </a:graphic>
+          </wp:inline>
+        </w:drawing>
+      </w:r>
+    </w:p>
+    <w:p>
+      <w:pPr>
+        <w:rPr>
+          <w:rFonts w:ascii="Helvetica" w:hAnsi="Helvetica" w:cs="Helvetica"/>
+          <w:color w:val="353535"/>
+          <w:szCs w:val="21"/>
+        </w:rPr>
+      </w:pPr>
+    </w:p>
+    <w:p>
+      <w:pPr>
+        <w:rPr>
+          <w:rFonts w:ascii="Helvetica" w:hAnsi="Helvetica" w:cs="Helvetica"/>
+          <w:color w:val="353535"/>
+          <w:szCs w:val="21"/>
+        </w:rPr>
+      </w:pPr>
+      <w:r>
+        <w:rPr>
+          <w:noProof/>
+        </w:rPr>
+        <w:drawing>
+          <wp:inline distT="0" distB="0" distL="0" distR="0">
+            <wp:extent cx="5274310" cy="1710126"/>
+            <wp:effectExtent l="0" t="0" r="2540" b="4445"/>
+            <wp:docPr id="22" name="图片 22" descr="C:\Users\tvt\AppData\Local\Temp\企业微信截图_16088129468662.png"/>
+            <wp:cNvGraphicFramePr>
+              <a:graphicFrameLocks xmlns:a="http://schemas.openxmlformats.org/drawingml/2006/main" noChangeAspect="1"/>
+            </wp:cNvGraphicFramePr>
+            <a:graphic xmlns:a="http://schemas.openxmlformats.org/drawingml/2006/main">
+              <a:graphicData uri="http://schemas.openxmlformats.org/drawingml/2006/picture">
+                <pic:pic xmlns:pic="http://schemas.openxmlformats.org/drawingml/2006/picture">
+                  <pic:nvPicPr>
+                    <pic:cNvPr id="0" name="Picture 8" descr="C:\Users\tvt\AppData\Local\Temp\企业微信截图_16088129468662.png"/>
+                    <pic:cNvPicPr>
+                      <a:picLocks noChangeAspect="1" noChangeArrowheads="1"/>
+                    </pic:cNvPicPr>
+                  </pic:nvPicPr>
+                  <pic:blipFill>
+                    <a:blip r:embed="rId27">
+                      <a:extLst>
+                        <a:ext uri="{28A0092B-C50C-407E-A947-70E740481C1C}">
+                          <a14:useLocalDpi xmlns:a14="http://schemas.microsoft.com/office/drawing/2010/main" val="0"/>
+                        </a:ext>
+                      </a:extLst>
+                    </a:blip>
+                    <a:srcRect/>
+                    <a:stretch>
+                      <a:fillRect/>
+                    </a:stretch>
+                  </pic:blipFill>
+                  <pic:spPr bwMode="auto">
+                    <a:xfrm>
+                      <a:off x="0" y="0"/>
+                      <a:ext cx="5274310" cy="1710126"/>
+                    </a:xfrm>
+                    <a:prstGeom prst="rect">
+                      <a:avLst/>
+                    </a:prstGeom>
+                    <a:noFill/>
+                    <a:ln>
+                      <a:noFill/>
+                    </a:ln>
+                  </pic:spPr>
+                </pic:pic>
+              </a:graphicData>
+            </a:graphic>
+          </wp:inline>
+        </w:drawing>
+      </w:r>
+    </w:p>
+    <w:p>
+      <w:r>
+        <w:rPr>
+          <w:rFonts w:hint="eastAsia"/>
+        </w:rPr>
+        <w:t>由上知，发送端</w:t>
+      </w:r>
+      <w:r>
+        <w:t>用</w:t>
+      </w:r>
+      <w:r>
+        <w:t>4/5</w:t>
+      </w:r>
+      <w:r>
+        <w:t>，接收端</w:t>
+      </w:r>
+      <w:r>
+        <w:t>5/6</w:t>
+      </w:r>
+      <w:r>
+        <w:rPr>
+          <w:rFonts w:hint="eastAsia"/>
+        </w:rPr>
+        <w:t>对应</w:t>
+      </w:r>
+      <w:r>
+        <w:t>实际的文件</w:t>
+      </w:r>
+      <w:r>
+        <w:rPr>
+          <w:rFonts w:hint="eastAsia"/>
+        </w:rPr>
+        <w:t>sen</w:t>
+      </w:r>
+      <w:r>
+        <w:t>d</w:t>
+      </w:r>
+      <w:r>
+        <w:rPr>
+          <w:rFonts w:hint="eastAsia"/>
+        </w:rPr>
+        <w:t>fd.c</w:t>
+      </w:r>
+      <w:r>
+        <w:t>/recvfd.c</w:t>
+      </w:r>
+    </w:p>
+    <w:p/>
+    <w:p/>
+    <w:p/>
+    <w:p/>
+    <w:p/>
+    <w:p>
+      <w:pPr>
+        <w:pStyle w:val="a6"/>
+        <w:numPr>
+          <w:ilvl w:val="0"/>
+          <w:numId w:val="2"/>
+        </w:numPr>
+        <w:shd w:val="clear" w:color="auto" w:fill="FFFFFF"/>
+        <w:spacing w:before="0" w:beforeAutospacing="0" w:after="0" w:afterAutospacing="0"/>
+        <w:ind w:left="0"/>
+        <w:rPr>
+          <w:rFonts w:ascii="Helvetica" w:hAnsi="Helvetica" w:cs="Helvetica"/>
+          <w:color w:val="353535"/>
+          <w:sz w:val="21"/>
+          <w:szCs w:val="21"/>
+        </w:rPr>
+      </w:pPr>
+      <w:r>
+        <w:rPr>
+          <w:rFonts w:ascii="Helvetica" w:hAnsi="Helvetica" w:cs="Helvetica"/>
+          <w:color w:val="353535"/>
+          <w:sz w:val="21"/>
+          <w:szCs w:val="21"/>
+        </w:rPr>
+        <w:t>5.2 memfd_create</w:t>
+      </w:r>
+      <w:r>
+        <w:rPr>
+          <w:rFonts w:ascii="Helvetica" w:hAnsi="Helvetica" w:cs="Helvetica"/>
+          <w:color w:val="353535"/>
+          <w:sz w:val="21"/>
+          <w:szCs w:val="21"/>
+        </w:rPr>
+        <w:t>与共享内存</w:t>
+      </w:r>
+    </w:p>
+    <w:p>
+      <w:pPr>
+        <w:pStyle w:val="a6"/>
+        <w:numPr>
+          <w:ilvl w:val="0"/>
+          <w:numId w:val="2"/>
+        </w:numPr>
+        <w:shd w:val="clear" w:color="auto" w:fill="FFFFFF"/>
+        <w:spacing w:before="0" w:beforeAutospacing="0" w:after="0" w:afterAutospacing="0"/>
+        <w:ind w:left="0"/>
+        <w:rPr>
+          <w:rFonts w:ascii="Helvetica" w:hAnsi="Helvetica" w:cs="Helvetica"/>
+          <w:color w:val="353535"/>
+          <w:sz w:val="21"/>
+          <w:szCs w:val="21"/>
+        </w:rPr>
+      </w:pPr>
+      <w:r>
+        <w:rPr>
+          <w:rFonts w:ascii="Helvetica" w:hAnsi="Helvetica" w:cs="Helvetica"/>
+          <w:color w:val="353535"/>
+          <w:sz w:val="21"/>
+          <w:szCs w:val="21"/>
+        </w:rPr>
+        <w:t>5.3 dma-buffer:Multimedia/Graphis</w:t>
+      </w:r>
+      <w:r>
+        <w:rPr>
+          <w:rFonts w:ascii="Helvetica" w:hAnsi="Helvetica" w:cs="Helvetica"/>
+          <w:color w:val="353535"/>
+          <w:sz w:val="21"/>
+          <w:szCs w:val="21"/>
+        </w:rPr>
+        <w:t>数据跨进程共享</w:t>
+      </w:r>
+    </w:p>
+    <w:p>
+      <w:pPr>
+        <w:pStyle w:val="a6"/>
+        <w:numPr>
+          <w:ilvl w:val="0"/>
+          <w:numId w:val="2"/>
+        </w:numPr>
+        <w:shd w:val="clear" w:color="auto" w:fill="FFFFFF"/>
+        <w:spacing w:before="0" w:beforeAutospacing="0" w:after="0" w:afterAutospacing="0"/>
+        <w:ind w:left="0"/>
+        <w:rPr>
+          <w:rFonts w:ascii="Helvetica" w:hAnsi="Helvetica" w:cs="Helvetica"/>
+          <w:color w:val="353535"/>
+          <w:sz w:val="21"/>
+          <w:szCs w:val="21"/>
+        </w:rPr>
+      </w:pPr>
+      <w:r>
+        <w:rPr>
+          <w:rFonts w:ascii="Helvetica" w:hAnsi="Helvetica" w:cs="Helvetica"/>
+          <w:color w:val="353535"/>
+          <w:sz w:val="21"/>
+          <w:szCs w:val="21"/>
+        </w:rPr>
+        <w:t>5.4 dma-buffer</w:t>
+      </w:r>
+      <w:r>
+        <w:rPr>
+          <w:rFonts w:ascii="Helvetica" w:hAnsi="Helvetica" w:cs="Helvetica"/>
+          <w:color w:val="353535"/>
+          <w:sz w:val="21"/>
+          <w:szCs w:val="21"/>
+        </w:rPr>
+        <w:t>跨进程共享</w:t>
+      </w:r>
+    </w:p>
+    <w:p>
+      <w:pPr>
+        <w:pStyle w:val="a6"/>
+        <w:numPr>
+          <w:ilvl w:val="0"/>
+          <w:numId w:val="2"/>
+        </w:numPr>
+        <w:shd w:val="clear" w:color="auto" w:fill="FFFFFF"/>
+        <w:spacing w:before="0" w:beforeAutospacing="0" w:after="0" w:afterAutospacing="0"/>
+        <w:ind w:left="0"/>
+        <w:rPr>
+          <w:rFonts w:ascii="Helvetica" w:hAnsi="Helvetica" w:cs="Helvetica"/>
+          <w:color w:val="353535"/>
+          <w:sz w:val="21"/>
+          <w:szCs w:val="21"/>
+        </w:rPr>
+      </w:pPr>
+      <w:r>
+        <w:rPr>
+          <w:rFonts w:ascii="Helvetica" w:hAnsi="Helvetica" w:cs="Helvetica"/>
+          <w:color w:val="353535"/>
+          <w:sz w:val="21"/>
+          <w:szCs w:val="21"/>
+        </w:rPr>
+        <w:t>5.5 dma-buffer</w:t>
+      </w:r>
+      <w:r>
+        <w:rPr>
+          <w:rFonts w:ascii="Helvetica" w:hAnsi="Helvetica" w:cs="Helvetica"/>
+          <w:color w:val="353535"/>
+          <w:sz w:val="21"/>
+          <w:szCs w:val="21"/>
+        </w:rPr>
+        <w:t>跨设备共享</w:t>
+      </w:r>
     </w:p>
     <w:p>
       <w:pPr>
@@ -12243,36 +13870,6 @@
           <w:szCs w:val="24"/>
         </w:rPr>
       </w:pPr>
-      <w:r>
-        <w:rPr>
-          <w:rFonts w:asciiTheme="minorEastAsia" w:hAnsiTheme="minorEastAsia" w:cs="Georgia"/>
-          <w:color w:val="A14DA4"/>
-          <w:kern w:val="0"/>
-          <w:sz w:val="24"/>
-          <w:szCs w:val="24"/>
-        </w:rPr>
-        <w:t>Day5</w:t>
-      </w:r>
-      <w:r>
-        <w:rPr>
-          <w:rFonts w:asciiTheme="minorEastAsia" w:hAnsiTheme="minorEastAsia" w:cs="Georgia"/>
-          <w:color w:val="A14DA4"/>
-          <w:kern w:val="0"/>
-          <w:sz w:val="24"/>
-          <w:szCs w:val="24"/>
-        </w:rPr>
-        <w:t xml:space="preserve"> </w:t>
-      </w:r>
-      <w:r>
-        <w:rPr>
-          <w:rFonts w:asciiTheme="minorEastAsia" w:hAnsiTheme="minorEastAsia" w:cs="瀹嬩綋" w:hint="eastAsia"/>
-          <w:color w:val="000000"/>
-          <w:kern w:val="0"/>
-          <w:sz w:val="24"/>
-          <w:szCs w:val="24"/>
-        </w:rPr>
-        <w:t>设计进程与进程之间的界限</w:t>
-      </w:r>
     </w:p>
     <w:sectPr>
       <w:pgSz w:w="11906" w:h="16838"/>
@@ -12325,6 +13922,155 @@
 <file path=word/numbering.xml><?xml version="1.0" encoding="utf-8"?>
 <w:numbering xmlns:wpc="http://schemas.microsoft.com/office/word/2010/wordprocessingCanvas" xmlns:mc="http://schemas.openxmlformats.org/markup-compatibility/2006" xmlns:o="urn:schemas-microsoft-com:office:office" xmlns:r="http://schemas.openxmlformats.org/officeDocument/2006/relationships" xmlns:m="http://schemas.openxmlformats.org/officeDocument/2006/math" xmlns:v="urn:schemas-microsoft-com:vml" xmlns:wp14="http://schemas.microsoft.com/office/word/2010/wordprocessingDrawing" xmlns:wp="http://schemas.openxmlformats.org/drawingml/2006/wordprocessingDrawing" xmlns:w10="urn:schemas-microsoft-com:office:word" xmlns:w="http://schemas.openxmlformats.org/wordprocessingml/2006/main" xmlns:w14="http://schemas.microsoft.com/office/word/2010/wordml" xmlns:w15="http://schemas.microsoft.com/office/word/2012/wordml" xmlns:wpg="http://schemas.microsoft.com/office/word/2010/wordprocessingGroup" xmlns:wpi="http://schemas.microsoft.com/office/word/2010/wordprocessingInk" xmlns:wne="http://schemas.microsoft.com/office/word/2006/wordml" xmlns:wps="http://schemas.microsoft.com/office/word/2010/wordprocessingShape" mc:Ignorable="w14 w15 wp14">
   <w:abstractNum w:abstractNumId="0" w15:restartNumberingAfterBreak="0">
+    <w:nsid w:val="45F20F33"/>
+    <w:multiLevelType w:val="multilevel"/>
+    <w:tmpl w:val="97D2BC5E"/>
+    <w:lvl w:ilvl="0">
+      <w:start w:val="1"/>
+      <w:numFmt w:val="bullet"/>
+      <w:lvlText w:val=""/>
+      <w:lvlJc w:val="left"/>
+      <w:pPr>
+        <w:tabs>
+          <w:tab w:val="num" w:pos="720"/>
+        </w:tabs>
+        <w:ind w:left="720" w:hanging="360"/>
+      </w:pPr>
+      <w:rPr>
+        <w:rFonts w:ascii="Symbol" w:hAnsi="Symbol" w:hint="default"/>
+        <w:sz w:val="20"/>
+      </w:rPr>
+    </w:lvl>
+    <w:lvl w:ilvl="1" w:tentative="1">
+      <w:start w:val="1"/>
+      <w:numFmt w:val="bullet"/>
+      <w:lvlText w:val=""/>
+      <w:lvlJc w:val="left"/>
+      <w:pPr>
+        <w:tabs>
+          <w:tab w:val="num" w:pos="1440"/>
+        </w:tabs>
+        <w:ind w:left="1440" w:hanging="360"/>
+      </w:pPr>
+      <w:rPr>
+        <w:rFonts w:ascii="Symbol" w:hAnsi="Symbol" w:hint="default"/>
+        <w:sz w:val="20"/>
+      </w:rPr>
+    </w:lvl>
+    <w:lvl w:ilvl="2" w:tentative="1">
+      <w:start w:val="1"/>
+      <w:numFmt w:val="bullet"/>
+      <w:lvlText w:val=""/>
+      <w:lvlJc w:val="left"/>
+      <w:pPr>
+        <w:tabs>
+          <w:tab w:val="num" w:pos="2160"/>
+        </w:tabs>
+        <w:ind w:left="2160" w:hanging="360"/>
+      </w:pPr>
+      <w:rPr>
+        <w:rFonts w:ascii="Symbol" w:hAnsi="Symbol" w:hint="default"/>
+        <w:sz w:val="20"/>
+      </w:rPr>
+    </w:lvl>
+    <w:lvl w:ilvl="3" w:tentative="1">
+      <w:start w:val="1"/>
+      <w:numFmt w:val="bullet"/>
+      <w:lvlText w:val=""/>
+      <w:lvlJc w:val="left"/>
+      <w:pPr>
+        <w:tabs>
+          <w:tab w:val="num" w:pos="2880"/>
+        </w:tabs>
+        <w:ind w:left="2880" w:hanging="360"/>
+      </w:pPr>
+      <w:rPr>
+        <w:rFonts w:ascii="Symbol" w:hAnsi="Symbol" w:hint="default"/>
+        <w:sz w:val="20"/>
+      </w:rPr>
+    </w:lvl>
+    <w:lvl w:ilvl="4" w:tentative="1">
+      <w:start w:val="1"/>
+      <w:numFmt w:val="bullet"/>
+      <w:lvlText w:val=""/>
+      <w:lvlJc w:val="left"/>
+      <w:pPr>
+        <w:tabs>
+          <w:tab w:val="num" w:pos="3600"/>
+        </w:tabs>
+        <w:ind w:left="3600" w:hanging="360"/>
+      </w:pPr>
+      <w:rPr>
+        <w:rFonts w:ascii="Symbol" w:hAnsi="Symbol" w:hint="default"/>
+        <w:sz w:val="20"/>
+      </w:rPr>
+    </w:lvl>
+    <w:lvl w:ilvl="5" w:tentative="1">
+      <w:start w:val="1"/>
+      <w:numFmt w:val="bullet"/>
+      <w:lvlText w:val=""/>
+      <w:lvlJc w:val="left"/>
+      <w:pPr>
+        <w:tabs>
+          <w:tab w:val="num" w:pos="4320"/>
+        </w:tabs>
+        <w:ind w:left="4320" w:hanging="360"/>
+      </w:pPr>
+      <w:rPr>
+        <w:rFonts w:ascii="Symbol" w:hAnsi="Symbol" w:hint="default"/>
+        <w:sz w:val="20"/>
+      </w:rPr>
+    </w:lvl>
+    <w:lvl w:ilvl="6" w:tentative="1">
+      <w:start w:val="1"/>
+      <w:numFmt w:val="bullet"/>
+      <w:lvlText w:val=""/>
+      <w:lvlJc w:val="left"/>
+      <w:pPr>
+        <w:tabs>
+          <w:tab w:val="num" w:pos="5040"/>
+        </w:tabs>
+        <w:ind w:left="5040" w:hanging="360"/>
+      </w:pPr>
+      <w:rPr>
+        <w:rFonts w:ascii="Symbol" w:hAnsi="Symbol" w:hint="default"/>
+        <w:sz w:val="20"/>
+      </w:rPr>
+    </w:lvl>
+    <w:lvl w:ilvl="7" w:tentative="1">
+      <w:start w:val="1"/>
+      <w:numFmt w:val="bullet"/>
+      <w:lvlText w:val=""/>
+      <w:lvlJc w:val="left"/>
+      <w:pPr>
+        <w:tabs>
+          <w:tab w:val="num" w:pos="5760"/>
+        </w:tabs>
+        <w:ind w:left="5760" w:hanging="360"/>
+      </w:pPr>
+      <w:rPr>
+        <w:rFonts w:ascii="Symbol" w:hAnsi="Symbol" w:hint="default"/>
+        <w:sz w:val="20"/>
+      </w:rPr>
+    </w:lvl>
+    <w:lvl w:ilvl="8" w:tentative="1">
+      <w:start w:val="1"/>
+      <w:numFmt w:val="bullet"/>
+      <w:lvlText w:val=""/>
+      <w:lvlJc w:val="left"/>
+      <w:pPr>
+        <w:tabs>
+          <w:tab w:val="num" w:pos="6480"/>
+        </w:tabs>
+        <w:ind w:left="6480" w:hanging="360"/>
+      </w:pPr>
+      <w:rPr>
+        <w:rFonts w:ascii="Symbol" w:hAnsi="Symbol" w:hint="default"/>
+        <w:sz w:val="20"/>
+      </w:rPr>
+    </w:lvl>
+  </w:abstractNum>
+  <w:abstractNum w:abstractNumId="1" w15:restartNumberingAfterBreak="0">
     <w:nsid w:val="67AC7A16"/>
     <w:multiLevelType w:val="hybridMultilevel"/>
     <w:tmpl w:val="BB2AF0EC"/>
@@ -12414,6 +14160,9 @@
     </w:lvl>
   </w:abstractNum>
   <w:num w:numId="1">
+    <w:abstractNumId w:val="1"/>
+  </w:num>
+  <w:num w:numId="2">
     <w:abstractNumId w:val="0"/>
   </w:num>
 </w:numbering>
@@ -13024,6 +14773,25 @@
       <w:szCs w:val="18"/>
     </w:rPr>
   </w:style>
+  <w:style w:type="paragraph" w:styleId="a6">
+    <w:name w:val="Normal (Web)"/>
+    <w:basedOn w:val="a"/>
+    <w:uiPriority w:val="99"/>
+    <w:semiHidden/>
+    <w:unhideWhenUsed/>
+    <w:rsid w:val="00777AB6"/>
+    <w:pPr>
+      <w:widowControl/>
+      <w:spacing w:before="100" w:beforeAutospacing="1" w:after="100" w:afterAutospacing="1"/>
+      <w:jc w:val="left"/>
+    </w:pPr>
+    <w:rPr>
+      <w:rFonts w:ascii="宋体" w:eastAsia="宋体" w:hAnsi="宋体" w:cs="宋体"/>
+      <w:kern w:val="0"/>
+      <w:sz w:val="24"/>
+      <w:szCs w:val="24"/>
+    </w:rPr>
+  </w:style>
 </w:styles>
 </file>
 
